--- a/public/договір_ФОП.docx
+++ b/public/договір_ФОП.docx
@@ -29,18 +29,32 @@
           <w:szCs w:val="28"/>
         </w:rPr>
       </w:r>
-    </w:p>
-    <w:p>
-      <w:pPr>
-        <w:pBdr/>
-        <w:spacing w:line="360" w:lineRule="auto"/>
-        <w:ind/>
+      <w:r>
         <w:rPr>
           <w:rFonts w:ascii="Times New Roman" w:hAnsi="Times New Roman" w:cs="Times New Roman"/>
           <w:sz w:val="28"/>
           <w:szCs w:val="28"/>
         </w:rPr>
-      </w:pPr>
+      </w:r>
+    </w:p>
+    <w:p>
+      <w:pPr>
+        <w:pBdr/>
+        <w:spacing w:line="360" w:lineRule="auto"/>
+        <w:ind/>
+        <w:rPr>
+          <w:rFonts w:ascii="Times New Roman" w:hAnsi="Times New Roman" w:cs="Times New Roman"/>
+          <w:sz w:val="28"/>
+          <w:szCs w:val="28"/>
+        </w:rPr>
+      </w:pPr>
+      <w:r>
+        <w:rPr>
+          <w:rFonts w:ascii="Times New Roman" w:hAnsi="Times New Roman" w:cs="Times New Roman"/>
+          <w:sz w:val="28"/>
+          <w:szCs w:val="28"/>
+        </w:rPr>
+      </w:r>
       <w:r>
         <w:rPr>
           <w:rFonts w:ascii="Times New Roman" w:hAnsi="Times New Roman" w:cs="Times New Roman"/>
@@ -132,6 +146,13 @@
           <w:szCs w:val="28"/>
         </w:rPr>
       </w:r>
+      <w:r>
+        <w:rPr>
+          <w:rFonts w:ascii="Times New Roman" w:hAnsi="Times New Roman" w:cs="Times New Roman"/>
+          <w:sz w:val="28"/>
+          <w:szCs w:val="28"/>
+        </w:rPr>
+      </w:r>
     </w:p>
     <w:p>
       <w:pPr>
@@ -145,6 +166,13 @@
           <w:szCs w:val="28"/>
         </w:rPr>
       </w:pPr>
+      <w:r>
+        <w:rPr>
+          <w:rFonts w:ascii="Times New Roman" w:hAnsi="Times New Roman" w:cs="Times New Roman"/>
+          <w:sz w:val="28"/>
+          <w:szCs w:val="28"/>
+        </w:rPr>
+      </w:r>
       <w:r>
         <w:rPr>
           <w:rFonts w:ascii="Times New Roman" w:hAnsi="Times New Roman" w:cs="Times New Roman"/>
@@ -395,6 +423,13 @@
           <w:szCs w:val="28"/>
         </w:rPr>
       </w:r>
+      <w:r>
+        <w:rPr>
+          <w:rFonts w:ascii="Times New Roman" w:hAnsi="Times New Roman" w:cs="Times New Roman"/>
+          <w:sz w:val="28"/>
+          <w:szCs w:val="28"/>
+        </w:rPr>
+      </w:r>
     </w:p>
     <w:p>
       <w:pPr>
@@ -423,6 +458,13 @@
           <w:szCs w:val="28"/>
         </w:rPr>
       </w:r>
+      <w:r>
+        <w:rPr>
+          <w:rFonts w:ascii="Times New Roman" w:hAnsi="Times New Roman" w:cs="Times New Roman"/>
+          <w:sz w:val="28"/>
+          <w:szCs w:val="28"/>
+        </w:rPr>
+      </w:r>
     </w:p>
     <w:p>
       <w:pPr>
@@ -443,6 +485,13 @@
           <w:szCs w:val="28"/>
         </w:rPr>
         <w:t xml:space="preserve"> 1.1. Виконавець зобов’язується надати Замовнику юридичні послуги, а Замовник зобов’язується прийняти їх та оплатити. </w:t>
+      </w:r>
+      <w:r>
+        <w:rPr>
+          <w:rFonts w:ascii="Times New Roman" w:hAnsi="Times New Roman" w:cs="Times New Roman"/>
+          <w:sz w:val="28"/>
+          <w:szCs w:val="28"/>
+        </w:rPr>
       </w:r>
       <w:r>
         <w:rPr>
@@ -504,6 +553,13 @@
           <w:szCs w:val="28"/>
         </w:rPr>
       </w:r>
+      <w:r>
+        <w:rPr>
+          <w:rFonts w:ascii="Times New Roman" w:hAnsi="Times New Roman" w:cs="Times New Roman"/>
+          <w:sz w:val="28"/>
+          <w:szCs w:val="28"/>
+        </w:rPr>
+      </w:r>
     </w:p>
     <w:p>
       <w:pPr>
@@ -532,6 +588,13 @@
           <w:szCs w:val="28"/>
         </w:rPr>
       </w:r>
+      <w:r>
+        <w:rPr>
+          <w:rFonts w:ascii="Times New Roman" w:hAnsi="Times New Roman" w:cs="Times New Roman"/>
+          <w:sz w:val="28"/>
+          <w:szCs w:val="28"/>
+        </w:rPr>
+      </w:r>
     </w:p>
     <w:p>
       <w:pPr>
@@ -560,6 +623,13 @@
           <w:szCs w:val="28"/>
         </w:rPr>
       </w:r>
+      <w:r>
+        <w:rPr>
+          <w:rFonts w:ascii="Times New Roman" w:hAnsi="Times New Roman" w:cs="Times New Roman"/>
+          <w:sz w:val="28"/>
+          <w:szCs w:val="28"/>
+        </w:rPr>
+      </w:r>
     </w:p>
     <w:p>
       <w:pPr>
@@ -588,6 +658,13 @@
           <w:szCs w:val="28"/>
         </w:rPr>
       </w:r>
+      <w:r>
+        <w:rPr>
+          <w:rFonts w:ascii="Times New Roman" w:hAnsi="Times New Roman" w:cs="Times New Roman"/>
+          <w:sz w:val="28"/>
+          <w:szCs w:val="28"/>
+        </w:rPr>
+      </w:r>
     </w:p>
     <w:p>
       <w:pPr>
@@ -616,6 +693,13 @@
           <w:szCs w:val="28"/>
         </w:rPr>
       </w:r>
+      <w:r>
+        <w:rPr>
+          <w:rFonts w:ascii="Times New Roman" w:hAnsi="Times New Roman" w:cs="Times New Roman"/>
+          <w:sz w:val="28"/>
+          <w:szCs w:val="28"/>
+        </w:rPr>
+      </w:r>
     </w:p>
     <w:p>
       <w:pPr>
@@ -636,6 +720,13 @@
           <w:szCs w:val="28"/>
         </w:rPr>
         <w:t xml:space="preserve">3.1.1. надавати послуги відповідно до наданої Замовником інформації та відповідно до умов цього Договору;</w:t>
+      </w:r>
+      <w:r>
+        <w:rPr>
+          <w:rFonts w:ascii="Times New Roman" w:hAnsi="Times New Roman" w:cs="Times New Roman"/>
+          <w:sz w:val="28"/>
+          <w:szCs w:val="28"/>
+        </w:rPr>
       </w:r>
       <w:r>
         <w:rPr>
@@ -680,6 +771,13 @@
           <w:szCs w:val="28"/>
         </w:rPr>
       </w:r>
+      <w:r>
+        <w:rPr>
+          <w:rFonts w:ascii="Times New Roman" w:hAnsi="Times New Roman" w:cs="Times New Roman"/>
+          <w:sz w:val="28"/>
+          <w:szCs w:val="28"/>
+        </w:rPr>
+      </w:r>
     </w:p>
     <w:p>
       <w:pPr>
@@ -708,6 +806,13 @@
           <w:szCs w:val="28"/>
         </w:rPr>
       </w:r>
+      <w:r>
+        <w:rPr>
+          <w:rFonts w:ascii="Times New Roman" w:hAnsi="Times New Roman" w:cs="Times New Roman"/>
+          <w:sz w:val="28"/>
+          <w:szCs w:val="28"/>
+        </w:rPr>
+      </w:r>
     </w:p>
     <w:p>
       <w:pPr>
@@ -736,6 +841,13 @@
           <w:szCs w:val="28"/>
         </w:rPr>
       </w:r>
+      <w:r>
+        <w:rPr>
+          <w:rFonts w:ascii="Times New Roman" w:hAnsi="Times New Roman" w:cs="Times New Roman"/>
+          <w:sz w:val="28"/>
+          <w:szCs w:val="28"/>
+        </w:rPr>
+      </w:r>
     </w:p>
     <w:p>
       <w:pPr>
@@ -756,6 +868,13 @@
           <w:szCs w:val="28"/>
         </w:rPr>
         <w:t xml:space="preserve">3.2.2. надавати Виконавцю вчасно та в повному обсязі достовірні дані, необхідні документи та роз’яснення, необхідні для надання Виконавцем послуг за цим Договором; </w:t>
+      </w:r>
+      <w:r>
+        <w:rPr>
+          <w:rFonts w:ascii="Times New Roman" w:hAnsi="Times New Roman" w:cs="Times New Roman"/>
+          <w:sz w:val="28"/>
+          <w:szCs w:val="28"/>
+        </w:rPr>
       </w:r>
       <w:r>
         <w:rPr>
@@ -800,6 +919,13 @@
           <w:szCs w:val="28"/>
         </w:rPr>
       </w:r>
+      <w:r>
+        <w:rPr>
+          <w:rFonts w:ascii="Times New Roman" w:hAnsi="Times New Roman" w:cs="Times New Roman"/>
+          <w:sz w:val="28"/>
+          <w:szCs w:val="28"/>
+        </w:rPr>
+      </w:r>
     </w:p>
     <w:p>
       <w:pPr>
@@ -828,6 +954,13 @@
           <w:szCs w:val="28"/>
         </w:rPr>
       </w:r>
+      <w:r>
+        <w:rPr>
+          <w:rFonts w:ascii="Times New Roman" w:hAnsi="Times New Roman" w:cs="Times New Roman"/>
+          <w:sz w:val="28"/>
+          <w:szCs w:val="28"/>
+        </w:rPr>
+      </w:r>
     </w:p>
     <w:p>
       <w:pPr>
@@ -855,7 +988,7 @@
           <w:sz w:val="28"/>
           <w:szCs w:val="28"/>
         </w:rPr>
-        <w:t xml:space="preserve">5500 </w:t>
+        <w:t xml:space="preserve">6000 </w:t>
       </w:r>
       <w:r>
         <w:rPr>
@@ -863,7 +996,7 @@
           <w:sz w:val="28"/>
           <w:szCs w:val="28"/>
         </w:rPr>
-        <w:t xml:space="preserve">гривень ( </w:t>
+        <w:t xml:space="preserve">гривень (</w:t>
       </w:r>
       <w:r>
         <w:rPr>
@@ -871,41 +1004,7 @@
           <w:sz w:val="28"/>
           <w:szCs w:val="28"/>
         </w:rPr>
-        <w:t xml:space="preserve">п</w:t>
-      </w:r>
-      <w:r>
-        <w:rPr>
-          <w:rFonts w:ascii="Times New Roman" w:hAnsi="Times New Roman" w:cs="Times New Roman"/>
-          <w:sz w:val="28"/>
-          <w:szCs w:val="28"/>
-          <w:lang w:val="ru-RU"/>
-        </w:rPr>
-        <w:t xml:space="preserve">`</w:t>
-      </w:r>
-      <w:r>
-        <w:rPr>
-          <w:rFonts w:ascii="Times New Roman" w:hAnsi="Times New Roman" w:cs="Times New Roman"/>
-          <w:sz w:val="28"/>
-          <w:szCs w:val="28"/>
-        </w:rPr>
-        <w:t xml:space="preserve">ять тисяч п</w:t>
-      </w:r>
-      <w:r>
-        <w:rPr>
-          <w:rFonts w:ascii="Times New Roman" w:hAnsi="Times New Roman" w:cs="Times New Roman"/>
-          <w:sz w:val="28"/>
-          <w:szCs w:val="28"/>
-          <w:lang w:val="ru-RU"/>
-        </w:rPr>
-        <w:t xml:space="preserve">`</w:t>
-      </w:r>
-      <w:r>
-        <w:rPr>
-          <w:rFonts w:ascii="Times New Roman" w:hAnsi="Times New Roman" w:cs="Times New Roman"/>
-          <w:sz w:val="28"/>
-          <w:szCs w:val="28"/>
-        </w:rPr>
-        <w:t xml:space="preserve">ятсот</w:t>
+        <w:t xml:space="preserve">шість тисяч</w:t>
       </w:r>
       <w:r>
         <w:rPr>
@@ -914,6 +1013,13 @@
           <w:szCs w:val="28"/>
         </w:rPr>
         <w:t xml:space="preserve"> гривень, 00 копійок). </w:t>
+      </w:r>
+      <w:r>
+        <w:rPr>
+          <w:rFonts w:ascii="Times New Roman" w:hAnsi="Times New Roman" w:cs="Times New Roman"/>
+          <w:sz w:val="28"/>
+          <w:szCs w:val="28"/>
+        </w:rPr>
       </w:r>
       <w:r>
         <w:rPr>
@@ -966,6 +1072,13 @@
           <w:szCs w:val="28"/>
         </w:rPr>
       </w:r>
+      <w:r>
+        <w:rPr>
+          <w:rFonts w:ascii="Times New Roman" w:hAnsi="Times New Roman" w:cs="Times New Roman"/>
+          <w:sz w:val="28"/>
+          <w:szCs w:val="28"/>
+        </w:rPr>
+      </w:r>
     </w:p>
     <w:p>
       <w:pPr>
@@ -994,6 +1107,13 @@
           <w:szCs w:val="28"/>
         </w:rPr>
       </w:r>
+      <w:r>
+        <w:rPr>
+          <w:rFonts w:ascii="Times New Roman" w:hAnsi="Times New Roman" w:cs="Times New Roman"/>
+          <w:sz w:val="28"/>
+          <w:szCs w:val="28"/>
+        </w:rPr>
+      </w:r>
     </w:p>
     <w:p>
       <w:pPr>
@@ -1014,6 +1134,13 @@
           <w:szCs w:val="28"/>
         </w:rPr>
         <w:t xml:space="preserve">5.1. Цей Договір набуває чинності з дня його підписання і діє до повного виконання Сторонами взятих на себе зобов’язань.</w:t>
+      </w:r>
+      <w:r>
+        <w:rPr>
+          <w:rFonts w:ascii="Times New Roman" w:hAnsi="Times New Roman" w:cs="Times New Roman"/>
+          <w:sz w:val="28"/>
+          <w:szCs w:val="28"/>
+        </w:rPr>
       </w:r>
       <w:r>
         <w:rPr>
@@ -1058,6 +1185,13 @@
           <w:szCs w:val="28"/>
         </w:rPr>
       </w:r>
+      <w:r>
+        <w:rPr>
+          <w:rFonts w:ascii="Times New Roman" w:hAnsi="Times New Roman" w:cs="Times New Roman"/>
+          <w:sz w:val="28"/>
+          <w:szCs w:val="28"/>
+        </w:rPr>
+      </w:r>
     </w:p>
     <w:p>
       <w:pPr>
@@ -1086,6 +1220,13 @@
           <w:szCs w:val="28"/>
         </w:rPr>
       </w:r>
+      <w:r>
+        <w:rPr>
+          <w:rFonts w:ascii="Times New Roman" w:hAnsi="Times New Roman" w:cs="Times New Roman"/>
+          <w:sz w:val="28"/>
+          <w:szCs w:val="28"/>
+        </w:rPr>
+      </w:r>
     </w:p>
     <w:p>
       <w:pPr>
@@ -1114,6 +1255,13 @@
           <w:szCs w:val="28"/>
         </w:rPr>
       </w:r>
+      <w:r>
+        <w:rPr>
+          <w:rFonts w:ascii="Times New Roman" w:hAnsi="Times New Roman" w:cs="Times New Roman"/>
+          <w:sz w:val="28"/>
+          <w:szCs w:val="28"/>
+        </w:rPr>
+      </w:r>
     </w:p>
     <w:p>
       <w:pPr>
@@ -1142,6 +1290,13 @@
           <w:szCs w:val="28"/>
         </w:rPr>
       </w:r>
+      <w:r>
+        <w:rPr>
+          <w:rFonts w:ascii="Times New Roman" w:hAnsi="Times New Roman" w:cs="Times New Roman"/>
+          <w:sz w:val="28"/>
+          <w:szCs w:val="28"/>
+        </w:rPr>
+      </w:r>
     </w:p>
     <w:p>
       <w:pPr>
@@ -1170,6 +1325,13 @@
           <w:szCs w:val="28"/>
         </w:rPr>
       </w:r>
+      <w:r>
+        <w:rPr>
+          <w:rFonts w:ascii="Times New Roman" w:hAnsi="Times New Roman" w:cs="Times New Roman"/>
+          <w:sz w:val="28"/>
+          <w:szCs w:val="28"/>
+        </w:rPr>
+      </w:r>
     </w:p>
     <w:p>
       <w:pPr>
@@ -1190,6 +1352,13 @@
           <w:szCs w:val="28"/>
         </w:rPr>
         <w:t xml:space="preserve">Стаття 7. РОЗВ’ЯЗАННЯ СУПЕРЕЧОК</w:t>
+      </w:r>
+      <w:r>
+        <w:rPr>
+          <w:rFonts w:ascii="Times New Roman" w:hAnsi="Times New Roman" w:cs="Times New Roman"/>
+          <w:sz w:val="28"/>
+          <w:szCs w:val="28"/>
+        </w:rPr>
       </w:r>
       <w:r>
         <w:rPr>
@@ -1242,6 +1411,13 @@
           <w:szCs w:val="28"/>
         </w:rPr>
       </w:r>
+      <w:r>
+        <w:rPr>
+          <w:rFonts w:ascii="Times New Roman" w:hAnsi="Times New Roman" w:cs="Times New Roman"/>
+          <w:sz w:val="28"/>
+          <w:szCs w:val="28"/>
+        </w:rPr>
+      </w:r>
     </w:p>
     <w:p>
       <w:pPr>
@@ -1270,6 +1446,13 @@
           <w:szCs w:val="28"/>
         </w:rPr>
       </w:r>
+      <w:r>
+        <w:rPr>
+          <w:rFonts w:ascii="Times New Roman" w:hAnsi="Times New Roman" w:cs="Times New Roman"/>
+          <w:sz w:val="28"/>
+          <w:szCs w:val="28"/>
+        </w:rPr>
+      </w:r>
     </w:p>
     <w:p>
       <w:pPr>
@@ -1298,6 +1481,13 @@
           <w:szCs w:val="28"/>
         </w:rPr>
       </w:r>
+      <w:r>
+        <w:rPr>
+          <w:rFonts w:ascii="Times New Roman" w:hAnsi="Times New Roman" w:cs="Times New Roman"/>
+          <w:sz w:val="28"/>
+          <w:szCs w:val="28"/>
+        </w:rPr>
+      </w:r>
     </w:p>
     <w:p>
       <w:pPr>
@@ -1318,6 +1508,13 @@
           <w:szCs w:val="28"/>
         </w:rPr>
         <w:t xml:space="preserve">8.1.У всіх випадках, що не передбачені Договором, Сторони керуються чинним законодавством України.</w:t>
+      </w:r>
+      <w:r>
+        <w:rPr>
+          <w:rFonts w:ascii="Times New Roman" w:hAnsi="Times New Roman" w:cs="Times New Roman"/>
+          <w:sz w:val="28"/>
+          <w:szCs w:val="28"/>
+        </w:rPr>
       </w:r>
       <w:r>
         <w:rPr>
@@ -1370,6 +1567,13 @@
           <w:szCs w:val="28"/>
         </w:rPr>
       </w:r>
+      <w:r>
+        <w:rPr>
+          <w:rFonts w:ascii="Times New Roman" w:hAnsi="Times New Roman" w:cs="Times New Roman"/>
+          <w:sz w:val="28"/>
+          <w:szCs w:val="28"/>
+        </w:rPr>
+      </w:r>
     </w:p>
     <w:p>
       <w:pPr>
@@ -1414,6 +1618,13 @@
           <w:szCs w:val="28"/>
         </w:rPr>
       </w:r>
+      <w:r>
+        <w:rPr>
+          <w:rFonts w:ascii="Times New Roman" w:hAnsi="Times New Roman" w:cs="Times New Roman"/>
+          <w:sz w:val="28"/>
+          <w:szCs w:val="28"/>
+        </w:rPr>
+      </w:r>
     </w:p>
     <w:p>
       <w:pPr>
@@ -1458,6 +1669,13 @@
           <w:szCs w:val="28"/>
         </w:rPr>
       </w:r>
+      <w:r>
+        <w:rPr>
+          <w:rFonts w:ascii="Times New Roman" w:hAnsi="Times New Roman" w:cs="Times New Roman"/>
+          <w:sz w:val="28"/>
+          <w:szCs w:val="28"/>
+        </w:rPr>
+      </w:r>
     </w:p>
     <w:p>
       <w:pPr>
@@ -1478,6 +1696,13 @@
           <w:szCs w:val="28"/>
         </w:rPr>
         <w:t xml:space="preserve">8.5. Договір складено у двох примірниках - по одному для кожної Сторони. Всі додатки до Договору, підписані Сторонами, є його невід'ємною частиною.</w:t>
+      </w:r>
+      <w:r>
+        <w:rPr>
+          <w:rFonts w:ascii="Times New Roman" w:hAnsi="Times New Roman" w:cs="Times New Roman"/>
+          <w:sz w:val="28"/>
+          <w:szCs w:val="28"/>
+        </w:rPr>
       </w:r>
       <w:r>
         <w:rPr>
@@ -1571,6 +1796,14 @@
                                 <w:lang w:val="ru-RU"/>
                               </w:rPr>
                             </w:r>
+                            <w:r>
+                              <w:rPr>
+                                <w:rFonts w:ascii="Times New Roman" w:hAnsi="Times New Roman" w:cs="Times New Roman"/>
+                                <w:sz w:val="28"/>
+                                <w:szCs w:val="28"/>
+                                <w:lang w:val="ru-RU"/>
+                              </w:rPr>
+                            </w:r>
                           </w:p>
                           <w:p>
                             <w:pPr>
@@ -1617,6 +1850,14 @@
                                 <w:szCs w:val="28"/>
                               </w:rPr>
                               <w:t xml:space="preserve">,</w:t>
+                            </w:r>
+                            <w:r>
+                              <w:rPr>
+                                <w:rFonts w:ascii="Times New Roman" w:hAnsi="Times New Roman" w:cs="Times New Roman"/>
+                                <w:sz w:val="28"/>
+                                <w:szCs w:val="28"/>
+                                <w:lang w:val="ru-RU"/>
+                              </w:rPr>
                             </w:r>
                             <w:r>
                               <w:rPr>
@@ -1680,6 +1921,14 @@
                                 <w:lang w:val="ru-RU"/>
                               </w:rPr>
                               <w:t xml:space="preserve"> ]]</w:t>
+                            </w:r>
+                            <w:r>
+                              <w:rPr>
+                                <w:rFonts w:ascii="Times New Roman" w:hAnsi="Times New Roman" w:cs="Times New Roman"/>
+                                <w:sz w:val="28"/>
+                                <w:szCs w:val="28"/>
+                                <w:lang w:val="ru-RU"/>
+                              </w:rPr>
                             </w:r>
                             <w:r>
                               <w:rPr>
@@ -1845,6 +2094,14 @@
                                 <w:lang w:val="ru-RU"/>
                               </w:rPr>
                             </w:r>
+                            <w:r>
+                              <w:rPr>
+                                <w:rFonts w:ascii="Times New Roman" w:hAnsi="Times New Roman" w:cs="Times New Roman"/>
+                                <w:sz w:val="28"/>
+                                <w:szCs w:val="28"/>
+                                <w:lang w:val="ru-RU"/>
+                              </w:rPr>
+                            </w:r>
                           </w:p>
                           <w:p>
                             <w:pPr>
@@ -1895,6 +2152,14 @@
                           <w:szCs w:val="28"/>
                         </w:rPr>
                         <w:t xml:space="preserve">ЗАМОВНИК</w:t>
+                      </w:r>
+                      <w:r>
+                        <w:rPr>
+                          <w:rFonts w:ascii="Times New Roman" w:hAnsi="Times New Roman" w:cs="Times New Roman"/>
+                          <w:sz w:val="28"/>
+                          <w:szCs w:val="28"/>
+                          <w:lang w:val="ru-RU"/>
+                        </w:rPr>
                       </w:r>
                       <w:r>
                         <w:rPr>
@@ -1959,6 +2224,14 @@
                           <w:lang w:val="ru-RU"/>
                         </w:rPr>
                       </w:r>
+                      <w:r>
+                        <w:rPr>
+                          <w:rFonts w:ascii="Times New Roman" w:hAnsi="Times New Roman" w:cs="Times New Roman"/>
+                          <w:sz w:val="28"/>
+                          <w:szCs w:val="28"/>
+                          <w:lang w:val="ru-RU"/>
+                        </w:rPr>
+                      </w:r>
                     </w:p>
                     <w:p>
                       <w:pPr>
@@ -2013,6 +2286,14 @@
                           <w:lang w:val="ru-RU"/>
                         </w:rPr>
                         <w:t xml:space="preserve"> ]]</w:t>
+                      </w:r>
+                      <w:r>
+                        <w:rPr>
+                          <w:rFonts w:ascii="Times New Roman" w:hAnsi="Times New Roman" w:cs="Times New Roman"/>
+                          <w:sz w:val="28"/>
+                          <w:szCs w:val="28"/>
+                          <w:lang w:val="ru-RU"/>
+                        </w:rPr>
                       </w:r>
                       <w:r>
                         <w:rPr>
@@ -2178,6 +2459,14 @@
                           <w:lang w:val="ru-RU"/>
                         </w:rPr>
                       </w:r>
+                      <w:r>
+                        <w:rPr>
+                          <w:rFonts w:ascii="Times New Roman" w:hAnsi="Times New Roman" w:cs="Times New Roman"/>
+                          <w:sz w:val="28"/>
+                          <w:szCs w:val="28"/>
+                          <w:lang w:val="ru-RU"/>
+                        </w:rPr>
+                      </w:r>
                     </w:p>
                     <w:p>
                       <w:pPr>
@@ -2268,6 +2557,14 @@
                                 <w:lang w:val="ru-RU"/>
                               </w:rPr>
                             </w:r>
+                            <w:r>
+                              <w:rPr>
+                                <w:rFonts w:ascii="Times New Roman" w:hAnsi="Times New Roman" w:cs="Times New Roman"/>
+                                <w:sz w:val="28"/>
+                                <w:szCs w:val="28"/>
+                                <w:lang w:val="ru-RU"/>
+                              </w:rPr>
+                            </w:r>
                           </w:p>
                           <w:p>
                             <w:pPr>
@@ -2314,6 +2611,14 @@
                                 <w:lang w:val="ru-RU"/>
                               </w:rPr>
                             </w:r>
+                            <w:r>
+                              <w:rPr>
+                                <w:rFonts w:ascii="Times New Roman" w:hAnsi="Times New Roman" w:cs="Times New Roman"/>
+                                <w:sz w:val="28"/>
+                                <w:szCs w:val="28"/>
+                                <w:lang w:val="ru-RU"/>
+                              </w:rPr>
+                            </w:r>
                           </w:p>
                           <w:p>
                             <w:pPr>
@@ -2333,6 +2638,13 @@
                                 <w:szCs w:val="28"/>
                               </w:rPr>
                               <w:t xml:space="preserve">адреса: Харківська область, </w:t>
+                            </w:r>
+                            <w:r>
+                              <w:rPr>
+                                <w:rFonts w:ascii="Times New Roman" w:hAnsi="Times New Roman" w:cs="Times New Roman"/>
+                                <w:sz w:val="28"/>
+                                <w:szCs w:val="28"/>
+                              </w:rPr>
                             </w:r>
                             <w:r>
                               <w:rPr>
@@ -2400,6 +2712,13 @@
                                 <w:szCs w:val="28"/>
                               </w:rPr>
                             </w:r>
+                            <w:r>
+                              <w:rPr>
+                                <w:rFonts w:ascii="Times New Roman" w:hAnsi="Times New Roman" w:cs="Times New Roman"/>
+                                <w:sz w:val="28"/>
+                                <w:szCs w:val="28"/>
+                              </w:rPr>
+                            </w:r>
                           </w:p>
                           <w:p>
                             <w:pPr>
@@ -2440,6 +2759,15 @@
                                 <w:lang w:val="ru-RU"/>
                               </w:rPr>
                             </w:r>
+                            <w:r>
+                              <w:rPr>
+                                <w:rFonts w:ascii="Times New Roman" w:hAnsi="Times New Roman" w:cs="Times New Roman"/>
+                                <w:color w:val="000000"/>
+                                <w:sz w:val="28"/>
+                                <w:szCs w:val="28"/>
+                                <w:lang w:val="ru-RU"/>
+                              </w:rPr>
+                            </w:r>
                           </w:p>
                           <w:p>
                             <w:pPr>
@@ -2470,6 +2798,14 @@
                                 <w:szCs w:val="28"/>
                               </w:rPr>
                             </w:r>
+                            <w:r>
+                              <w:rPr>
+                                <w:rFonts w:ascii="Times New Roman" w:hAnsi="Times New Roman" w:cs="Times New Roman"/>
+                                <w:color w:val="000000"/>
+                                <w:sz w:val="28"/>
+                                <w:szCs w:val="28"/>
+                              </w:rPr>
+                            </w:r>
                           </w:p>
                           <w:p>
                             <w:pPr>
@@ -2491,6 +2827,14 @@
                                 <w:szCs w:val="28"/>
                               </w:rPr>
                               <w:t xml:space="preserve">Банківські реквізити:</w:t>
+                            </w:r>
+                            <w:r>
+                              <w:rPr>
+                                <w:rFonts w:ascii="Times New Roman" w:hAnsi="Times New Roman" w:cs="Times New Roman"/>
+                                <w:color w:val="000000"/>
+                                <w:sz w:val="28"/>
+                                <w:szCs w:val="28"/>
+                              </w:rPr>
                             </w:r>
                             <w:r>
                               <w:rPr>
@@ -2550,6 +2894,14 @@
                                 <w:lang w:val="ru-RU"/>
                               </w:rPr>
                               <w:t xml:space="preserve">”</w:t>
+                            </w:r>
+                            <w:r>
+                              <w:rPr>
+                                <w:rFonts w:ascii="Times New Roman" w:hAnsi="Times New Roman" w:cs="Times New Roman"/>
+                                <w:color w:val="000000"/>
+                                <w:sz w:val="28"/>
+                                <w:szCs w:val="28"/>
+                              </w:rPr>
                             </w:r>
                             <w:r>
                               <w:rPr>
@@ -2636,6 +2988,15 @@
                                 <w:lang w:val="ru-RU"/>
                               </w:rPr>
                             </w:r>
+                            <w:r>
+                              <w:rPr>
+                                <w:rFonts w:ascii="Helvetica Neue" w:hAnsi="Helvetica Neue" w:cs="Helvetica Neue"/>
+                                <w:color w:val="000000"/>
+                                <w:sz w:val="32"/>
+                                <w:szCs w:val="32"/>
+                                <w:lang w:val="ru-RU"/>
+                              </w:rPr>
+                            </w:r>
                           </w:p>
                           <w:p>
                             <w:pPr>
@@ -2649,6 +3010,14 @@
                                 <w:lang w:val="ru-RU"/>
                               </w:rPr>
                             </w:pPr>
+                            <w:r>
+                              <w:rPr>
+                                <w:rFonts w:ascii="Times New Roman" w:hAnsi="Times New Roman" w:cs="Times New Roman"/>
+                                <w:sz w:val="28"/>
+                                <w:szCs w:val="28"/>
+                                <w:lang w:val="ru-RU"/>
+                              </w:rPr>
+                            </w:r>
                             <w:r>
                               <w:rPr>
                                 <w:rFonts w:ascii="Times New Roman" w:hAnsi="Times New Roman" w:cs="Times New Roman"/>
@@ -2714,6 +3083,14 @@
                           <w:lang w:val="ru-RU"/>
                         </w:rPr>
                       </w:r>
+                      <w:r>
+                        <w:rPr>
+                          <w:rFonts w:ascii="Times New Roman" w:hAnsi="Times New Roman" w:cs="Times New Roman"/>
+                          <w:sz w:val="28"/>
+                          <w:szCs w:val="28"/>
+                          <w:lang w:val="ru-RU"/>
+                        </w:rPr>
+                      </w:r>
                     </w:p>
                     <w:p>
                       <w:pPr>
@@ -2760,6 +3137,14 @@
                           <w:lang w:val="ru-RU"/>
                         </w:rPr>
                       </w:r>
+                      <w:r>
+                        <w:rPr>
+                          <w:rFonts w:ascii="Times New Roman" w:hAnsi="Times New Roman" w:cs="Times New Roman"/>
+                          <w:sz w:val="28"/>
+                          <w:szCs w:val="28"/>
+                          <w:lang w:val="ru-RU"/>
+                        </w:rPr>
+                      </w:r>
                     </w:p>
                     <w:p>
                       <w:pPr>
@@ -2779,6 +3164,13 @@
                           <w:szCs w:val="28"/>
                         </w:rPr>
                         <w:t xml:space="preserve">адреса: Харківська область, </w:t>
+                      </w:r>
+                      <w:r>
+                        <w:rPr>
+                          <w:rFonts w:ascii="Times New Roman" w:hAnsi="Times New Roman" w:cs="Times New Roman"/>
+                          <w:sz w:val="28"/>
+                          <w:szCs w:val="28"/>
+                        </w:rPr>
                       </w:r>
                       <w:r>
                         <w:rPr>
@@ -2846,6 +3238,13 @@
                           <w:szCs w:val="28"/>
                         </w:rPr>
                       </w:r>
+                      <w:r>
+                        <w:rPr>
+                          <w:rFonts w:ascii="Times New Roman" w:hAnsi="Times New Roman" w:cs="Times New Roman"/>
+                          <w:sz w:val="28"/>
+                          <w:szCs w:val="28"/>
+                        </w:rPr>
+                      </w:r>
                     </w:p>
                     <w:p>
                       <w:pPr>
@@ -2886,6 +3285,15 @@
                           <w:lang w:val="ru-RU"/>
                         </w:rPr>
                       </w:r>
+                      <w:r>
+                        <w:rPr>
+                          <w:rFonts w:ascii="Times New Roman" w:hAnsi="Times New Roman" w:cs="Times New Roman"/>
+                          <w:color w:val="000000"/>
+                          <w:sz w:val="28"/>
+                          <w:szCs w:val="28"/>
+                          <w:lang w:val="ru-RU"/>
+                        </w:rPr>
+                      </w:r>
                     </w:p>
                     <w:p>
                       <w:pPr>
@@ -2916,6 +3324,14 @@
                           <w:szCs w:val="28"/>
                         </w:rPr>
                       </w:r>
+                      <w:r>
+                        <w:rPr>
+                          <w:rFonts w:ascii="Times New Roman" w:hAnsi="Times New Roman" w:cs="Times New Roman"/>
+                          <w:color w:val="000000"/>
+                          <w:sz w:val="28"/>
+                          <w:szCs w:val="28"/>
+                        </w:rPr>
+                      </w:r>
                     </w:p>
                     <w:p>
                       <w:pPr>
@@ -2937,6 +3353,14 @@
                           <w:szCs w:val="28"/>
                         </w:rPr>
                         <w:t xml:space="preserve">Банківські реквізити:</w:t>
+                      </w:r>
+                      <w:r>
+                        <w:rPr>
+                          <w:rFonts w:ascii="Times New Roman" w:hAnsi="Times New Roman" w:cs="Times New Roman"/>
+                          <w:color w:val="000000"/>
+                          <w:sz w:val="28"/>
+                          <w:szCs w:val="28"/>
+                        </w:rPr>
                       </w:r>
                       <w:r>
                         <w:rPr>
@@ -2996,6 +3420,14 @@
                           <w:lang w:val="ru-RU"/>
                         </w:rPr>
                         <w:t xml:space="preserve">”</w:t>
+                      </w:r>
+                      <w:r>
+                        <w:rPr>
+                          <w:rFonts w:ascii="Times New Roman" w:hAnsi="Times New Roman" w:cs="Times New Roman"/>
+                          <w:color w:val="000000"/>
+                          <w:sz w:val="28"/>
+                          <w:szCs w:val="28"/>
+                        </w:rPr>
                       </w:r>
                       <w:r>
                         <w:rPr>
@@ -3082,6 +3514,15 @@
                           <w:lang w:val="ru-RU"/>
                         </w:rPr>
                       </w:r>
+                      <w:r>
+                        <w:rPr>
+                          <w:rFonts w:ascii="Helvetica Neue" w:hAnsi="Helvetica Neue" w:cs="Helvetica Neue"/>
+                          <w:color w:val="000000"/>
+                          <w:sz w:val="32"/>
+                          <w:szCs w:val="32"/>
+                          <w:lang w:val="ru-RU"/>
+                        </w:rPr>
+                      </w:r>
                     </w:p>
                     <w:p>
                       <w:pPr>
@@ -3095,6 +3536,14 @@
                           <w:lang w:val="ru-RU"/>
                         </w:rPr>
                       </w:pPr>
+                      <w:r>
+                        <w:rPr>
+                          <w:rFonts w:ascii="Times New Roman" w:hAnsi="Times New Roman" w:cs="Times New Roman"/>
+                          <w:sz w:val="28"/>
+                          <w:szCs w:val="28"/>
+                          <w:lang w:val="ru-RU"/>
+                        </w:rPr>
+                      </w:r>
                       <w:r>
                         <w:rPr>
                           <w:rFonts w:ascii="Times New Roman" w:hAnsi="Times New Roman" w:cs="Times New Roman"/>
@@ -3134,6 +3583,13 @@
           <w:szCs w:val="28"/>
         </w:rPr>
       </w:r>
+      <w:r>
+        <w:rPr>
+          <w:rFonts w:ascii="Times New Roman" w:hAnsi="Times New Roman" w:cs="Times New Roman"/>
+          <w:sz w:val="28"/>
+          <w:szCs w:val="28"/>
+        </w:rPr>
+      </w:r>
     </w:p>
     <w:p>
       <w:pPr>
@@ -3179,7 +3635,6 @@
         <w:ind/>
         <w:rPr/>
       </w:pPr>
-      <w:r/>
       <w:r>
         <w:separator/>
       </w:r>
@@ -3194,7 +3649,6 @@
         <w:ind/>
         <w:rPr/>
       </w:pPr>
-      <w:r/>
       <w:r>
         <w:continuationSeparator/>
       </w:r>
@@ -3214,7 +3668,6 @@
         <w:ind/>
         <w:rPr/>
       </w:pPr>
-      <w:r/>
       <w:r>
         <w:separator/>
       </w:r>
@@ -3229,7 +3682,6 @@
         <w:ind/>
         <w:rPr/>
       </w:pPr>
-      <w:r/>
       <w:r>
         <w:continuationSeparator/>
       </w:r>
@@ -3398,9 +3850,9 @@
     <w:lsdException w:name="Bibliography" w:uiPriority="37"/>
     <w:lsdException w:name="TOC Heading" w:uiPriority="39" w:qFormat="1"/>
   </w:latentStyles>
-  <w:style w:type="table" w:styleId="11">
+  <w:style w:type="table" w:styleId="701">
     <w:name w:val="Table Grid"/>
-    <w:basedOn w:val="675"/>
+    <w:basedOn w:val="869"/>
     <w:uiPriority w:val="59"/>
     <w:pPr>
       <w:pBdr/>
@@ -3597,9 +4049,9 @@
       </w:tcPr>
     </w:tblStylePr>
   </w:style>
-  <w:style w:type="table" w:styleId="12">
+  <w:style w:type="table" w:styleId="702">
     <w:name w:val="Table Grid Light"/>
-    <w:basedOn w:val="675"/>
+    <w:basedOn w:val="869"/>
     <w:uiPriority w:val="59"/>
     <w:pPr>
       <w:pBdr/>
@@ -3796,9 +4248,9 @@
       </w:tcPr>
     </w:tblStylePr>
   </w:style>
-  <w:style w:type="table" w:styleId="13">
+  <w:style w:type="table" w:styleId="703">
     <w:name w:val="Plain Table 1"/>
-    <w:basedOn w:val="675"/>
+    <w:basedOn w:val="869"/>
     <w:uiPriority w:val="59"/>
     <w:pPr>
       <w:pBdr/>
@@ -4021,9 +4473,9 @@
       </w:tcPr>
     </w:tblStylePr>
   </w:style>
-  <w:style w:type="table" w:styleId="14">
+  <w:style w:type="table" w:styleId="704">
     <w:name w:val="Plain Table 2"/>
-    <w:basedOn w:val="675"/>
+    <w:basedOn w:val="869"/>
     <w:uiPriority w:val="59"/>
     <w:pPr>
       <w:pBdr/>
@@ -4254,9 +4706,9 @@
       </w:tcPr>
     </w:tblStylePr>
   </w:style>
-  <w:style w:type="table" w:styleId="15">
+  <w:style w:type="table" w:styleId="705">
     <w:name w:val="Plain Table 3"/>
-    <w:basedOn w:val="675"/>
+    <w:basedOn w:val="869"/>
     <w:uiPriority w:val="99"/>
     <w:pPr>
       <w:pBdr/>
@@ -4484,9 +4936,9 @@
       </w:tcPr>
     </w:tblStylePr>
   </w:style>
-  <w:style w:type="table" w:styleId="16">
+  <w:style w:type="table" w:styleId="706">
     <w:name w:val="Plain Table 4"/>
-    <w:basedOn w:val="675"/>
+    <w:basedOn w:val="869"/>
     <w:uiPriority w:val="99"/>
     <w:pPr>
       <w:pBdr/>
@@ -4700,9 +5152,9 @@
       </w:tcPr>
     </w:tblStylePr>
   </w:style>
-  <w:style w:type="table" w:styleId="17">
+  <w:style w:type="table" w:styleId="707">
     <w:name w:val="Plain Table 5"/>
-    <w:basedOn w:val="675"/>
+    <w:basedOn w:val="869"/>
     <w:uiPriority w:val="99"/>
     <w:pPr>
       <w:pBdr/>
@@ -4933,9 +5385,9 @@
       </w:tcPr>
     </w:tblStylePr>
   </w:style>
-  <w:style w:type="table" w:styleId="18">
+  <w:style w:type="table" w:styleId="708">
     <w:name w:val="Grid Table 1 Light"/>
-    <w:basedOn w:val="675"/>
+    <w:basedOn w:val="869"/>
     <w:uiPriority w:val="99"/>
     <w:pPr>
       <w:pBdr/>
@@ -5156,9 +5608,9 @@
       </w:tcPr>
     </w:tblStylePr>
   </w:style>
-  <w:style w:type="table" w:styleId="19">
+  <w:style w:type="table" w:styleId="709">
     <w:name w:val="Grid Table 1 Light - Accent 1"/>
-    <w:basedOn w:val="675"/>
+    <w:basedOn w:val="869"/>
     <w:uiPriority w:val="99"/>
     <w:pPr>
       <w:pBdr/>
@@ -5379,9 +5831,9 @@
       </w:tcPr>
     </w:tblStylePr>
   </w:style>
-  <w:style w:type="table" w:styleId="20">
+  <w:style w:type="table" w:styleId="710">
     <w:name w:val="Grid Table 1 Light - Accent 2"/>
-    <w:basedOn w:val="675"/>
+    <w:basedOn w:val="869"/>
     <w:uiPriority w:val="99"/>
     <w:pPr>
       <w:pBdr/>
@@ -5602,9 +6054,9 @@
       </w:tcPr>
     </w:tblStylePr>
   </w:style>
-  <w:style w:type="table" w:styleId="21">
+  <w:style w:type="table" w:styleId="711">
     <w:name w:val="Grid Table 1 Light - Accent 3"/>
-    <w:basedOn w:val="675"/>
+    <w:basedOn w:val="869"/>
     <w:uiPriority w:val="99"/>
     <w:pPr>
       <w:pBdr/>
@@ -5825,9 +6277,9 @@
       </w:tcPr>
     </w:tblStylePr>
   </w:style>
-  <w:style w:type="table" w:styleId="22">
+  <w:style w:type="table" w:styleId="712">
     <w:name w:val="Grid Table 1 Light - Accent 4"/>
-    <w:basedOn w:val="675"/>
+    <w:basedOn w:val="869"/>
     <w:uiPriority w:val="99"/>
     <w:pPr>
       <w:pBdr/>
@@ -6048,9 +6500,9 @@
       </w:tcPr>
     </w:tblStylePr>
   </w:style>
-  <w:style w:type="table" w:styleId="23">
+  <w:style w:type="table" w:styleId="713">
     <w:name w:val="Grid Table 1 Light - Accent 5"/>
-    <w:basedOn w:val="675"/>
+    <w:basedOn w:val="869"/>
     <w:uiPriority w:val="99"/>
     <w:pPr>
       <w:pBdr/>
@@ -6271,9 +6723,9 @@
       </w:tcPr>
     </w:tblStylePr>
   </w:style>
-  <w:style w:type="table" w:styleId="24">
+  <w:style w:type="table" w:styleId="714">
     <w:name w:val="Grid Table 1 Light - Accent 6"/>
-    <w:basedOn w:val="675"/>
+    <w:basedOn w:val="869"/>
     <w:uiPriority w:val="99"/>
     <w:pPr>
       <w:pBdr/>
@@ -6494,9 +6946,9 @@
       </w:tcPr>
     </w:tblStylePr>
   </w:style>
-  <w:style w:type="table" w:styleId="25">
+  <w:style w:type="table" w:styleId="715">
     <w:name w:val="Grid Table 2"/>
-    <w:basedOn w:val="675"/>
+    <w:basedOn w:val="869"/>
     <w:uiPriority w:val="99"/>
     <w:pPr>
       <w:pBdr/>
@@ -6726,9 +7178,9 @@
       </w:tcPr>
     </w:tblStylePr>
   </w:style>
-  <w:style w:type="table" w:styleId="26">
+  <w:style w:type="table" w:styleId="716">
     <w:name w:val="Grid Table 2 - Accent 1"/>
-    <w:basedOn w:val="675"/>
+    <w:basedOn w:val="869"/>
     <w:uiPriority w:val="99"/>
     <w:pPr>
       <w:pBdr/>
@@ -6958,9 +7410,9 @@
       </w:tcPr>
     </w:tblStylePr>
   </w:style>
-  <w:style w:type="table" w:styleId="27">
+  <w:style w:type="table" w:styleId="717">
     <w:name w:val="Grid Table 2 - Accent 2"/>
-    <w:basedOn w:val="675"/>
+    <w:basedOn w:val="869"/>
     <w:uiPriority w:val="99"/>
     <w:pPr>
       <w:pBdr/>
@@ -7190,9 +7642,9 @@
       </w:tcPr>
     </w:tblStylePr>
   </w:style>
-  <w:style w:type="table" w:styleId="28">
+  <w:style w:type="table" w:styleId="718">
     <w:name w:val="Grid Table 2 - Accent 3"/>
-    <w:basedOn w:val="675"/>
+    <w:basedOn w:val="869"/>
     <w:uiPriority w:val="99"/>
     <w:pPr>
       <w:pBdr/>
@@ -7422,9 +7874,9 @@
       </w:tcPr>
     </w:tblStylePr>
   </w:style>
-  <w:style w:type="table" w:styleId="29">
+  <w:style w:type="table" w:styleId="719">
     <w:name w:val="Grid Table 2 - Accent 4"/>
-    <w:basedOn w:val="675"/>
+    <w:basedOn w:val="869"/>
     <w:uiPriority w:val="99"/>
     <w:pPr>
       <w:pBdr/>
@@ -7654,9 +8106,9 @@
       </w:tcPr>
     </w:tblStylePr>
   </w:style>
-  <w:style w:type="table" w:styleId="30">
+  <w:style w:type="table" w:styleId="720">
     <w:name w:val="Grid Table 2 - Accent 5"/>
-    <w:basedOn w:val="675"/>
+    <w:basedOn w:val="869"/>
     <w:uiPriority w:val="99"/>
     <w:pPr>
       <w:pBdr/>
@@ -7886,9 +8338,9 @@
       </w:tcPr>
     </w:tblStylePr>
   </w:style>
-  <w:style w:type="table" w:styleId="31">
+  <w:style w:type="table" w:styleId="721">
     <w:name w:val="Grid Table 2 - Accent 6"/>
-    <w:basedOn w:val="675"/>
+    <w:basedOn w:val="869"/>
     <w:uiPriority w:val="99"/>
     <w:pPr>
       <w:pBdr/>
@@ -8118,9 +8570,9 @@
       </w:tcPr>
     </w:tblStylePr>
   </w:style>
-  <w:style w:type="table" w:styleId="32">
+  <w:style w:type="table" w:styleId="722">
     <w:name w:val="Grid Table 3"/>
-    <w:basedOn w:val="675"/>
+    <w:basedOn w:val="869"/>
     <w:uiPriority w:val="99"/>
     <w:pPr>
       <w:pBdr/>
@@ -8219,29 +8671,6 @@
         <w:tblBorders/>
       </w:tblPr>
       <w:tcPr>
-        <w:shd w:color="ffffff"/>
-        <w:tcBorders>
-          <w:top w:val="none" w:color="000000" w:sz="4" w:space="0"/>
-          <w:left w:val="none" w:color="000000" w:sz="4" w:space="0"/>
-          <w:bottom w:val="none" w:color="000000" w:sz="4" w:space="0"/>
-          <w:right w:val="none" w:color="000000" w:sz="4" w:space="0"/>
-        </w:tcBorders>
-      </w:tcPr>
-    </w:tblStylePr>
-    <w:tblStylePr w:type="firstRow">
-      <w:rPr>
-        <w:b/>
-        <w:color w:val="404040"/>
-      </w:rPr>
-      <w:pPr>
-        <w:pBdr/>
-        <w:spacing/>
-        <w:ind/>
-      </w:pPr>
-      <w:tblPr>
-        <w:tblBorders/>
-      </w:tblPr>
-      <w:tcPr>
         <w:shd w:val="clear" w:color="ffffff"/>
         <w:tcBorders>
           <w:top w:val="none" w:color="000000" w:sz="4" w:space="0"/>
@@ -8251,30 +8680,7 @@
         </w:tcBorders>
       </w:tcPr>
     </w:tblStylePr>
-    <w:tblStylePr w:type="lastCol">
-      <w:rPr>
-        <w:i/>
-        <w:color w:val="404040"/>
-      </w:rPr>
-      <w:pPr>
-        <w:pBdr/>
-        <w:spacing/>
-        <w:ind/>
-      </w:pPr>
-      <w:tblPr>
-        <w:tblBorders/>
-      </w:tblPr>
-      <w:tcPr>
-        <w:shd w:color="ffffff"/>
-        <w:tcBorders>
-          <w:top w:val="none" w:color="000000" w:sz="4" w:space="0"/>
-          <w:left w:val="none" w:color="000000" w:sz="4" w:space="0"/>
-          <w:bottom w:val="none" w:color="000000" w:sz="4" w:space="0"/>
-          <w:right w:val="none" w:color="000000" w:sz="4" w:space="0"/>
-        </w:tcBorders>
-      </w:tcPr>
-    </w:tblStylePr>
-    <w:tblStylePr w:type="lastRow">
+    <w:tblStylePr w:type="firstRow">
       <w:rPr>
         <w:b/>
         <w:color w:val="404040"/>
@@ -8297,6 +8703,52 @@
         </w:tcBorders>
       </w:tcPr>
     </w:tblStylePr>
+    <w:tblStylePr w:type="lastCol">
+      <w:rPr>
+        <w:i/>
+        <w:color w:val="404040"/>
+      </w:rPr>
+      <w:pPr>
+        <w:pBdr/>
+        <w:spacing/>
+        <w:ind/>
+      </w:pPr>
+      <w:tblPr>
+        <w:tblBorders/>
+      </w:tblPr>
+      <w:tcPr>
+        <w:shd w:val="clear" w:color="ffffff"/>
+        <w:tcBorders>
+          <w:top w:val="none" w:color="000000" w:sz="4" w:space="0"/>
+          <w:left w:val="none" w:color="000000" w:sz="4" w:space="0"/>
+          <w:bottom w:val="none" w:color="000000" w:sz="4" w:space="0"/>
+          <w:right w:val="none" w:color="000000" w:sz="4" w:space="0"/>
+        </w:tcBorders>
+      </w:tcPr>
+    </w:tblStylePr>
+    <w:tblStylePr w:type="lastRow">
+      <w:rPr>
+        <w:b/>
+        <w:color w:val="404040"/>
+      </w:rPr>
+      <w:pPr>
+        <w:pBdr/>
+        <w:spacing/>
+        <w:ind/>
+      </w:pPr>
+      <w:tblPr>
+        <w:tblBorders/>
+      </w:tblPr>
+      <w:tcPr>
+        <w:shd w:val="clear" w:color="ffffff"/>
+        <w:tcBorders>
+          <w:top w:val="none" w:color="000000" w:sz="4" w:space="0"/>
+          <w:left w:val="none" w:color="000000" w:sz="4" w:space="0"/>
+          <w:bottom w:val="none" w:color="000000" w:sz="4" w:space="0"/>
+          <w:right w:val="none" w:color="000000" w:sz="4" w:space="0"/>
+        </w:tcBorders>
+      </w:tcPr>
+    </w:tblStylePr>
     <w:tblStylePr w:type="nwCell">
       <w:pPr>
         <w:pBdr/>
@@ -8363,9 +8815,9 @@
       </w:tcPr>
     </w:tblStylePr>
   </w:style>
-  <w:style w:type="table" w:styleId="33">
+  <w:style w:type="table" w:styleId="723">
     <w:name w:val="Grid Table 3 - Accent 1"/>
-    <w:basedOn w:val="675"/>
+    <w:basedOn w:val="869"/>
     <w:uiPriority w:val="99"/>
     <w:pPr>
       <w:pBdr/>
@@ -8464,29 +8916,6 @@
         <w:tblBorders/>
       </w:tblPr>
       <w:tcPr>
-        <w:shd w:color="ffffff"/>
-        <w:tcBorders>
-          <w:top w:val="none" w:color="000000" w:sz="4" w:space="0"/>
-          <w:left w:val="none" w:color="000000" w:sz="4" w:space="0"/>
-          <w:bottom w:val="none" w:color="000000" w:sz="4" w:space="0"/>
-          <w:right w:val="none" w:color="000000" w:sz="4" w:space="0"/>
-        </w:tcBorders>
-      </w:tcPr>
-    </w:tblStylePr>
-    <w:tblStylePr w:type="firstRow">
-      <w:rPr>
-        <w:b/>
-        <w:color w:val="404040"/>
-      </w:rPr>
-      <w:pPr>
-        <w:pBdr/>
-        <w:spacing/>
-        <w:ind/>
-      </w:pPr>
-      <w:tblPr>
-        <w:tblBorders/>
-      </w:tblPr>
-      <w:tcPr>
         <w:shd w:val="clear" w:color="ffffff"/>
         <w:tcBorders>
           <w:top w:val="none" w:color="000000" w:sz="4" w:space="0"/>
@@ -8496,30 +8925,7 @@
         </w:tcBorders>
       </w:tcPr>
     </w:tblStylePr>
-    <w:tblStylePr w:type="lastCol">
-      <w:rPr>
-        <w:i/>
-        <w:color w:val="404040"/>
-      </w:rPr>
-      <w:pPr>
-        <w:pBdr/>
-        <w:spacing/>
-        <w:ind/>
-      </w:pPr>
-      <w:tblPr>
-        <w:tblBorders/>
-      </w:tblPr>
-      <w:tcPr>
-        <w:shd w:color="ffffff"/>
-        <w:tcBorders>
-          <w:top w:val="none" w:color="000000" w:sz="4" w:space="0"/>
-          <w:left w:val="none" w:color="000000" w:sz="4" w:space="0"/>
-          <w:bottom w:val="none" w:color="000000" w:sz="4" w:space="0"/>
-          <w:right w:val="none" w:color="000000" w:sz="4" w:space="0"/>
-        </w:tcBorders>
-      </w:tcPr>
-    </w:tblStylePr>
-    <w:tblStylePr w:type="lastRow">
+    <w:tblStylePr w:type="firstRow">
       <w:rPr>
         <w:b/>
         <w:color w:val="404040"/>
@@ -8542,6 +8948,52 @@
         </w:tcBorders>
       </w:tcPr>
     </w:tblStylePr>
+    <w:tblStylePr w:type="lastCol">
+      <w:rPr>
+        <w:i/>
+        <w:color w:val="404040"/>
+      </w:rPr>
+      <w:pPr>
+        <w:pBdr/>
+        <w:spacing/>
+        <w:ind/>
+      </w:pPr>
+      <w:tblPr>
+        <w:tblBorders/>
+      </w:tblPr>
+      <w:tcPr>
+        <w:shd w:val="clear" w:color="ffffff"/>
+        <w:tcBorders>
+          <w:top w:val="none" w:color="000000" w:sz="4" w:space="0"/>
+          <w:left w:val="none" w:color="000000" w:sz="4" w:space="0"/>
+          <w:bottom w:val="none" w:color="000000" w:sz="4" w:space="0"/>
+          <w:right w:val="none" w:color="000000" w:sz="4" w:space="0"/>
+        </w:tcBorders>
+      </w:tcPr>
+    </w:tblStylePr>
+    <w:tblStylePr w:type="lastRow">
+      <w:rPr>
+        <w:b/>
+        <w:color w:val="404040"/>
+      </w:rPr>
+      <w:pPr>
+        <w:pBdr/>
+        <w:spacing/>
+        <w:ind/>
+      </w:pPr>
+      <w:tblPr>
+        <w:tblBorders/>
+      </w:tblPr>
+      <w:tcPr>
+        <w:shd w:val="clear" w:color="ffffff"/>
+        <w:tcBorders>
+          <w:top w:val="none" w:color="000000" w:sz="4" w:space="0"/>
+          <w:left w:val="none" w:color="000000" w:sz="4" w:space="0"/>
+          <w:bottom w:val="none" w:color="000000" w:sz="4" w:space="0"/>
+          <w:right w:val="none" w:color="000000" w:sz="4" w:space="0"/>
+        </w:tcBorders>
+      </w:tcPr>
+    </w:tblStylePr>
     <w:tblStylePr w:type="nwCell">
       <w:pPr>
         <w:pBdr/>
@@ -8608,9 +9060,9 @@
       </w:tcPr>
     </w:tblStylePr>
   </w:style>
-  <w:style w:type="table" w:styleId="34">
+  <w:style w:type="table" w:styleId="724">
     <w:name w:val="Grid Table 3 - Accent 2"/>
-    <w:basedOn w:val="675"/>
+    <w:basedOn w:val="869"/>
     <w:uiPriority w:val="99"/>
     <w:pPr>
       <w:pBdr/>
@@ -8709,29 +9161,6 @@
         <w:tblBorders/>
       </w:tblPr>
       <w:tcPr>
-        <w:shd w:color="ffffff"/>
-        <w:tcBorders>
-          <w:top w:val="none" w:color="000000" w:sz="4" w:space="0"/>
-          <w:left w:val="none" w:color="000000" w:sz="4" w:space="0"/>
-          <w:bottom w:val="none" w:color="000000" w:sz="4" w:space="0"/>
-          <w:right w:val="none" w:color="000000" w:sz="4" w:space="0"/>
-        </w:tcBorders>
-      </w:tcPr>
-    </w:tblStylePr>
-    <w:tblStylePr w:type="firstRow">
-      <w:rPr>
-        <w:b/>
-        <w:color w:val="404040"/>
-      </w:rPr>
-      <w:pPr>
-        <w:pBdr/>
-        <w:spacing/>
-        <w:ind/>
-      </w:pPr>
-      <w:tblPr>
-        <w:tblBorders/>
-      </w:tblPr>
-      <w:tcPr>
         <w:shd w:val="clear" w:color="ffffff"/>
         <w:tcBorders>
           <w:top w:val="none" w:color="000000" w:sz="4" w:space="0"/>
@@ -8741,30 +9170,7 @@
         </w:tcBorders>
       </w:tcPr>
     </w:tblStylePr>
-    <w:tblStylePr w:type="lastCol">
-      <w:rPr>
-        <w:i/>
-        <w:color w:val="404040"/>
-      </w:rPr>
-      <w:pPr>
-        <w:pBdr/>
-        <w:spacing/>
-        <w:ind/>
-      </w:pPr>
-      <w:tblPr>
-        <w:tblBorders/>
-      </w:tblPr>
-      <w:tcPr>
-        <w:shd w:color="ffffff"/>
-        <w:tcBorders>
-          <w:top w:val="none" w:color="000000" w:sz="4" w:space="0"/>
-          <w:left w:val="none" w:color="000000" w:sz="4" w:space="0"/>
-          <w:bottom w:val="none" w:color="000000" w:sz="4" w:space="0"/>
-          <w:right w:val="none" w:color="000000" w:sz="4" w:space="0"/>
-        </w:tcBorders>
-      </w:tcPr>
-    </w:tblStylePr>
-    <w:tblStylePr w:type="lastRow">
+    <w:tblStylePr w:type="firstRow">
       <w:rPr>
         <w:b/>
         <w:color w:val="404040"/>
@@ -8787,6 +9193,52 @@
         </w:tcBorders>
       </w:tcPr>
     </w:tblStylePr>
+    <w:tblStylePr w:type="lastCol">
+      <w:rPr>
+        <w:i/>
+        <w:color w:val="404040"/>
+      </w:rPr>
+      <w:pPr>
+        <w:pBdr/>
+        <w:spacing/>
+        <w:ind/>
+      </w:pPr>
+      <w:tblPr>
+        <w:tblBorders/>
+      </w:tblPr>
+      <w:tcPr>
+        <w:shd w:val="clear" w:color="ffffff"/>
+        <w:tcBorders>
+          <w:top w:val="none" w:color="000000" w:sz="4" w:space="0"/>
+          <w:left w:val="none" w:color="000000" w:sz="4" w:space="0"/>
+          <w:bottom w:val="none" w:color="000000" w:sz="4" w:space="0"/>
+          <w:right w:val="none" w:color="000000" w:sz="4" w:space="0"/>
+        </w:tcBorders>
+      </w:tcPr>
+    </w:tblStylePr>
+    <w:tblStylePr w:type="lastRow">
+      <w:rPr>
+        <w:b/>
+        <w:color w:val="404040"/>
+      </w:rPr>
+      <w:pPr>
+        <w:pBdr/>
+        <w:spacing/>
+        <w:ind/>
+      </w:pPr>
+      <w:tblPr>
+        <w:tblBorders/>
+      </w:tblPr>
+      <w:tcPr>
+        <w:shd w:val="clear" w:color="ffffff"/>
+        <w:tcBorders>
+          <w:top w:val="none" w:color="000000" w:sz="4" w:space="0"/>
+          <w:left w:val="none" w:color="000000" w:sz="4" w:space="0"/>
+          <w:bottom w:val="none" w:color="000000" w:sz="4" w:space="0"/>
+          <w:right w:val="none" w:color="000000" w:sz="4" w:space="0"/>
+        </w:tcBorders>
+      </w:tcPr>
+    </w:tblStylePr>
     <w:tblStylePr w:type="nwCell">
       <w:pPr>
         <w:pBdr/>
@@ -8853,9 +9305,9 @@
       </w:tcPr>
     </w:tblStylePr>
   </w:style>
-  <w:style w:type="table" w:styleId="35">
+  <w:style w:type="table" w:styleId="725">
     <w:name w:val="Grid Table 3 - Accent 3"/>
-    <w:basedOn w:val="675"/>
+    <w:basedOn w:val="869"/>
     <w:uiPriority w:val="99"/>
     <w:pPr>
       <w:pBdr/>
@@ -8954,29 +9406,6 @@
         <w:tblBorders/>
       </w:tblPr>
       <w:tcPr>
-        <w:shd w:color="ffffff"/>
-        <w:tcBorders>
-          <w:top w:val="none" w:color="000000" w:sz="4" w:space="0"/>
-          <w:left w:val="none" w:color="000000" w:sz="4" w:space="0"/>
-          <w:bottom w:val="none" w:color="000000" w:sz="4" w:space="0"/>
-          <w:right w:val="none" w:color="000000" w:sz="4" w:space="0"/>
-        </w:tcBorders>
-      </w:tcPr>
-    </w:tblStylePr>
-    <w:tblStylePr w:type="firstRow">
-      <w:rPr>
-        <w:b/>
-        <w:color w:val="404040"/>
-      </w:rPr>
-      <w:pPr>
-        <w:pBdr/>
-        <w:spacing/>
-        <w:ind/>
-      </w:pPr>
-      <w:tblPr>
-        <w:tblBorders/>
-      </w:tblPr>
-      <w:tcPr>
         <w:shd w:val="clear" w:color="ffffff"/>
         <w:tcBorders>
           <w:top w:val="none" w:color="000000" w:sz="4" w:space="0"/>
@@ -8986,30 +9415,7 @@
         </w:tcBorders>
       </w:tcPr>
     </w:tblStylePr>
-    <w:tblStylePr w:type="lastCol">
-      <w:rPr>
-        <w:i/>
-        <w:color w:val="404040"/>
-      </w:rPr>
-      <w:pPr>
-        <w:pBdr/>
-        <w:spacing/>
-        <w:ind/>
-      </w:pPr>
-      <w:tblPr>
-        <w:tblBorders/>
-      </w:tblPr>
-      <w:tcPr>
-        <w:shd w:color="ffffff"/>
-        <w:tcBorders>
-          <w:top w:val="none" w:color="000000" w:sz="4" w:space="0"/>
-          <w:left w:val="none" w:color="000000" w:sz="4" w:space="0"/>
-          <w:bottom w:val="none" w:color="000000" w:sz="4" w:space="0"/>
-          <w:right w:val="none" w:color="000000" w:sz="4" w:space="0"/>
-        </w:tcBorders>
-      </w:tcPr>
-    </w:tblStylePr>
-    <w:tblStylePr w:type="lastRow">
+    <w:tblStylePr w:type="firstRow">
       <w:rPr>
         <w:b/>
         <w:color w:val="404040"/>
@@ -9032,6 +9438,52 @@
         </w:tcBorders>
       </w:tcPr>
     </w:tblStylePr>
+    <w:tblStylePr w:type="lastCol">
+      <w:rPr>
+        <w:i/>
+        <w:color w:val="404040"/>
+      </w:rPr>
+      <w:pPr>
+        <w:pBdr/>
+        <w:spacing/>
+        <w:ind/>
+      </w:pPr>
+      <w:tblPr>
+        <w:tblBorders/>
+      </w:tblPr>
+      <w:tcPr>
+        <w:shd w:val="clear" w:color="ffffff"/>
+        <w:tcBorders>
+          <w:top w:val="none" w:color="000000" w:sz="4" w:space="0"/>
+          <w:left w:val="none" w:color="000000" w:sz="4" w:space="0"/>
+          <w:bottom w:val="none" w:color="000000" w:sz="4" w:space="0"/>
+          <w:right w:val="none" w:color="000000" w:sz="4" w:space="0"/>
+        </w:tcBorders>
+      </w:tcPr>
+    </w:tblStylePr>
+    <w:tblStylePr w:type="lastRow">
+      <w:rPr>
+        <w:b/>
+        <w:color w:val="404040"/>
+      </w:rPr>
+      <w:pPr>
+        <w:pBdr/>
+        <w:spacing/>
+        <w:ind/>
+      </w:pPr>
+      <w:tblPr>
+        <w:tblBorders/>
+      </w:tblPr>
+      <w:tcPr>
+        <w:shd w:val="clear" w:color="ffffff"/>
+        <w:tcBorders>
+          <w:top w:val="none" w:color="000000" w:sz="4" w:space="0"/>
+          <w:left w:val="none" w:color="000000" w:sz="4" w:space="0"/>
+          <w:bottom w:val="none" w:color="000000" w:sz="4" w:space="0"/>
+          <w:right w:val="none" w:color="000000" w:sz="4" w:space="0"/>
+        </w:tcBorders>
+      </w:tcPr>
+    </w:tblStylePr>
     <w:tblStylePr w:type="nwCell">
       <w:pPr>
         <w:pBdr/>
@@ -9098,9 +9550,9 @@
       </w:tcPr>
     </w:tblStylePr>
   </w:style>
-  <w:style w:type="table" w:styleId="36">
+  <w:style w:type="table" w:styleId="726">
     <w:name w:val="Grid Table 3 - Accent 4"/>
-    <w:basedOn w:val="675"/>
+    <w:basedOn w:val="869"/>
     <w:uiPriority w:val="99"/>
     <w:pPr>
       <w:pBdr/>
@@ -9199,29 +9651,6 @@
         <w:tblBorders/>
       </w:tblPr>
       <w:tcPr>
-        <w:shd w:color="ffffff"/>
-        <w:tcBorders>
-          <w:top w:val="none" w:color="000000" w:sz="4" w:space="0"/>
-          <w:left w:val="none" w:color="000000" w:sz="4" w:space="0"/>
-          <w:bottom w:val="none" w:color="000000" w:sz="4" w:space="0"/>
-          <w:right w:val="none" w:color="000000" w:sz="4" w:space="0"/>
-        </w:tcBorders>
-      </w:tcPr>
-    </w:tblStylePr>
-    <w:tblStylePr w:type="firstRow">
-      <w:rPr>
-        <w:b/>
-        <w:color w:val="404040"/>
-      </w:rPr>
-      <w:pPr>
-        <w:pBdr/>
-        <w:spacing/>
-        <w:ind/>
-      </w:pPr>
-      <w:tblPr>
-        <w:tblBorders/>
-      </w:tblPr>
-      <w:tcPr>
         <w:shd w:val="clear" w:color="ffffff"/>
         <w:tcBorders>
           <w:top w:val="none" w:color="000000" w:sz="4" w:space="0"/>
@@ -9231,30 +9660,7 @@
         </w:tcBorders>
       </w:tcPr>
     </w:tblStylePr>
-    <w:tblStylePr w:type="lastCol">
-      <w:rPr>
-        <w:i/>
-        <w:color w:val="404040"/>
-      </w:rPr>
-      <w:pPr>
-        <w:pBdr/>
-        <w:spacing/>
-        <w:ind/>
-      </w:pPr>
-      <w:tblPr>
-        <w:tblBorders/>
-      </w:tblPr>
-      <w:tcPr>
-        <w:shd w:color="ffffff"/>
-        <w:tcBorders>
-          <w:top w:val="none" w:color="000000" w:sz="4" w:space="0"/>
-          <w:left w:val="none" w:color="000000" w:sz="4" w:space="0"/>
-          <w:bottom w:val="none" w:color="000000" w:sz="4" w:space="0"/>
-          <w:right w:val="none" w:color="000000" w:sz="4" w:space="0"/>
-        </w:tcBorders>
-      </w:tcPr>
-    </w:tblStylePr>
-    <w:tblStylePr w:type="lastRow">
+    <w:tblStylePr w:type="firstRow">
       <w:rPr>
         <w:b/>
         <w:color w:val="404040"/>
@@ -9277,6 +9683,52 @@
         </w:tcBorders>
       </w:tcPr>
     </w:tblStylePr>
+    <w:tblStylePr w:type="lastCol">
+      <w:rPr>
+        <w:i/>
+        <w:color w:val="404040"/>
+      </w:rPr>
+      <w:pPr>
+        <w:pBdr/>
+        <w:spacing/>
+        <w:ind/>
+      </w:pPr>
+      <w:tblPr>
+        <w:tblBorders/>
+      </w:tblPr>
+      <w:tcPr>
+        <w:shd w:val="clear" w:color="ffffff"/>
+        <w:tcBorders>
+          <w:top w:val="none" w:color="000000" w:sz="4" w:space="0"/>
+          <w:left w:val="none" w:color="000000" w:sz="4" w:space="0"/>
+          <w:bottom w:val="none" w:color="000000" w:sz="4" w:space="0"/>
+          <w:right w:val="none" w:color="000000" w:sz="4" w:space="0"/>
+        </w:tcBorders>
+      </w:tcPr>
+    </w:tblStylePr>
+    <w:tblStylePr w:type="lastRow">
+      <w:rPr>
+        <w:b/>
+        <w:color w:val="404040"/>
+      </w:rPr>
+      <w:pPr>
+        <w:pBdr/>
+        <w:spacing/>
+        <w:ind/>
+      </w:pPr>
+      <w:tblPr>
+        <w:tblBorders/>
+      </w:tblPr>
+      <w:tcPr>
+        <w:shd w:val="clear" w:color="ffffff"/>
+        <w:tcBorders>
+          <w:top w:val="none" w:color="000000" w:sz="4" w:space="0"/>
+          <w:left w:val="none" w:color="000000" w:sz="4" w:space="0"/>
+          <w:bottom w:val="none" w:color="000000" w:sz="4" w:space="0"/>
+          <w:right w:val="none" w:color="000000" w:sz="4" w:space="0"/>
+        </w:tcBorders>
+      </w:tcPr>
+    </w:tblStylePr>
     <w:tblStylePr w:type="nwCell">
       <w:pPr>
         <w:pBdr/>
@@ -9343,9 +9795,9 @@
       </w:tcPr>
     </w:tblStylePr>
   </w:style>
-  <w:style w:type="table" w:styleId="37">
+  <w:style w:type="table" w:styleId="727">
     <w:name w:val="Grid Table 3 - Accent 5"/>
-    <w:basedOn w:val="675"/>
+    <w:basedOn w:val="869"/>
     <w:uiPriority w:val="99"/>
     <w:pPr>
       <w:pBdr/>
@@ -9444,29 +9896,6 @@
         <w:tblBorders/>
       </w:tblPr>
       <w:tcPr>
-        <w:shd w:color="ffffff"/>
-        <w:tcBorders>
-          <w:top w:val="none" w:color="000000" w:sz="4" w:space="0"/>
-          <w:left w:val="none" w:color="000000" w:sz="4" w:space="0"/>
-          <w:bottom w:val="none" w:color="000000" w:sz="4" w:space="0"/>
-          <w:right w:val="none" w:color="000000" w:sz="4" w:space="0"/>
-        </w:tcBorders>
-      </w:tcPr>
-    </w:tblStylePr>
-    <w:tblStylePr w:type="firstRow">
-      <w:rPr>
-        <w:b/>
-        <w:color w:val="404040"/>
-      </w:rPr>
-      <w:pPr>
-        <w:pBdr/>
-        <w:spacing/>
-        <w:ind/>
-      </w:pPr>
-      <w:tblPr>
-        <w:tblBorders/>
-      </w:tblPr>
-      <w:tcPr>
         <w:shd w:val="clear" w:color="ffffff"/>
         <w:tcBorders>
           <w:top w:val="none" w:color="000000" w:sz="4" w:space="0"/>
@@ -9476,30 +9905,7 @@
         </w:tcBorders>
       </w:tcPr>
     </w:tblStylePr>
-    <w:tblStylePr w:type="lastCol">
-      <w:rPr>
-        <w:i/>
-        <w:color w:val="404040"/>
-      </w:rPr>
-      <w:pPr>
-        <w:pBdr/>
-        <w:spacing/>
-        <w:ind/>
-      </w:pPr>
-      <w:tblPr>
-        <w:tblBorders/>
-      </w:tblPr>
-      <w:tcPr>
-        <w:shd w:color="ffffff"/>
-        <w:tcBorders>
-          <w:top w:val="none" w:color="000000" w:sz="4" w:space="0"/>
-          <w:left w:val="none" w:color="000000" w:sz="4" w:space="0"/>
-          <w:bottom w:val="none" w:color="000000" w:sz="4" w:space="0"/>
-          <w:right w:val="none" w:color="000000" w:sz="4" w:space="0"/>
-        </w:tcBorders>
-      </w:tcPr>
-    </w:tblStylePr>
-    <w:tblStylePr w:type="lastRow">
+    <w:tblStylePr w:type="firstRow">
       <w:rPr>
         <w:b/>
         <w:color w:val="404040"/>
@@ -9522,6 +9928,52 @@
         </w:tcBorders>
       </w:tcPr>
     </w:tblStylePr>
+    <w:tblStylePr w:type="lastCol">
+      <w:rPr>
+        <w:i/>
+        <w:color w:val="404040"/>
+      </w:rPr>
+      <w:pPr>
+        <w:pBdr/>
+        <w:spacing/>
+        <w:ind/>
+      </w:pPr>
+      <w:tblPr>
+        <w:tblBorders/>
+      </w:tblPr>
+      <w:tcPr>
+        <w:shd w:val="clear" w:color="ffffff"/>
+        <w:tcBorders>
+          <w:top w:val="none" w:color="000000" w:sz="4" w:space="0"/>
+          <w:left w:val="none" w:color="000000" w:sz="4" w:space="0"/>
+          <w:bottom w:val="none" w:color="000000" w:sz="4" w:space="0"/>
+          <w:right w:val="none" w:color="000000" w:sz="4" w:space="0"/>
+        </w:tcBorders>
+      </w:tcPr>
+    </w:tblStylePr>
+    <w:tblStylePr w:type="lastRow">
+      <w:rPr>
+        <w:b/>
+        <w:color w:val="404040"/>
+      </w:rPr>
+      <w:pPr>
+        <w:pBdr/>
+        <w:spacing/>
+        <w:ind/>
+      </w:pPr>
+      <w:tblPr>
+        <w:tblBorders/>
+      </w:tblPr>
+      <w:tcPr>
+        <w:shd w:val="clear" w:color="ffffff"/>
+        <w:tcBorders>
+          <w:top w:val="none" w:color="000000" w:sz="4" w:space="0"/>
+          <w:left w:val="none" w:color="000000" w:sz="4" w:space="0"/>
+          <w:bottom w:val="none" w:color="000000" w:sz="4" w:space="0"/>
+          <w:right w:val="none" w:color="000000" w:sz="4" w:space="0"/>
+        </w:tcBorders>
+      </w:tcPr>
+    </w:tblStylePr>
     <w:tblStylePr w:type="nwCell">
       <w:pPr>
         <w:pBdr/>
@@ -9588,9 +10040,9 @@
       </w:tcPr>
     </w:tblStylePr>
   </w:style>
-  <w:style w:type="table" w:styleId="38">
+  <w:style w:type="table" w:styleId="728">
     <w:name w:val="Grid Table 3 - Accent 6"/>
-    <w:basedOn w:val="675"/>
+    <w:basedOn w:val="869"/>
     <w:uiPriority w:val="99"/>
     <w:pPr>
       <w:pBdr/>
@@ -9689,29 +10141,6 @@
         <w:tblBorders/>
       </w:tblPr>
       <w:tcPr>
-        <w:shd w:color="ffffff"/>
-        <w:tcBorders>
-          <w:top w:val="none" w:color="000000" w:sz="4" w:space="0"/>
-          <w:left w:val="none" w:color="000000" w:sz="4" w:space="0"/>
-          <w:bottom w:val="none" w:color="000000" w:sz="4" w:space="0"/>
-          <w:right w:val="none" w:color="000000" w:sz="4" w:space="0"/>
-        </w:tcBorders>
-      </w:tcPr>
-    </w:tblStylePr>
-    <w:tblStylePr w:type="firstRow">
-      <w:rPr>
-        <w:b/>
-        <w:color w:val="404040"/>
-      </w:rPr>
-      <w:pPr>
-        <w:pBdr/>
-        <w:spacing/>
-        <w:ind/>
-      </w:pPr>
-      <w:tblPr>
-        <w:tblBorders/>
-      </w:tblPr>
-      <w:tcPr>
         <w:shd w:val="clear" w:color="ffffff"/>
         <w:tcBorders>
           <w:top w:val="none" w:color="000000" w:sz="4" w:space="0"/>
@@ -9721,30 +10150,7 @@
         </w:tcBorders>
       </w:tcPr>
     </w:tblStylePr>
-    <w:tblStylePr w:type="lastCol">
-      <w:rPr>
-        <w:i/>
-        <w:color w:val="404040"/>
-      </w:rPr>
-      <w:pPr>
-        <w:pBdr/>
-        <w:spacing/>
-        <w:ind/>
-      </w:pPr>
-      <w:tblPr>
-        <w:tblBorders/>
-      </w:tblPr>
-      <w:tcPr>
-        <w:shd w:color="ffffff"/>
-        <w:tcBorders>
-          <w:top w:val="none" w:color="000000" w:sz="4" w:space="0"/>
-          <w:left w:val="none" w:color="000000" w:sz="4" w:space="0"/>
-          <w:bottom w:val="none" w:color="000000" w:sz="4" w:space="0"/>
-          <w:right w:val="none" w:color="000000" w:sz="4" w:space="0"/>
-        </w:tcBorders>
-      </w:tcPr>
-    </w:tblStylePr>
-    <w:tblStylePr w:type="lastRow">
+    <w:tblStylePr w:type="firstRow">
       <w:rPr>
         <w:b/>
         <w:color w:val="404040"/>
@@ -9767,6 +10173,52 @@
         </w:tcBorders>
       </w:tcPr>
     </w:tblStylePr>
+    <w:tblStylePr w:type="lastCol">
+      <w:rPr>
+        <w:i/>
+        <w:color w:val="404040"/>
+      </w:rPr>
+      <w:pPr>
+        <w:pBdr/>
+        <w:spacing/>
+        <w:ind/>
+      </w:pPr>
+      <w:tblPr>
+        <w:tblBorders/>
+      </w:tblPr>
+      <w:tcPr>
+        <w:shd w:val="clear" w:color="ffffff"/>
+        <w:tcBorders>
+          <w:top w:val="none" w:color="000000" w:sz="4" w:space="0"/>
+          <w:left w:val="none" w:color="000000" w:sz="4" w:space="0"/>
+          <w:bottom w:val="none" w:color="000000" w:sz="4" w:space="0"/>
+          <w:right w:val="none" w:color="000000" w:sz="4" w:space="0"/>
+        </w:tcBorders>
+      </w:tcPr>
+    </w:tblStylePr>
+    <w:tblStylePr w:type="lastRow">
+      <w:rPr>
+        <w:b/>
+        <w:color w:val="404040"/>
+      </w:rPr>
+      <w:pPr>
+        <w:pBdr/>
+        <w:spacing/>
+        <w:ind/>
+      </w:pPr>
+      <w:tblPr>
+        <w:tblBorders/>
+      </w:tblPr>
+      <w:tcPr>
+        <w:shd w:val="clear" w:color="ffffff"/>
+        <w:tcBorders>
+          <w:top w:val="none" w:color="000000" w:sz="4" w:space="0"/>
+          <w:left w:val="none" w:color="000000" w:sz="4" w:space="0"/>
+          <w:bottom w:val="none" w:color="000000" w:sz="4" w:space="0"/>
+          <w:right w:val="none" w:color="000000" w:sz="4" w:space="0"/>
+        </w:tcBorders>
+      </w:tcPr>
+    </w:tblStylePr>
     <w:tblStylePr w:type="nwCell">
       <w:pPr>
         <w:pBdr/>
@@ -9833,9 +10285,9 @@
       </w:tcPr>
     </w:tblStylePr>
   </w:style>
-  <w:style w:type="table" w:styleId="39">
+  <w:style w:type="table" w:styleId="729">
     <w:name w:val="Grid Table 4"/>
-    <w:basedOn w:val="675"/>
+    <w:basedOn w:val="869"/>
     <w:uiPriority w:val="59"/>
     <w:pPr>
       <w:pBdr/>
@@ -10066,9 +10518,9 @@
       </w:tcPr>
     </w:tblStylePr>
   </w:style>
-  <w:style w:type="table" w:styleId="40">
+  <w:style w:type="table" w:styleId="730">
     <w:name w:val="Grid Table 4 - Accent 1"/>
-    <w:basedOn w:val="675"/>
+    <w:basedOn w:val="869"/>
     <w:uiPriority w:val="59"/>
     <w:pPr>
       <w:pBdr/>
@@ -10299,9 +10751,9 @@
       </w:tcPr>
     </w:tblStylePr>
   </w:style>
-  <w:style w:type="table" w:styleId="41">
+  <w:style w:type="table" w:styleId="731">
     <w:name w:val="Grid Table 4 - Accent 2"/>
-    <w:basedOn w:val="675"/>
+    <w:basedOn w:val="869"/>
     <w:uiPriority w:val="59"/>
     <w:pPr>
       <w:pBdr/>
@@ -10532,9 +10984,9 @@
       </w:tcPr>
     </w:tblStylePr>
   </w:style>
-  <w:style w:type="table" w:styleId="42">
+  <w:style w:type="table" w:styleId="732">
     <w:name w:val="Grid Table 4 - Accent 3"/>
-    <w:basedOn w:val="675"/>
+    <w:basedOn w:val="869"/>
     <w:uiPriority w:val="59"/>
     <w:pPr>
       <w:pBdr/>
@@ -10765,9 +11217,9 @@
       </w:tcPr>
     </w:tblStylePr>
   </w:style>
-  <w:style w:type="table" w:styleId="43">
+  <w:style w:type="table" w:styleId="733">
     <w:name w:val="Grid Table 4 - Accent 4"/>
-    <w:basedOn w:val="675"/>
+    <w:basedOn w:val="869"/>
     <w:uiPriority w:val="59"/>
     <w:pPr>
       <w:pBdr/>
@@ -10998,9 +11450,9 @@
       </w:tcPr>
     </w:tblStylePr>
   </w:style>
-  <w:style w:type="table" w:styleId="44">
+  <w:style w:type="table" w:styleId="734">
     <w:name w:val="Grid Table 4 - Accent 5"/>
-    <w:basedOn w:val="675"/>
+    <w:basedOn w:val="869"/>
     <w:uiPriority w:val="59"/>
     <w:pPr>
       <w:pBdr/>
@@ -11231,9 +11683,9 @@
       </w:tcPr>
     </w:tblStylePr>
   </w:style>
-  <w:style w:type="table" w:styleId="45">
+  <w:style w:type="table" w:styleId="735">
     <w:name w:val="Grid Table 4 - Accent 6"/>
-    <w:basedOn w:val="675"/>
+    <w:basedOn w:val="869"/>
     <w:uiPriority w:val="59"/>
     <w:pPr>
       <w:pBdr/>
@@ -11464,9 +11916,9 @@
       </w:tcPr>
     </w:tblStylePr>
   </w:style>
-  <w:style w:type="table" w:styleId="46">
+  <w:style w:type="table" w:styleId="736">
     <w:name w:val="Grid Table 5 Dark"/>
-    <w:basedOn w:val="675"/>
+    <w:basedOn w:val="869"/>
     <w:uiPriority w:val="99"/>
     <w:pPr>
       <w:pBdr/>
@@ -11692,9 +12144,9 @@
       </w:tcPr>
     </w:tblStylePr>
   </w:style>
-  <w:style w:type="table" w:styleId="47">
+  <w:style w:type="table" w:styleId="737">
     <w:name w:val="Grid Table 5 Dark- Accent 1"/>
-    <w:basedOn w:val="675"/>
+    <w:basedOn w:val="869"/>
     <w:uiPriority w:val="99"/>
     <w:pPr>
       <w:pBdr/>
@@ -11920,9 +12372,9 @@
       </w:tcPr>
     </w:tblStylePr>
   </w:style>
-  <w:style w:type="table" w:styleId="48">
+  <w:style w:type="table" w:styleId="738">
     <w:name w:val="Grid Table 5 Dark - Accent 2"/>
-    <w:basedOn w:val="675"/>
+    <w:basedOn w:val="869"/>
     <w:uiPriority w:val="99"/>
     <w:pPr>
       <w:pBdr/>
@@ -12148,9 +12600,9 @@
       </w:tcPr>
     </w:tblStylePr>
   </w:style>
-  <w:style w:type="table" w:styleId="49">
+  <w:style w:type="table" w:styleId="739">
     <w:name w:val="Grid Table 5 Dark - Accent 3"/>
-    <w:basedOn w:val="675"/>
+    <w:basedOn w:val="869"/>
     <w:uiPriority w:val="99"/>
     <w:pPr>
       <w:pBdr/>
@@ -12376,9 +12828,9 @@
       </w:tcPr>
     </w:tblStylePr>
   </w:style>
-  <w:style w:type="table" w:styleId="50">
+  <w:style w:type="table" w:styleId="740">
     <w:name w:val="Grid Table 5 Dark- Accent 4"/>
-    <w:basedOn w:val="675"/>
+    <w:basedOn w:val="869"/>
     <w:uiPriority w:val="99"/>
     <w:pPr>
       <w:pBdr/>
@@ -12604,9 +13056,9 @@
       </w:tcPr>
     </w:tblStylePr>
   </w:style>
-  <w:style w:type="table" w:styleId="51">
+  <w:style w:type="table" w:styleId="741">
     <w:name w:val="Grid Table 5 Dark - Accent 5"/>
-    <w:basedOn w:val="675"/>
+    <w:basedOn w:val="869"/>
     <w:uiPriority w:val="99"/>
     <w:pPr>
       <w:pBdr/>
@@ -12832,9 +13284,9 @@
       </w:tcPr>
     </w:tblStylePr>
   </w:style>
-  <w:style w:type="table" w:styleId="52">
+  <w:style w:type="table" w:styleId="742">
     <w:name w:val="Grid Table 5 Dark - Accent 6"/>
-    <w:basedOn w:val="675"/>
+    <w:basedOn w:val="869"/>
     <w:uiPriority w:val="99"/>
     <w:pPr>
       <w:pBdr/>
@@ -13060,9 +13512,9 @@
       </w:tcPr>
     </w:tblStylePr>
   </w:style>
-  <w:style w:type="table" w:styleId="53">
+  <w:style w:type="table" w:styleId="743">
     <w:name w:val="Grid Table 6 Colorful"/>
-    <w:basedOn w:val="675"/>
+    <w:basedOn w:val="869"/>
     <w:uiPriority w:val="99"/>
     <w:pPr>
       <w:pBdr/>
@@ -13290,9 +13742,9 @@
       </w:tcPr>
     </w:tblStylePr>
   </w:style>
-  <w:style w:type="table" w:styleId="54">
+  <w:style w:type="table" w:styleId="744">
     <w:name w:val="Grid Table 6 Colorful - Accent 1"/>
-    <w:basedOn w:val="675"/>
+    <w:basedOn w:val="869"/>
     <w:uiPriority w:val="99"/>
     <w:pPr>
       <w:pBdr/>
@@ -13520,9 +13972,9 @@
       </w:tcPr>
     </w:tblStylePr>
   </w:style>
-  <w:style w:type="table" w:styleId="55">
+  <w:style w:type="table" w:styleId="745">
     <w:name w:val="Grid Table 6 Colorful - Accent 2"/>
-    <w:basedOn w:val="675"/>
+    <w:basedOn w:val="869"/>
     <w:uiPriority w:val="99"/>
     <w:pPr>
       <w:pBdr/>
@@ -13750,9 +14202,9 @@
       </w:tcPr>
     </w:tblStylePr>
   </w:style>
-  <w:style w:type="table" w:styleId="56">
+  <w:style w:type="table" w:styleId="746">
     <w:name w:val="Grid Table 6 Colorful - Accent 3"/>
-    <w:basedOn w:val="675"/>
+    <w:basedOn w:val="869"/>
     <w:uiPriority w:val="99"/>
     <w:pPr>
       <w:pBdr/>
@@ -13980,9 +14432,9 @@
       </w:tcPr>
     </w:tblStylePr>
   </w:style>
-  <w:style w:type="table" w:styleId="57">
+  <w:style w:type="table" w:styleId="747">
     <w:name w:val="Grid Table 6 Colorful - Accent 4"/>
-    <w:basedOn w:val="675"/>
+    <w:basedOn w:val="869"/>
     <w:uiPriority w:val="99"/>
     <w:pPr>
       <w:pBdr/>
@@ -14210,9 +14662,9 @@
       </w:tcPr>
     </w:tblStylePr>
   </w:style>
-  <w:style w:type="table" w:styleId="58">
+  <w:style w:type="table" w:styleId="748">
     <w:name w:val="Grid Table 6 Colorful - Accent 5"/>
-    <w:basedOn w:val="675"/>
+    <w:basedOn w:val="869"/>
     <w:uiPriority w:val="99"/>
     <w:pPr>
       <w:pBdr/>
@@ -14440,9 +14892,9 @@
       </w:tcPr>
     </w:tblStylePr>
   </w:style>
-  <w:style w:type="table" w:styleId="59">
+  <w:style w:type="table" w:styleId="749">
     <w:name w:val="Grid Table 6 Colorful - Accent 6"/>
-    <w:basedOn w:val="675"/>
+    <w:basedOn w:val="869"/>
     <w:uiPriority w:val="99"/>
     <w:pPr>
       <w:pBdr/>
@@ -14670,9 +15122,9 @@
       </w:tcPr>
     </w:tblStylePr>
   </w:style>
-  <w:style w:type="table" w:styleId="60">
+  <w:style w:type="table" w:styleId="750">
     <w:name w:val="Grid Table 7 Colorful"/>
-    <w:basedOn w:val="675"/>
+    <w:basedOn w:val="869"/>
     <w:uiPriority w:val="99"/>
     <w:pPr>
       <w:pBdr/>
@@ -14774,11 +15226,11 @@
         <w:tblBorders/>
       </w:tblPr>
       <w:tcPr>
-        <w:shd w:color="ffffff"/>
+        <w:shd w:val="clear" w:color="ffffff"/>
         <w:tcBorders>
-          <w:top w:val="none"/>
-          <w:left w:val="none"/>
-          <w:bottom w:val="none"/>
+          <w:top w:val="none" w:color="000000" w:sz="4" w:space="0"/>
+          <w:left w:val="none" w:color="000000" w:sz="4" w:space="0"/>
+          <w:bottom w:val="none" w:color="000000" w:sz="4" w:space="0"/>
           <w:right w:val="single" w:color="000000" w:themeColor="text1" w:themeTint="80" w:sz="4" w:space="0"/>
         </w:tcBorders>
       </w:tcPr>
@@ -14801,10 +15253,10 @@
       <w:tcPr>
         <w:shd w:val="clear" w:color="ffffff" w:themeColor="light1" w:fill="ffffff" w:themeFill="light1"/>
         <w:tcBorders>
-          <w:top w:val="none"/>
-          <w:left w:val="none"/>
+          <w:top w:val="none" w:color="000000" w:sz="4" w:space="0"/>
+          <w:left w:val="none" w:color="000000" w:sz="4" w:space="0"/>
           <w:bottom w:val="single" w:color="000000" w:themeColor="text1" w:themeTint="80" w:sz="4" w:space="0"/>
-          <w:right w:val="none"/>
+          <w:right w:val="none" w:color="000000" w:sz="4" w:space="0"/>
         </w:tcBorders>
       </w:tcPr>
     </w:tblStylePr>
@@ -14824,12 +15276,12 @@
         <w:tblBorders/>
       </w:tblPr>
       <w:tcPr>
-        <w:shd w:color="ffffff"/>
+        <w:shd w:val="clear" w:color="ffffff"/>
         <w:tcBorders>
-          <w:top w:val="none"/>
+          <w:top w:val="none" w:color="000000" w:sz="4" w:space="0"/>
           <w:left w:val="single" w:color="000000" w:themeColor="text1" w:themeTint="80" w:sz="4" w:space="0"/>
-          <w:bottom w:val="none"/>
-          <w:right w:val="none"/>
+          <w:bottom w:val="none" w:color="000000" w:sz="4" w:space="0"/>
+          <w:right w:val="none" w:color="000000" w:sz="4" w:space="0"/>
         </w:tcBorders>
       </w:tcPr>
     </w:tblStylePr>
@@ -14852,9 +15304,9 @@
         <w:shd w:val="clear" w:color="ffffff" w:themeColor="light1" w:fill="ffffff" w:themeFill="light1"/>
         <w:tcBorders>
           <w:top w:val="single" w:color="000000" w:themeColor="text1" w:themeTint="80" w:sz="4" w:space="0"/>
-          <w:left w:val="none"/>
-          <w:bottom w:val="none"/>
-          <w:right w:val="none"/>
+          <w:left w:val="none" w:color="000000" w:sz="4" w:space="0"/>
+          <w:bottom w:val="none" w:color="000000" w:sz="4" w:space="0"/>
+          <w:right w:val="none" w:color="000000" w:sz="4" w:space="0"/>
         </w:tcBorders>
       </w:tcPr>
     </w:tblStylePr>
@@ -14924,9 +15376,9 @@
       </w:tcPr>
     </w:tblStylePr>
   </w:style>
-  <w:style w:type="table" w:styleId="61">
+  <w:style w:type="table" w:styleId="751">
     <w:name w:val="Grid Table 7 Colorful - Accent 1"/>
-    <w:basedOn w:val="675"/>
+    <w:basedOn w:val="869"/>
     <w:uiPriority w:val="99"/>
     <w:pPr>
       <w:pBdr/>
@@ -15028,11 +15480,11 @@
         <w:tblBorders/>
       </w:tblPr>
       <w:tcPr>
-        <w:shd w:color="ffffff"/>
+        <w:shd w:val="clear" w:color="ffffff"/>
         <w:tcBorders>
-          <w:top w:val="none"/>
-          <w:left w:val="none"/>
-          <w:bottom w:val="none"/>
+          <w:top w:val="none" w:color="000000" w:sz="4" w:space="0"/>
+          <w:left w:val="none" w:color="000000" w:sz="4" w:space="0"/>
+          <w:bottom w:val="none" w:color="000000" w:sz="4" w:space="0"/>
           <w:right w:val="single" w:color="000000" w:themeColor="accent1" w:themeTint="80" w:sz="4" w:space="0"/>
         </w:tcBorders>
       </w:tcPr>
@@ -15055,10 +15507,10 @@
       <w:tcPr>
         <w:shd w:val="clear" w:color="ffffff" w:themeColor="light1" w:fill="ffffff" w:themeFill="light1"/>
         <w:tcBorders>
-          <w:top w:val="none"/>
-          <w:left w:val="none"/>
+          <w:top w:val="none" w:color="000000" w:sz="4" w:space="0"/>
+          <w:left w:val="none" w:color="000000" w:sz="4" w:space="0"/>
           <w:bottom w:val="single" w:color="000000" w:themeColor="accent1" w:themeTint="80" w:sz="4" w:space="0"/>
-          <w:right w:val="none"/>
+          <w:right w:val="none" w:color="000000" w:sz="4" w:space="0"/>
         </w:tcBorders>
       </w:tcPr>
     </w:tblStylePr>
@@ -15078,12 +15530,12 @@
         <w:tblBorders/>
       </w:tblPr>
       <w:tcPr>
-        <w:shd w:color="ffffff"/>
+        <w:shd w:val="clear" w:color="ffffff"/>
         <w:tcBorders>
-          <w:top w:val="none"/>
+          <w:top w:val="none" w:color="000000" w:sz="4" w:space="0"/>
           <w:left w:val="single" w:color="000000" w:themeColor="accent1" w:themeTint="80" w:sz="4" w:space="0"/>
-          <w:bottom w:val="none"/>
-          <w:right w:val="none"/>
+          <w:bottom w:val="none" w:color="000000" w:sz="4" w:space="0"/>
+          <w:right w:val="none" w:color="000000" w:sz="4" w:space="0"/>
         </w:tcBorders>
       </w:tcPr>
     </w:tblStylePr>
@@ -15106,9 +15558,9 @@
         <w:shd w:val="clear" w:color="ffffff" w:themeColor="light1" w:fill="ffffff" w:themeFill="light1"/>
         <w:tcBorders>
           <w:top w:val="single" w:color="000000" w:themeColor="accent1" w:themeTint="80" w:sz="4" w:space="0"/>
-          <w:left w:val="none"/>
-          <w:bottom w:val="none"/>
-          <w:right w:val="none"/>
+          <w:left w:val="none" w:color="000000" w:sz="4" w:space="0"/>
+          <w:bottom w:val="none" w:color="000000" w:sz="4" w:space="0"/>
+          <w:right w:val="none" w:color="000000" w:sz="4" w:space="0"/>
         </w:tcBorders>
       </w:tcPr>
     </w:tblStylePr>
@@ -15178,9 +15630,9 @@
       </w:tcPr>
     </w:tblStylePr>
   </w:style>
-  <w:style w:type="table" w:styleId="62">
+  <w:style w:type="table" w:styleId="752">
     <w:name w:val="Grid Table 7 Colorful - Accent 2"/>
-    <w:basedOn w:val="675"/>
+    <w:basedOn w:val="869"/>
     <w:uiPriority w:val="99"/>
     <w:pPr>
       <w:pBdr/>
@@ -15282,11 +15734,11 @@
         <w:tblBorders/>
       </w:tblPr>
       <w:tcPr>
-        <w:shd w:color="ffffff"/>
+        <w:shd w:val="clear" w:color="ffffff"/>
         <w:tcBorders>
-          <w:top w:val="none"/>
-          <w:left w:val="none"/>
-          <w:bottom w:val="none"/>
+          <w:top w:val="none" w:color="000000" w:sz="4" w:space="0"/>
+          <w:left w:val="none" w:color="000000" w:sz="4" w:space="0"/>
+          <w:bottom w:val="none" w:color="000000" w:sz="4" w:space="0"/>
           <w:right w:val="single" w:color="000000" w:themeColor="accent2" w:themeTint="97" w:sz="4" w:space="0"/>
         </w:tcBorders>
       </w:tcPr>
@@ -15309,10 +15761,10 @@
       <w:tcPr>
         <w:shd w:val="clear" w:color="ffffff" w:themeColor="light1" w:fill="ffffff" w:themeFill="light1"/>
         <w:tcBorders>
-          <w:top w:val="none"/>
-          <w:left w:val="none"/>
+          <w:top w:val="none" w:color="000000" w:sz="4" w:space="0"/>
+          <w:left w:val="none" w:color="000000" w:sz="4" w:space="0"/>
           <w:bottom w:val="single" w:color="000000" w:themeColor="accent2" w:themeTint="97" w:sz="4" w:space="0"/>
-          <w:right w:val="none"/>
+          <w:right w:val="none" w:color="000000" w:sz="4" w:space="0"/>
         </w:tcBorders>
       </w:tcPr>
     </w:tblStylePr>
@@ -15332,12 +15784,12 @@
         <w:tblBorders/>
       </w:tblPr>
       <w:tcPr>
-        <w:shd w:color="ffffff"/>
+        <w:shd w:val="clear" w:color="ffffff"/>
         <w:tcBorders>
-          <w:top w:val="none"/>
+          <w:top w:val="none" w:color="000000" w:sz="4" w:space="0"/>
           <w:left w:val="single" w:color="000000" w:themeColor="accent2" w:themeTint="97" w:sz="4" w:space="0"/>
-          <w:bottom w:val="none"/>
-          <w:right w:val="none"/>
+          <w:bottom w:val="none" w:color="000000" w:sz="4" w:space="0"/>
+          <w:right w:val="none" w:color="000000" w:sz="4" w:space="0"/>
         </w:tcBorders>
       </w:tcPr>
     </w:tblStylePr>
@@ -15360,9 +15812,9 @@
         <w:shd w:val="clear" w:color="ffffff" w:themeColor="light1" w:fill="ffffff" w:themeFill="light1"/>
         <w:tcBorders>
           <w:top w:val="single" w:color="000000" w:themeColor="accent2" w:themeTint="97" w:sz="4" w:space="0"/>
-          <w:left w:val="none"/>
-          <w:bottom w:val="none"/>
-          <w:right w:val="none"/>
+          <w:left w:val="none" w:color="000000" w:sz="4" w:space="0"/>
+          <w:bottom w:val="none" w:color="000000" w:sz="4" w:space="0"/>
+          <w:right w:val="none" w:color="000000" w:sz="4" w:space="0"/>
         </w:tcBorders>
       </w:tcPr>
     </w:tblStylePr>
@@ -15432,9 +15884,9 @@
       </w:tcPr>
     </w:tblStylePr>
   </w:style>
-  <w:style w:type="table" w:styleId="63">
+  <w:style w:type="table" w:styleId="753">
     <w:name w:val="Grid Table 7 Colorful - Accent 3"/>
-    <w:basedOn w:val="675"/>
+    <w:basedOn w:val="869"/>
     <w:uiPriority w:val="99"/>
     <w:pPr>
       <w:pBdr/>
@@ -15536,11 +15988,11 @@
         <w:tblBorders/>
       </w:tblPr>
       <w:tcPr>
-        <w:shd w:color="ffffff"/>
+        <w:shd w:val="clear" w:color="ffffff"/>
         <w:tcBorders>
-          <w:top w:val="none"/>
-          <w:left w:val="none"/>
-          <w:bottom w:val="none"/>
+          <w:top w:val="none" w:color="000000" w:sz="4" w:space="0"/>
+          <w:left w:val="none" w:color="000000" w:sz="4" w:space="0"/>
+          <w:bottom w:val="none" w:color="000000" w:sz="4" w:space="0"/>
           <w:right w:val="single" w:color="000000" w:themeColor="accent3" w:themeTint="FE" w:sz="4" w:space="0"/>
         </w:tcBorders>
       </w:tcPr>
@@ -15563,10 +16015,10 @@
       <w:tcPr>
         <w:shd w:val="clear" w:color="ffffff" w:themeColor="light1" w:fill="ffffff" w:themeFill="light1"/>
         <w:tcBorders>
-          <w:top w:val="none"/>
-          <w:left w:val="none"/>
+          <w:top w:val="none" w:color="000000" w:sz="4" w:space="0"/>
+          <w:left w:val="none" w:color="000000" w:sz="4" w:space="0"/>
           <w:bottom w:val="single" w:color="000000" w:themeColor="accent3" w:themeTint="FE" w:sz="4" w:space="0"/>
-          <w:right w:val="none"/>
+          <w:right w:val="none" w:color="000000" w:sz="4" w:space="0"/>
         </w:tcBorders>
       </w:tcPr>
     </w:tblStylePr>
@@ -15586,12 +16038,12 @@
         <w:tblBorders/>
       </w:tblPr>
       <w:tcPr>
-        <w:shd w:color="ffffff"/>
+        <w:shd w:val="clear" w:color="ffffff"/>
         <w:tcBorders>
-          <w:top w:val="none"/>
+          <w:top w:val="none" w:color="000000" w:sz="4" w:space="0"/>
           <w:left w:val="single" w:color="000000" w:themeColor="accent3" w:themeTint="FE" w:sz="4" w:space="0"/>
-          <w:bottom w:val="none"/>
-          <w:right w:val="none"/>
+          <w:bottom w:val="none" w:color="000000" w:sz="4" w:space="0"/>
+          <w:right w:val="none" w:color="000000" w:sz="4" w:space="0"/>
         </w:tcBorders>
       </w:tcPr>
     </w:tblStylePr>
@@ -15614,9 +16066,9 @@
         <w:shd w:val="clear" w:color="ffffff" w:themeColor="light1" w:fill="ffffff" w:themeFill="light1"/>
         <w:tcBorders>
           <w:top w:val="single" w:color="000000" w:themeColor="accent3" w:themeTint="FE" w:sz="4" w:space="0"/>
-          <w:left w:val="none"/>
-          <w:bottom w:val="none"/>
-          <w:right w:val="none"/>
+          <w:left w:val="none" w:color="000000" w:sz="4" w:space="0"/>
+          <w:bottom w:val="none" w:color="000000" w:sz="4" w:space="0"/>
+          <w:right w:val="none" w:color="000000" w:sz="4" w:space="0"/>
         </w:tcBorders>
       </w:tcPr>
     </w:tblStylePr>
@@ -15686,9 +16138,9 @@
       </w:tcPr>
     </w:tblStylePr>
   </w:style>
-  <w:style w:type="table" w:styleId="64">
+  <w:style w:type="table" w:styleId="754">
     <w:name w:val="Grid Table 7 Colorful - Accent 4"/>
-    <w:basedOn w:val="675"/>
+    <w:basedOn w:val="869"/>
     <w:uiPriority w:val="99"/>
     <w:pPr>
       <w:pBdr/>
@@ -15790,11 +16242,11 @@
         <w:tblBorders/>
       </w:tblPr>
       <w:tcPr>
-        <w:shd w:color="ffffff"/>
+        <w:shd w:val="clear" w:color="ffffff"/>
         <w:tcBorders>
-          <w:top w:val="none"/>
-          <w:left w:val="none"/>
-          <w:bottom w:val="none"/>
+          <w:top w:val="none" w:color="000000" w:sz="4" w:space="0"/>
+          <w:left w:val="none" w:color="000000" w:sz="4" w:space="0"/>
+          <w:bottom w:val="none" w:color="000000" w:sz="4" w:space="0"/>
           <w:right w:val="single" w:color="000000" w:themeColor="accent4" w:themeTint="9A" w:sz="4" w:space="0"/>
         </w:tcBorders>
       </w:tcPr>
@@ -15817,10 +16269,10 @@
       <w:tcPr>
         <w:shd w:val="clear" w:color="ffffff" w:themeColor="light1" w:fill="ffffff" w:themeFill="light1"/>
         <w:tcBorders>
-          <w:top w:val="none"/>
-          <w:left w:val="none"/>
+          <w:top w:val="none" w:color="000000" w:sz="4" w:space="0"/>
+          <w:left w:val="none" w:color="000000" w:sz="4" w:space="0"/>
           <w:bottom w:val="single" w:color="000000" w:themeColor="accent4" w:themeTint="9A" w:sz="4" w:space="0"/>
-          <w:right w:val="none"/>
+          <w:right w:val="none" w:color="000000" w:sz="4" w:space="0"/>
         </w:tcBorders>
       </w:tcPr>
     </w:tblStylePr>
@@ -15840,12 +16292,12 @@
         <w:tblBorders/>
       </w:tblPr>
       <w:tcPr>
-        <w:shd w:color="ffffff"/>
+        <w:shd w:val="clear" w:color="ffffff"/>
         <w:tcBorders>
-          <w:top w:val="none"/>
+          <w:top w:val="none" w:color="000000" w:sz="4" w:space="0"/>
           <w:left w:val="single" w:color="000000" w:themeColor="accent4" w:themeTint="9A" w:sz="4" w:space="0"/>
-          <w:bottom w:val="none"/>
-          <w:right w:val="none"/>
+          <w:bottom w:val="none" w:color="000000" w:sz="4" w:space="0"/>
+          <w:right w:val="none" w:color="000000" w:sz="4" w:space="0"/>
         </w:tcBorders>
       </w:tcPr>
     </w:tblStylePr>
@@ -15868,9 +16320,9 @@
         <w:shd w:val="clear" w:color="ffffff" w:themeColor="light1" w:fill="ffffff" w:themeFill="light1"/>
         <w:tcBorders>
           <w:top w:val="single" w:color="000000" w:themeColor="accent4" w:themeTint="9A" w:sz="4" w:space="0"/>
-          <w:left w:val="none"/>
-          <w:bottom w:val="none"/>
-          <w:right w:val="none"/>
+          <w:left w:val="none" w:color="000000" w:sz="4" w:space="0"/>
+          <w:bottom w:val="none" w:color="000000" w:sz="4" w:space="0"/>
+          <w:right w:val="none" w:color="000000" w:sz="4" w:space="0"/>
         </w:tcBorders>
       </w:tcPr>
     </w:tblStylePr>
@@ -15940,9 +16392,9 @@
       </w:tcPr>
     </w:tblStylePr>
   </w:style>
-  <w:style w:type="table" w:styleId="65">
+  <w:style w:type="table" w:styleId="755">
     <w:name w:val="Grid Table 7 Colorful - Accent 5"/>
-    <w:basedOn w:val="675"/>
+    <w:basedOn w:val="869"/>
     <w:uiPriority w:val="99"/>
     <w:pPr>
       <w:pBdr/>
@@ -16044,11 +16496,11 @@
         <w:tblBorders/>
       </w:tblPr>
       <w:tcPr>
-        <w:shd w:color="ffffff"/>
+        <w:shd w:val="clear" w:color="ffffff"/>
         <w:tcBorders>
-          <w:top w:val="none"/>
-          <w:left w:val="none"/>
-          <w:bottom w:val="none"/>
+          <w:top w:val="none" w:color="000000" w:sz="4" w:space="0"/>
+          <w:left w:val="none" w:color="000000" w:sz="4" w:space="0"/>
+          <w:bottom w:val="none" w:color="000000" w:sz="4" w:space="0"/>
           <w:right w:val="single" w:color="000000" w:themeColor="accent5" w:themeTint="90" w:sz="4" w:space="0"/>
         </w:tcBorders>
       </w:tcPr>
@@ -16071,10 +16523,10 @@
       <w:tcPr>
         <w:shd w:val="clear" w:color="ffffff" w:themeColor="light1" w:fill="ffffff" w:themeFill="light1"/>
         <w:tcBorders>
-          <w:top w:val="none"/>
-          <w:left w:val="none"/>
+          <w:top w:val="none" w:color="000000" w:sz="4" w:space="0"/>
+          <w:left w:val="none" w:color="000000" w:sz="4" w:space="0"/>
           <w:bottom w:val="single" w:color="000000" w:themeColor="accent5" w:themeTint="90" w:sz="4" w:space="0"/>
-          <w:right w:val="none"/>
+          <w:right w:val="none" w:color="000000" w:sz="4" w:space="0"/>
         </w:tcBorders>
       </w:tcPr>
     </w:tblStylePr>
@@ -16094,12 +16546,12 @@
         <w:tblBorders/>
       </w:tblPr>
       <w:tcPr>
-        <w:shd w:color="ffffff"/>
+        <w:shd w:val="clear" w:color="ffffff"/>
         <w:tcBorders>
-          <w:top w:val="none"/>
+          <w:top w:val="none" w:color="000000" w:sz="4" w:space="0"/>
           <w:left w:val="single" w:color="000000" w:themeColor="accent5" w:themeTint="90" w:sz="4" w:space="0"/>
-          <w:bottom w:val="none"/>
-          <w:right w:val="none"/>
+          <w:bottom w:val="none" w:color="000000" w:sz="4" w:space="0"/>
+          <w:right w:val="none" w:color="000000" w:sz="4" w:space="0"/>
         </w:tcBorders>
       </w:tcPr>
     </w:tblStylePr>
@@ -16122,9 +16574,9 @@
         <w:shd w:val="clear" w:color="ffffff" w:themeColor="light1" w:fill="ffffff" w:themeFill="light1"/>
         <w:tcBorders>
           <w:top w:val="single" w:color="000000" w:themeColor="accent5" w:themeTint="90" w:sz="4" w:space="0"/>
-          <w:left w:val="none"/>
-          <w:bottom w:val="none"/>
-          <w:right w:val="none"/>
+          <w:left w:val="none" w:color="000000" w:sz="4" w:space="0"/>
+          <w:bottom w:val="none" w:color="000000" w:sz="4" w:space="0"/>
+          <w:right w:val="none" w:color="000000" w:sz="4" w:space="0"/>
         </w:tcBorders>
       </w:tcPr>
     </w:tblStylePr>
@@ -16194,9 +16646,9 @@
       </w:tcPr>
     </w:tblStylePr>
   </w:style>
-  <w:style w:type="table" w:styleId="66">
+  <w:style w:type="table" w:styleId="756">
     <w:name w:val="Grid Table 7 Colorful - Accent 6"/>
-    <w:basedOn w:val="675"/>
+    <w:basedOn w:val="869"/>
     <w:uiPriority w:val="99"/>
     <w:pPr>
       <w:pBdr/>
@@ -16298,11 +16750,11 @@
         <w:tblBorders/>
       </w:tblPr>
       <w:tcPr>
-        <w:shd w:color="ffffff"/>
+        <w:shd w:val="clear" w:color="ffffff"/>
         <w:tcBorders>
-          <w:top w:val="none"/>
-          <w:left w:val="none"/>
-          <w:bottom w:val="none"/>
+          <w:top w:val="none" w:color="000000" w:sz="4" w:space="0"/>
+          <w:left w:val="none" w:color="000000" w:sz="4" w:space="0"/>
+          <w:bottom w:val="none" w:color="000000" w:sz="4" w:space="0"/>
           <w:right w:val="single" w:color="000000" w:themeColor="accent6" w:themeTint="90" w:sz="4" w:space="0"/>
         </w:tcBorders>
       </w:tcPr>
@@ -16325,10 +16777,10 @@
       <w:tcPr>
         <w:shd w:val="clear" w:color="ffffff" w:themeColor="light1" w:fill="ffffff" w:themeFill="light1"/>
         <w:tcBorders>
-          <w:top w:val="none"/>
-          <w:left w:val="none"/>
+          <w:top w:val="none" w:color="000000" w:sz="4" w:space="0"/>
+          <w:left w:val="none" w:color="000000" w:sz="4" w:space="0"/>
           <w:bottom w:val="single" w:color="000000" w:themeColor="accent6" w:themeTint="90" w:sz="4" w:space="0"/>
-          <w:right w:val="none"/>
+          <w:right w:val="none" w:color="000000" w:sz="4" w:space="0"/>
         </w:tcBorders>
       </w:tcPr>
     </w:tblStylePr>
@@ -16348,12 +16800,12 @@
         <w:tblBorders/>
       </w:tblPr>
       <w:tcPr>
-        <w:shd w:color="ffffff"/>
+        <w:shd w:val="clear" w:color="ffffff"/>
         <w:tcBorders>
-          <w:top w:val="none"/>
+          <w:top w:val="none" w:color="000000" w:sz="4" w:space="0"/>
           <w:left w:val="single" w:color="000000" w:themeColor="accent6" w:themeTint="90" w:sz="4" w:space="0"/>
-          <w:bottom w:val="none"/>
-          <w:right w:val="none"/>
+          <w:bottom w:val="none" w:color="000000" w:sz="4" w:space="0"/>
+          <w:right w:val="none" w:color="000000" w:sz="4" w:space="0"/>
         </w:tcBorders>
       </w:tcPr>
     </w:tblStylePr>
@@ -16376,9 +16828,9 @@
         <w:shd w:val="clear" w:color="ffffff" w:themeColor="light1" w:fill="ffffff" w:themeFill="light1"/>
         <w:tcBorders>
           <w:top w:val="single" w:color="000000" w:themeColor="accent6" w:themeTint="90" w:sz="4" w:space="0"/>
-          <w:left w:val="none"/>
-          <w:bottom w:val="none"/>
-          <w:right w:val="none"/>
+          <w:left w:val="none" w:color="000000" w:sz="4" w:space="0"/>
+          <w:bottom w:val="none" w:color="000000" w:sz="4" w:space="0"/>
+          <w:right w:val="none" w:color="000000" w:sz="4" w:space="0"/>
         </w:tcBorders>
       </w:tcPr>
     </w:tblStylePr>
@@ -16448,9 +16900,9 @@
       </w:tcPr>
     </w:tblStylePr>
   </w:style>
-  <w:style w:type="table" w:styleId="67">
+  <w:style w:type="table" w:styleId="757">
     <w:name w:val="List Table 1 Light"/>
-    <w:basedOn w:val="675"/>
+    <w:basedOn w:val="869"/>
     <w:uiPriority w:val="99"/>
     <w:pPr>
       <w:pBdr/>
@@ -16664,9 +17116,9 @@
       </w:tcPr>
     </w:tblStylePr>
   </w:style>
-  <w:style w:type="table" w:styleId="68">
+  <w:style w:type="table" w:styleId="758">
     <w:name w:val="List Table 1 Light - Accent 1"/>
-    <w:basedOn w:val="675"/>
+    <w:basedOn w:val="869"/>
     <w:uiPriority w:val="99"/>
     <w:pPr>
       <w:pBdr/>
@@ -16880,9 +17332,9 @@
       </w:tcPr>
     </w:tblStylePr>
   </w:style>
-  <w:style w:type="table" w:styleId="69">
+  <w:style w:type="table" w:styleId="759">
     <w:name w:val="List Table 1 Light - Accent 2"/>
-    <w:basedOn w:val="675"/>
+    <w:basedOn w:val="869"/>
     <w:uiPriority w:val="99"/>
     <w:pPr>
       <w:pBdr/>
@@ -17096,9 +17548,9 @@
       </w:tcPr>
     </w:tblStylePr>
   </w:style>
-  <w:style w:type="table" w:styleId="70">
+  <w:style w:type="table" w:styleId="760">
     <w:name w:val="List Table 1 Light - Accent 3"/>
-    <w:basedOn w:val="675"/>
+    <w:basedOn w:val="869"/>
     <w:uiPriority w:val="99"/>
     <w:pPr>
       <w:pBdr/>
@@ -17312,9 +17764,9 @@
       </w:tcPr>
     </w:tblStylePr>
   </w:style>
-  <w:style w:type="table" w:styleId="71">
+  <w:style w:type="table" w:styleId="761">
     <w:name w:val="List Table 1 Light - Accent 4"/>
-    <w:basedOn w:val="675"/>
+    <w:basedOn w:val="869"/>
     <w:uiPriority w:val="99"/>
     <w:pPr>
       <w:pBdr/>
@@ -17528,9 +17980,9 @@
       </w:tcPr>
     </w:tblStylePr>
   </w:style>
-  <w:style w:type="table" w:styleId="72">
+  <w:style w:type="table" w:styleId="762">
     <w:name w:val="List Table 1 Light - Accent 5"/>
-    <w:basedOn w:val="675"/>
+    <w:basedOn w:val="869"/>
     <w:uiPriority w:val="99"/>
     <w:pPr>
       <w:pBdr/>
@@ -17744,9 +18196,9 @@
       </w:tcPr>
     </w:tblStylePr>
   </w:style>
-  <w:style w:type="table" w:styleId="73">
+  <w:style w:type="table" w:styleId="763">
     <w:name w:val="List Table 1 Light - Accent 6"/>
-    <w:basedOn w:val="675"/>
+    <w:basedOn w:val="869"/>
     <w:uiPriority w:val="99"/>
     <w:pPr>
       <w:pBdr/>
@@ -17960,9 +18412,9 @@
       </w:tcPr>
     </w:tblStylePr>
   </w:style>
-  <w:style w:type="table" w:styleId="74">
+  <w:style w:type="table" w:styleId="764">
     <w:name w:val="List Table 2"/>
-    <w:basedOn w:val="675"/>
+    <w:basedOn w:val="869"/>
     <w:uiPriority w:val="99"/>
     <w:pPr>
       <w:pBdr/>
@@ -18198,9 +18650,9 @@
       </w:tcPr>
     </w:tblStylePr>
   </w:style>
-  <w:style w:type="table" w:styleId="75">
+  <w:style w:type="table" w:styleId="765">
     <w:name w:val="List Table 2 - Accent 1"/>
-    <w:basedOn w:val="675"/>
+    <w:basedOn w:val="869"/>
     <w:uiPriority w:val="99"/>
     <w:pPr>
       <w:pBdr/>
@@ -18436,9 +18888,9 @@
       </w:tcPr>
     </w:tblStylePr>
   </w:style>
-  <w:style w:type="table" w:styleId="76">
+  <w:style w:type="table" w:styleId="766">
     <w:name w:val="List Table 2 - Accent 2"/>
-    <w:basedOn w:val="675"/>
+    <w:basedOn w:val="869"/>
     <w:uiPriority w:val="99"/>
     <w:pPr>
       <w:pBdr/>
@@ -18674,9 +19126,9 @@
       </w:tcPr>
     </w:tblStylePr>
   </w:style>
-  <w:style w:type="table" w:styleId="77">
+  <w:style w:type="table" w:styleId="767">
     <w:name w:val="List Table 2 - Accent 3"/>
-    <w:basedOn w:val="675"/>
+    <w:basedOn w:val="869"/>
     <w:uiPriority w:val="99"/>
     <w:pPr>
       <w:pBdr/>
@@ -18912,9 +19364,9 @@
       </w:tcPr>
     </w:tblStylePr>
   </w:style>
-  <w:style w:type="table" w:styleId="78">
+  <w:style w:type="table" w:styleId="768">
     <w:name w:val="List Table 2 - Accent 4"/>
-    <w:basedOn w:val="675"/>
+    <w:basedOn w:val="869"/>
     <w:uiPriority w:val="99"/>
     <w:pPr>
       <w:pBdr/>
@@ -19150,9 +19602,9 @@
       </w:tcPr>
     </w:tblStylePr>
   </w:style>
-  <w:style w:type="table" w:styleId="79">
+  <w:style w:type="table" w:styleId="769">
     <w:name w:val="List Table 2 - Accent 5"/>
-    <w:basedOn w:val="675"/>
+    <w:basedOn w:val="869"/>
     <w:uiPriority w:val="99"/>
     <w:pPr>
       <w:pBdr/>
@@ -19388,9 +19840,9 @@
       </w:tcPr>
     </w:tblStylePr>
   </w:style>
-  <w:style w:type="table" w:styleId="80">
+  <w:style w:type="table" w:styleId="770">
     <w:name w:val="List Table 2 - Accent 6"/>
-    <w:basedOn w:val="675"/>
+    <w:basedOn w:val="869"/>
     <w:uiPriority w:val="99"/>
     <w:pPr>
       <w:pBdr/>
@@ -19626,9 +20078,9 @@
       </w:tcPr>
     </w:tblStylePr>
   </w:style>
-  <w:style w:type="table" w:styleId="81">
+  <w:style w:type="table" w:styleId="771">
     <w:name w:val="List Table 3"/>
-    <w:basedOn w:val="675"/>
+    <w:basedOn w:val="869"/>
     <w:uiPriority w:val="99"/>
     <w:pPr>
       <w:pBdr/>
@@ -19854,9 +20306,9 @@
       </w:tcPr>
     </w:tblStylePr>
   </w:style>
-  <w:style w:type="table" w:styleId="82">
+  <w:style w:type="table" w:styleId="772">
     <w:name w:val="List Table 3 - Accent 1"/>
-    <w:basedOn w:val="675"/>
+    <w:basedOn w:val="869"/>
     <w:uiPriority w:val="99"/>
     <w:pPr>
       <w:pBdr/>
@@ -20082,9 +20534,9 @@
       </w:tcPr>
     </w:tblStylePr>
   </w:style>
-  <w:style w:type="table" w:styleId="83">
+  <w:style w:type="table" w:styleId="773">
     <w:name w:val="List Table 3 - Accent 2"/>
-    <w:basedOn w:val="675"/>
+    <w:basedOn w:val="869"/>
     <w:uiPriority w:val="99"/>
     <w:pPr>
       <w:pBdr/>
@@ -20310,9 +20762,9 @@
       </w:tcPr>
     </w:tblStylePr>
   </w:style>
-  <w:style w:type="table" w:styleId="84">
+  <w:style w:type="table" w:styleId="774">
     <w:name w:val="List Table 3 - Accent 3"/>
-    <w:basedOn w:val="675"/>
+    <w:basedOn w:val="869"/>
     <w:uiPriority w:val="99"/>
     <w:pPr>
       <w:pBdr/>
@@ -20538,9 +20990,9 @@
       </w:tcPr>
     </w:tblStylePr>
   </w:style>
-  <w:style w:type="table" w:styleId="85">
+  <w:style w:type="table" w:styleId="775">
     <w:name w:val="List Table 3 - Accent 4"/>
-    <w:basedOn w:val="675"/>
+    <w:basedOn w:val="869"/>
     <w:uiPriority w:val="99"/>
     <w:pPr>
       <w:pBdr/>
@@ -20766,9 +21218,9 @@
       </w:tcPr>
     </w:tblStylePr>
   </w:style>
-  <w:style w:type="table" w:styleId="86">
+  <w:style w:type="table" w:styleId="776">
     <w:name w:val="List Table 3 - Accent 5"/>
-    <w:basedOn w:val="675"/>
+    <w:basedOn w:val="869"/>
     <w:uiPriority w:val="99"/>
     <w:pPr>
       <w:pBdr/>
@@ -20994,9 +21446,9 @@
       </w:tcPr>
     </w:tblStylePr>
   </w:style>
-  <w:style w:type="table" w:styleId="87">
+  <w:style w:type="table" w:styleId="777">
     <w:name w:val="List Table 3 - Accent 6"/>
-    <w:basedOn w:val="675"/>
+    <w:basedOn w:val="869"/>
     <w:uiPriority w:val="99"/>
     <w:pPr>
       <w:pBdr/>
@@ -21222,9 +21674,9 @@
       </w:tcPr>
     </w:tblStylePr>
   </w:style>
-  <w:style w:type="table" w:styleId="88">
+  <w:style w:type="table" w:styleId="778">
     <w:name w:val="List Table 4"/>
-    <w:basedOn w:val="675"/>
+    <w:basedOn w:val="869"/>
     <w:uiPriority w:val="99"/>
     <w:pPr>
       <w:pBdr/>
@@ -21447,9 +21899,9 @@
       </w:tcPr>
     </w:tblStylePr>
   </w:style>
-  <w:style w:type="table" w:styleId="89">
+  <w:style w:type="table" w:styleId="779">
     <w:name w:val="List Table 4 - Accent 1"/>
-    <w:basedOn w:val="675"/>
+    <w:basedOn w:val="869"/>
     <w:uiPriority w:val="99"/>
     <w:pPr>
       <w:pBdr/>
@@ -21672,9 +22124,9 @@
       </w:tcPr>
     </w:tblStylePr>
   </w:style>
-  <w:style w:type="table" w:styleId="90">
+  <w:style w:type="table" w:styleId="780">
     <w:name w:val="List Table 4 - Accent 2"/>
-    <w:basedOn w:val="675"/>
+    <w:basedOn w:val="869"/>
     <w:uiPriority w:val="99"/>
     <w:pPr>
       <w:pBdr/>
@@ -21897,9 +22349,9 @@
       </w:tcPr>
     </w:tblStylePr>
   </w:style>
-  <w:style w:type="table" w:styleId="91">
+  <w:style w:type="table" w:styleId="781">
     <w:name w:val="List Table 4 - Accent 3"/>
-    <w:basedOn w:val="675"/>
+    <w:basedOn w:val="869"/>
     <w:uiPriority w:val="99"/>
     <w:pPr>
       <w:pBdr/>
@@ -22122,9 +22574,9 @@
       </w:tcPr>
     </w:tblStylePr>
   </w:style>
-  <w:style w:type="table" w:styleId="92">
+  <w:style w:type="table" w:styleId="782">
     <w:name w:val="List Table 4 - Accent 4"/>
-    <w:basedOn w:val="675"/>
+    <w:basedOn w:val="869"/>
     <w:uiPriority w:val="99"/>
     <w:pPr>
       <w:pBdr/>
@@ -22347,9 +22799,9 @@
       </w:tcPr>
     </w:tblStylePr>
   </w:style>
-  <w:style w:type="table" w:styleId="93">
+  <w:style w:type="table" w:styleId="783">
     <w:name w:val="List Table 4 - Accent 5"/>
-    <w:basedOn w:val="675"/>
+    <w:basedOn w:val="869"/>
     <w:uiPriority w:val="99"/>
     <w:pPr>
       <w:pBdr/>
@@ -22572,9 +23024,9 @@
       </w:tcPr>
     </w:tblStylePr>
   </w:style>
-  <w:style w:type="table" w:styleId="94">
+  <w:style w:type="table" w:styleId="784">
     <w:name w:val="List Table 4 - Accent 6"/>
-    <w:basedOn w:val="675"/>
+    <w:basedOn w:val="869"/>
     <w:uiPriority w:val="99"/>
     <w:pPr>
       <w:pBdr/>
@@ -22797,9 +23249,9 @@
       </w:tcPr>
     </w:tblStylePr>
   </w:style>
-  <w:style w:type="table" w:styleId="95">
+  <w:style w:type="table" w:styleId="785">
     <w:name w:val="List Table 5 Dark"/>
-    <w:basedOn w:val="675"/>
+    <w:basedOn w:val="869"/>
     <w:uiPriority w:val="99"/>
     <w:pPr>
       <w:pBdr/>
@@ -23039,9 +23491,9 @@
       </w:tcPr>
     </w:tblStylePr>
   </w:style>
-  <w:style w:type="table" w:styleId="96">
+  <w:style w:type="table" w:styleId="786">
     <w:name w:val="List Table 5 Dark - Accent 1"/>
-    <w:basedOn w:val="675"/>
+    <w:basedOn w:val="869"/>
     <w:uiPriority w:val="99"/>
     <w:pPr>
       <w:pBdr/>
@@ -23281,9 +23733,9 @@
       </w:tcPr>
     </w:tblStylePr>
   </w:style>
-  <w:style w:type="table" w:styleId="97">
+  <w:style w:type="table" w:styleId="787">
     <w:name w:val="List Table 5 Dark - Accent 2"/>
-    <w:basedOn w:val="675"/>
+    <w:basedOn w:val="869"/>
     <w:uiPriority w:val="99"/>
     <w:pPr>
       <w:pBdr/>
@@ -23523,9 +23975,9 @@
       </w:tcPr>
     </w:tblStylePr>
   </w:style>
-  <w:style w:type="table" w:styleId="98">
+  <w:style w:type="table" w:styleId="788">
     <w:name w:val="List Table 5 Dark - Accent 3"/>
-    <w:basedOn w:val="675"/>
+    <w:basedOn w:val="869"/>
     <w:uiPriority w:val="99"/>
     <w:pPr>
       <w:pBdr/>
@@ -23765,9 +24217,9 @@
       </w:tcPr>
     </w:tblStylePr>
   </w:style>
-  <w:style w:type="table" w:styleId="99">
+  <w:style w:type="table" w:styleId="789">
     <w:name w:val="List Table 5 Dark - Accent 4"/>
-    <w:basedOn w:val="675"/>
+    <w:basedOn w:val="869"/>
     <w:uiPriority w:val="99"/>
     <w:pPr>
       <w:pBdr/>
@@ -24007,9 +24459,9 @@
       </w:tcPr>
     </w:tblStylePr>
   </w:style>
-  <w:style w:type="table" w:styleId="100">
+  <w:style w:type="table" w:styleId="790">
     <w:name w:val="List Table 5 Dark - Accent 5"/>
-    <w:basedOn w:val="675"/>
+    <w:basedOn w:val="869"/>
     <w:uiPriority w:val="99"/>
     <w:pPr>
       <w:pBdr/>
@@ -24249,9 +24701,9 @@
       </w:tcPr>
     </w:tblStylePr>
   </w:style>
-  <w:style w:type="table" w:styleId="101">
+  <w:style w:type="table" w:styleId="791">
     <w:name w:val="List Table 5 Dark - Accent 6"/>
-    <w:basedOn w:val="675"/>
+    <w:basedOn w:val="869"/>
     <w:uiPriority w:val="99"/>
     <w:pPr>
       <w:pBdr/>
@@ -24491,9 +24943,9 @@
       </w:tcPr>
     </w:tblStylePr>
   </w:style>
-  <w:style w:type="table" w:styleId="102">
+  <w:style w:type="table" w:styleId="792">
     <w:name w:val="List Table 6 Colorful"/>
-    <w:basedOn w:val="675"/>
+    <w:basedOn w:val="869"/>
     <w:uiPriority w:val="99"/>
     <w:pPr>
       <w:pBdr/>
@@ -24714,9 +25166,9 @@
       </w:tcPr>
     </w:tblStylePr>
   </w:style>
-  <w:style w:type="table" w:styleId="103">
+  <w:style w:type="table" w:styleId="793">
     <w:name w:val="List Table 6 Colorful - Accent 1"/>
-    <w:basedOn w:val="675"/>
+    <w:basedOn w:val="869"/>
     <w:uiPriority w:val="99"/>
     <w:pPr>
       <w:pBdr/>
@@ -24937,9 +25389,9 @@
       </w:tcPr>
     </w:tblStylePr>
   </w:style>
-  <w:style w:type="table" w:styleId="104">
+  <w:style w:type="table" w:styleId="794">
     <w:name w:val="List Table 6 Colorful - Accent 2"/>
-    <w:basedOn w:val="675"/>
+    <w:basedOn w:val="869"/>
     <w:uiPriority w:val="99"/>
     <w:pPr>
       <w:pBdr/>
@@ -25160,9 +25612,9 @@
       </w:tcPr>
     </w:tblStylePr>
   </w:style>
-  <w:style w:type="table" w:styleId="105">
+  <w:style w:type="table" w:styleId="795">
     <w:name w:val="List Table 6 Colorful - Accent 3"/>
-    <w:basedOn w:val="675"/>
+    <w:basedOn w:val="869"/>
     <w:uiPriority w:val="99"/>
     <w:pPr>
       <w:pBdr/>
@@ -25383,9 +25835,9 @@
       </w:tcPr>
     </w:tblStylePr>
   </w:style>
-  <w:style w:type="table" w:styleId="106">
+  <w:style w:type="table" w:styleId="796">
     <w:name w:val="List Table 6 Colorful - Accent 4"/>
-    <w:basedOn w:val="675"/>
+    <w:basedOn w:val="869"/>
     <w:uiPriority w:val="99"/>
     <w:pPr>
       <w:pBdr/>
@@ -25606,9 +26058,9 @@
       </w:tcPr>
     </w:tblStylePr>
   </w:style>
-  <w:style w:type="table" w:styleId="107">
+  <w:style w:type="table" w:styleId="797">
     <w:name w:val="List Table 6 Colorful - Accent 5"/>
-    <w:basedOn w:val="675"/>
+    <w:basedOn w:val="869"/>
     <w:uiPriority w:val="99"/>
     <w:pPr>
       <w:pBdr/>
@@ -25829,9 +26281,9 @@
       </w:tcPr>
     </w:tblStylePr>
   </w:style>
-  <w:style w:type="table" w:styleId="108">
+  <w:style w:type="table" w:styleId="798">
     <w:name w:val="List Table 6 Colorful - Accent 6"/>
-    <w:basedOn w:val="675"/>
+    <w:basedOn w:val="869"/>
     <w:uiPriority w:val="99"/>
     <w:pPr>
       <w:pBdr/>
@@ -26052,9 +26504,9 @@
       </w:tcPr>
     </w:tblStylePr>
   </w:style>
-  <w:style w:type="table" w:styleId="109">
+  <w:style w:type="table" w:styleId="799">
     <w:name w:val="List Table 7 Colorful"/>
-    <w:basedOn w:val="675"/>
+    <w:basedOn w:val="869"/>
     <w:uiPriority w:val="99"/>
     <w:pPr>
       <w:pBdr/>
@@ -26153,11 +26605,11 @@
         <w:tblBorders/>
       </w:tblPr>
       <w:tcPr>
-        <w:shd w:color="ffffff"/>
+        <w:shd w:val="clear" w:color="ffffff"/>
         <w:tcBorders>
-          <w:top w:val="none"/>
-          <w:left w:val="none"/>
-          <w:bottom w:val="none"/>
+          <w:top w:val="none" w:color="000000" w:sz="4" w:space="0"/>
+          <w:left w:val="none" w:color="000000" w:sz="4" w:space="0"/>
+          <w:bottom w:val="none" w:color="000000" w:sz="4" w:space="0"/>
           <w:right w:val="single" w:color="000000" w:themeColor="text1" w:themeTint="80" w:sz="4" w:space="0"/>
         </w:tcBorders>
       </w:tcPr>
@@ -26180,10 +26632,10 @@
       <w:tcPr>
         <w:shd w:val="clear" w:color="ffffff" w:themeColor="light1" w:fill="ffffff" w:themeFill="light1"/>
         <w:tcBorders>
-          <w:top w:val="none"/>
-          <w:left w:val="none"/>
+          <w:top w:val="none" w:color="000000" w:sz="4" w:space="0"/>
+          <w:left w:val="none" w:color="000000" w:sz="4" w:space="0"/>
           <w:bottom w:val="single" w:color="000000" w:themeColor="text1" w:themeTint="80" w:sz="4" w:space="0"/>
-          <w:right w:val="none"/>
+          <w:right w:val="none" w:color="000000" w:sz="4" w:space="0"/>
         </w:tcBorders>
       </w:tcPr>
     </w:tblStylePr>
@@ -26203,12 +26655,12 @@
         <w:tblBorders/>
       </w:tblPr>
       <w:tcPr>
-        <w:shd w:color="ffffff"/>
+        <w:shd w:val="clear" w:color="ffffff"/>
         <w:tcBorders>
-          <w:top w:val="none"/>
+          <w:top w:val="none" w:color="000000" w:sz="4" w:space="0"/>
           <w:left w:val="single" w:color="000000" w:themeColor="text1" w:themeTint="80" w:sz="4" w:space="0"/>
-          <w:bottom w:val="none"/>
-          <w:right w:val="none"/>
+          <w:bottom w:val="none" w:color="000000" w:sz="4" w:space="0"/>
+          <w:right w:val="none" w:color="000000" w:sz="4" w:space="0"/>
         </w:tcBorders>
       </w:tcPr>
     </w:tblStylePr>
@@ -26231,9 +26683,9 @@
         <w:shd w:val="clear" w:color="ffffff" w:themeColor="light1" w:fill="ffffff" w:themeFill="light1"/>
         <w:tcBorders>
           <w:top w:val="single" w:color="000000" w:themeColor="text1" w:themeTint="80" w:sz="4" w:space="0"/>
-          <w:left w:val="none"/>
-          <w:bottom w:val="none"/>
-          <w:right w:val="none"/>
+          <w:left w:val="none" w:color="000000" w:sz="4" w:space="0"/>
+          <w:bottom w:val="none" w:color="000000" w:sz="4" w:space="0"/>
+          <w:right w:val="none" w:color="000000" w:sz="4" w:space="0"/>
         </w:tcBorders>
       </w:tcPr>
     </w:tblStylePr>
@@ -26308,9 +26760,9 @@
       </w:tcPr>
     </w:tblStylePr>
   </w:style>
-  <w:style w:type="table" w:styleId="110">
+  <w:style w:type="table" w:styleId="800">
     <w:name w:val="List Table 7 Colorful - Accent 1"/>
-    <w:basedOn w:val="675"/>
+    <w:basedOn w:val="869"/>
     <w:uiPriority w:val="99"/>
     <w:pPr>
       <w:pBdr/>
@@ -26409,11 +26861,11 @@
         <w:tblBorders/>
       </w:tblPr>
       <w:tcPr>
-        <w:shd w:color="ffffff"/>
+        <w:shd w:val="clear" w:color="ffffff"/>
         <w:tcBorders>
-          <w:top w:val="none"/>
-          <w:left w:val="none"/>
-          <w:bottom w:val="none"/>
+          <w:top w:val="none" w:color="000000" w:sz="4" w:space="0"/>
+          <w:left w:val="none" w:color="000000" w:sz="4" w:space="0"/>
+          <w:bottom w:val="none" w:color="000000" w:sz="4" w:space="0"/>
           <w:right w:val="single" w:color="000000" w:themeColor="accent1" w:sz="4" w:space="0"/>
         </w:tcBorders>
       </w:tcPr>
@@ -26436,10 +26888,10 @@
       <w:tcPr>
         <w:shd w:val="clear" w:color="ffffff" w:themeColor="light1" w:fill="ffffff" w:themeFill="light1"/>
         <w:tcBorders>
-          <w:top w:val="none"/>
-          <w:left w:val="none"/>
+          <w:top w:val="none" w:color="000000" w:sz="4" w:space="0"/>
+          <w:left w:val="none" w:color="000000" w:sz="4" w:space="0"/>
           <w:bottom w:val="single" w:color="000000" w:themeColor="accent1" w:sz="4" w:space="0"/>
-          <w:right w:val="none"/>
+          <w:right w:val="none" w:color="000000" w:sz="4" w:space="0"/>
         </w:tcBorders>
       </w:tcPr>
     </w:tblStylePr>
@@ -26459,12 +26911,12 @@
         <w:tblBorders/>
       </w:tblPr>
       <w:tcPr>
-        <w:shd w:color="ffffff"/>
+        <w:shd w:val="clear" w:color="ffffff"/>
         <w:tcBorders>
-          <w:top w:val="none"/>
+          <w:top w:val="none" w:color="000000" w:sz="4" w:space="0"/>
           <w:left w:val="single" w:color="000000" w:themeColor="accent1" w:sz="4" w:space="0"/>
-          <w:bottom w:val="none"/>
-          <w:right w:val="none"/>
+          <w:bottom w:val="none" w:color="000000" w:sz="4" w:space="0"/>
+          <w:right w:val="none" w:color="000000" w:sz="4" w:space="0"/>
         </w:tcBorders>
       </w:tcPr>
     </w:tblStylePr>
@@ -26487,9 +26939,9 @@
         <w:shd w:val="clear" w:color="ffffff" w:themeColor="light1" w:fill="ffffff" w:themeFill="light1"/>
         <w:tcBorders>
           <w:top w:val="single" w:color="000000" w:themeColor="accent1" w:sz="4" w:space="0"/>
-          <w:left w:val="none"/>
-          <w:bottom w:val="none"/>
-          <w:right w:val="none"/>
+          <w:left w:val="none" w:color="000000" w:sz="4" w:space="0"/>
+          <w:bottom w:val="none" w:color="000000" w:sz="4" w:space="0"/>
+          <w:right w:val="none" w:color="000000" w:sz="4" w:space="0"/>
         </w:tcBorders>
       </w:tcPr>
     </w:tblStylePr>
@@ -26564,9 +27016,9 @@
       </w:tcPr>
     </w:tblStylePr>
   </w:style>
-  <w:style w:type="table" w:styleId="111">
+  <w:style w:type="table" w:styleId="801">
     <w:name w:val="List Table 7 Colorful - Accent 2"/>
-    <w:basedOn w:val="675"/>
+    <w:basedOn w:val="869"/>
     <w:uiPriority w:val="99"/>
     <w:pPr>
       <w:pBdr/>
@@ -26665,11 +27117,11 @@
         <w:tblBorders/>
       </w:tblPr>
       <w:tcPr>
-        <w:shd w:color="ffffff"/>
+        <w:shd w:val="clear" w:color="ffffff"/>
         <w:tcBorders>
-          <w:top w:val="none"/>
-          <w:left w:val="none"/>
-          <w:bottom w:val="none"/>
+          <w:top w:val="none" w:color="000000" w:sz="4" w:space="0"/>
+          <w:left w:val="none" w:color="000000" w:sz="4" w:space="0"/>
+          <w:bottom w:val="none" w:color="000000" w:sz="4" w:space="0"/>
           <w:right w:val="single" w:color="000000" w:themeColor="accent2" w:themeTint="97" w:sz="4" w:space="0"/>
         </w:tcBorders>
       </w:tcPr>
@@ -26692,10 +27144,10 @@
       <w:tcPr>
         <w:shd w:val="clear" w:color="ffffff" w:themeColor="light1" w:fill="ffffff" w:themeFill="light1"/>
         <w:tcBorders>
-          <w:top w:val="none"/>
-          <w:left w:val="none"/>
+          <w:top w:val="none" w:color="000000" w:sz="4" w:space="0"/>
+          <w:left w:val="none" w:color="000000" w:sz="4" w:space="0"/>
           <w:bottom w:val="single" w:color="000000" w:themeColor="accent2" w:themeTint="97" w:sz="4" w:space="0"/>
-          <w:right w:val="none"/>
+          <w:right w:val="none" w:color="000000" w:sz="4" w:space="0"/>
         </w:tcBorders>
       </w:tcPr>
     </w:tblStylePr>
@@ -26715,12 +27167,12 @@
         <w:tblBorders/>
       </w:tblPr>
       <w:tcPr>
-        <w:shd w:color="ffffff"/>
+        <w:shd w:val="clear" w:color="ffffff"/>
         <w:tcBorders>
-          <w:top w:val="none"/>
+          <w:top w:val="none" w:color="000000" w:sz="4" w:space="0"/>
           <w:left w:val="single" w:color="000000" w:themeColor="accent2" w:themeTint="97" w:sz="4" w:space="0"/>
-          <w:bottom w:val="none"/>
-          <w:right w:val="none"/>
+          <w:bottom w:val="none" w:color="000000" w:sz="4" w:space="0"/>
+          <w:right w:val="none" w:color="000000" w:sz="4" w:space="0"/>
         </w:tcBorders>
       </w:tcPr>
     </w:tblStylePr>
@@ -26743,9 +27195,9 @@
         <w:shd w:val="clear" w:color="ffffff" w:themeColor="light1" w:fill="ffffff" w:themeFill="light1"/>
         <w:tcBorders>
           <w:top w:val="single" w:color="000000" w:themeColor="accent2" w:themeTint="97" w:sz="4" w:space="0"/>
-          <w:left w:val="none"/>
-          <w:bottom w:val="none"/>
-          <w:right w:val="none"/>
+          <w:left w:val="none" w:color="000000" w:sz="4" w:space="0"/>
+          <w:bottom w:val="none" w:color="000000" w:sz="4" w:space="0"/>
+          <w:right w:val="none" w:color="000000" w:sz="4" w:space="0"/>
         </w:tcBorders>
       </w:tcPr>
     </w:tblStylePr>
@@ -26820,9 +27272,9 @@
       </w:tcPr>
     </w:tblStylePr>
   </w:style>
-  <w:style w:type="table" w:styleId="112">
+  <w:style w:type="table" w:styleId="802">
     <w:name w:val="List Table 7 Colorful - Accent 3"/>
-    <w:basedOn w:val="675"/>
+    <w:basedOn w:val="869"/>
     <w:uiPriority w:val="99"/>
     <w:pPr>
       <w:pBdr/>
@@ -26921,11 +27373,11 @@
         <w:tblBorders/>
       </w:tblPr>
       <w:tcPr>
-        <w:shd w:color="ffffff"/>
+        <w:shd w:val="clear" w:color="ffffff"/>
         <w:tcBorders>
-          <w:top w:val="none"/>
-          <w:left w:val="none"/>
-          <w:bottom w:val="none"/>
+          <w:top w:val="none" w:color="000000" w:sz="4" w:space="0"/>
+          <w:left w:val="none" w:color="000000" w:sz="4" w:space="0"/>
+          <w:bottom w:val="none" w:color="000000" w:sz="4" w:space="0"/>
           <w:right w:val="single" w:color="000000" w:themeColor="accent3" w:themeTint="98" w:sz="4" w:space="0"/>
         </w:tcBorders>
       </w:tcPr>
@@ -26948,10 +27400,10 @@
       <w:tcPr>
         <w:shd w:val="clear" w:color="ffffff" w:themeColor="light1" w:fill="ffffff" w:themeFill="light1"/>
         <w:tcBorders>
-          <w:top w:val="none"/>
-          <w:left w:val="none"/>
+          <w:top w:val="none" w:color="000000" w:sz="4" w:space="0"/>
+          <w:left w:val="none" w:color="000000" w:sz="4" w:space="0"/>
           <w:bottom w:val="single" w:color="000000" w:themeColor="accent3" w:themeTint="98" w:sz="4" w:space="0"/>
-          <w:right w:val="none"/>
+          <w:right w:val="none" w:color="000000" w:sz="4" w:space="0"/>
         </w:tcBorders>
       </w:tcPr>
     </w:tblStylePr>
@@ -26971,12 +27423,12 @@
         <w:tblBorders/>
       </w:tblPr>
       <w:tcPr>
-        <w:shd w:color="ffffff"/>
+        <w:shd w:val="clear" w:color="ffffff"/>
         <w:tcBorders>
-          <w:top w:val="none"/>
+          <w:top w:val="none" w:color="000000" w:sz="4" w:space="0"/>
           <w:left w:val="single" w:color="000000" w:themeColor="accent3" w:themeTint="98" w:sz="4" w:space="0"/>
-          <w:bottom w:val="none"/>
-          <w:right w:val="none"/>
+          <w:bottom w:val="none" w:color="000000" w:sz="4" w:space="0"/>
+          <w:right w:val="none" w:color="000000" w:sz="4" w:space="0"/>
         </w:tcBorders>
       </w:tcPr>
     </w:tblStylePr>
@@ -26999,9 +27451,9 @@
         <w:shd w:val="clear" w:color="ffffff" w:themeColor="light1" w:fill="ffffff" w:themeFill="light1"/>
         <w:tcBorders>
           <w:top w:val="single" w:color="000000" w:themeColor="accent3" w:themeTint="98" w:sz="4" w:space="0"/>
-          <w:left w:val="none"/>
-          <w:bottom w:val="none"/>
-          <w:right w:val="none"/>
+          <w:left w:val="none" w:color="000000" w:sz="4" w:space="0"/>
+          <w:bottom w:val="none" w:color="000000" w:sz="4" w:space="0"/>
+          <w:right w:val="none" w:color="000000" w:sz="4" w:space="0"/>
         </w:tcBorders>
       </w:tcPr>
     </w:tblStylePr>
@@ -27076,9 +27528,9 @@
       </w:tcPr>
     </w:tblStylePr>
   </w:style>
-  <w:style w:type="table" w:styleId="113">
+  <w:style w:type="table" w:styleId="803">
     <w:name w:val="List Table 7 Colorful - Accent 4"/>
-    <w:basedOn w:val="675"/>
+    <w:basedOn w:val="869"/>
     <w:uiPriority w:val="99"/>
     <w:pPr>
       <w:pBdr/>
@@ -27177,11 +27629,11 @@
         <w:tblBorders/>
       </w:tblPr>
       <w:tcPr>
-        <w:shd w:color="ffffff"/>
+        <w:shd w:val="clear" w:color="ffffff"/>
         <w:tcBorders>
-          <w:top w:val="none"/>
-          <w:left w:val="none"/>
-          <w:bottom w:val="none"/>
+          <w:top w:val="none" w:color="000000" w:sz="4" w:space="0"/>
+          <w:left w:val="none" w:color="000000" w:sz="4" w:space="0"/>
+          <w:bottom w:val="none" w:color="000000" w:sz="4" w:space="0"/>
           <w:right w:val="single" w:color="000000" w:themeColor="accent4" w:themeTint="9A" w:sz="4" w:space="0"/>
         </w:tcBorders>
       </w:tcPr>
@@ -27204,10 +27656,10 @@
       <w:tcPr>
         <w:shd w:val="clear" w:color="ffffff" w:themeColor="light1" w:fill="ffffff" w:themeFill="light1"/>
         <w:tcBorders>
-          <w:top w:val="none"/>
-          <w:left w:val="none"/>
+          <w:top w:val="none" w:color="000000" w:sz="4" w:space="0"/>
+          <w:left w:val="none" w:color="000000" w:sz="4" w:space="0"/>
           <w:bottom w:val="single" w:color="000000" w:themeColor="accent4" w:themeTint="9A" w:sz="4" w:space="0"/>
-          <w:right w:val="none"/>
+          <w:right w:val="none" w:color="000000" w:sz="4" w:space="0"/>
         </w:tcBorders>
       </w:tcPr>
     </w:tblStylePr>
@@ -27227,12 +27679,12 @@
         <w:tblBorders/>
       </w:tblPr>
       <w:tcPr>
-        <w:shd w:color="ffffff"/>
+        <w:shd w:val="clear" w:color="ffffff"/>
         <w:tcBorders>
-          <w:top w:val="none"/>
+          <w:top w:val="none" w:color="000000" w:sz="4" w:space="0"/>
           <w:left w:val="single" w:color="000000" w:themeColor="accent4" w:themeTint="9A" w:sz="4" w:space="0"/>
-          <w:bottom w:val="none"/>
-          <w:right w:val="none"/>
+          <w:bottom w:val="none" w:color="000000" w:sz="4" w:space="0"/>
+          <w:right w:val="none" w:color="000000" w:sz="4" w:space="0"/>
         </w:tcBorders>
       </w:tcPr>
     </w:tblStylePr>
@@ -27255,9 +27707,9 @@
         <w:shd w:val="clear" w:color="ffffff" w:themeColor="light1" w:fill="ffffff" w:themeFill="light1"/>
         <w:tcBorders>
           <w:top w:val="single" w:color="000000" w:themeColor="accent4" w:themeTint="9A" w:sz="4" w:space="0"/>
-          <w:left w:val="none"/>
-          <w:bottom w:val="none"/>
-          <w:right w:val="none"/>
+          <w:left w:val="none" w:color="000000" w:sz="4" w:space="0"/>
+          <w:bottom w:val="none" w:color="000000" w:sz="4" w:space="0"/>
+          <w:right w:val="none" w:color="000000" w:sz="4" w:space="0"/>
         </w:tcBorders>
       </w:tcPr>
     </w:tblStylePr>
@@ -27332,9 +27784,9 @@
       </w:tcPr>
     </w:tblStylePr>
   </w:style>
-  <w:style w:type="table" w:styleId="114">
+  <w:style w:type="table" w:styleId="804">
     <w:name w:val="List Table 7 Colorful - Accent 5"/>
-    <w:basedOn w:val="675"/>
+    <w:basedOn w:val="869"/>
     <w:uiPriority w:val="99"/>
     <w:pPr>
       <w:pBdr/>
@@ -27433,11 +27885,11 @@
         <w:tblBorders/>
       </w:tblPr>
       <w:tcPr>
-        <w:shd w:color="ffffff"/>
+        <w:shd w:val="clear" w:color="ffffff"/>
         <w:tcBorders>
-          <w:top w:val="none"/>
-          <w:left w:val="none"/>
-          <w:bottom w:val="none"/>
+          <w:top w:val="none" w:color="000000" w:sz="4" w:space="0"/>
+          <w:left w:val="none" w:color="000000" w:sz="4" w:space="0"/>
+          <w:bottom w:val="none" w:color="000000" w:sz="4" w:space="0"/>
           <w:right w:val="single" w:color="000000" w:themeColor="accent5" w:themeTint="9A" w:sz="4" w:space="0"/>
         </w:tcBorders>
       </w:tcPr>
@@ -27460,10 +27912,10 @@
       <w:tcPr>
         <w:shd w:val="clear" w:color="ffffff" w:themeColor="light1" w:fill="ffffff" w:themeFill="light1"/>
         <w:tcBorders>
-          <w:top w:val="none"/>
-          <w:left w:val="none"/>
+          <w:top w:val="none" w:color="000000" w:sz="4" w:space="0"/>
+          <w:left w:val="none" w:color="000000" w:sz="4" w:space="0"/>
           <w:bottom w:val="single" w:color="000000" w:themeColor="accent5" w:themeTint="9A" w:sz="4" w:space="0"/>
-          <w:right w:val="none"/>
+          <w:right w:val="none" w:color="000000" w:sz="4" w:space="0"/>
         </w:tcBorders>
       </w:tcPr>
     </w:tblStylePr>
@@ -27483,12 +27935,12 @@
         <w:tblBorders/>
       </w:tblPr>
       <w:tcPr>
-        <w:shd w:color="ffffff"/>
+        <w:shd w:val="clear" w:color="ffffff"/>
         <w:tcBorders>
-          <w:top w:val="none"/>
+          <w:top w:val="none" w:color="000000" w:sz="4" w:space="0"/>
           <w:left w:val="single" w:color="000000" w:themeColor="accent5" w:themeTint="9A" w:sz="4" w:space="0"/>
-          <w:bottom w:val="none"/>
-          <w:right w:val="none"/>
+          <w:bottom w:val="none" w:color="000000" w:sz="4" w:space="0"/>
+          <w:right w:val="none" w:color="000000" w:sz="4" w:space="0"/>
         </w:tcBorders>
       </w:tcPr>
     </w:tblStylePr>
@@ -27511,9 +27963,9 @@
         <w:shd w:val="clear" w:color="ffffff" w:themeColor="light1" w:fill="ffffff" w:themeFill="light1"/>
         <w:tcBorders>
           <w:top w:val="single" w:color="000000" w:themeColor="accent5" w:themeTint="9A" w:sz="4" w:space="0"/>
-          <w:left w:val="none"/>
-          <w:bottom w:val="none"/>
-          <w:right w:val="none"/>
+          <w:left w:val="none" w:color="000000" w:sz="4" w:space="0"/>
+          <w:bottom w:val="none" w:color="000000" w:sz="4" w:space="0"/>
+          <w:right w:val="none" w:color="000000" w:sz="4" w:space="0"/>
         </w:tcBorders>
       </w:tcPr>
     </w:tblStylePr>
@@ -27588,9 +28040,9 @@
       </w:tcPr>
     </w:tblStylePr>
   </w:style>
-  <w:style w:type="table" w:styleId="115">
+  <w:style w:type="table" w:styleId="805">
     <w:name w:val="List Table 7 Colorful - Accent 6"/>
-    <w:basedOn w:val="675"/>
+    <w:basedOn w:val="869"/>
     <w:uiPriority w:val="99"/>
     <w:pPr>
       <w:pBdr/>
@@ -27689,11 +28141,11 @@
         <w:tblBorders/>
       </w:tblPr>
       <w:tcPr>
-        <w:shd w:color="ffffff"/>
+        <w:shd w:val="clear" w:color="ffffff"/>
         <w:tcBorders>
-          <w:top w:val="none"/>
-          <w:left w:val="none"/>
-          <w:bottom w:val="none"/>
+          <w:top w:val="none" w:color="000000" w:sz="4" w:space="0"/>
+          <w:left w:val="none" w:color="000000" w:sz="4" w:space="0"/>
+          <w:bottom w:val="none" w:color="000000" w:sz="4" w:space="0"/>
           <w:right w:val="single" w:color="000000" w:themeColor="accent6" w:themeTint="98" w:sz="4" w:space="0"/>
         </w:tcBorders>
       </w:tcPr>
@@ -27716,10 +28168,10 @@
       <w:tcPr>
         <w:shd w:val="clear" w:color="ffffff" w:themeColor="light1" w:fill="ffffff" w:themeFill="light1"/>
         <w:tcBorders>
-          <w:top w:val="none"/>
-          <w:left w:val="none"/>
+          <w:top w:val="none" w:color="000000" w:sz="4" w:space="0"/>
+          <w:left w:val="none" w:color="000000" w:sz="4" w:space="0"/>
           <w:bottom w:val="single" w:color="000000" w:themeColor="accent6" w:themeTint="98" w:sz="4" w:space="0"/>
-          <w:right w:val="none"/>
+          <w:right w:val="none" w:color="000000" w:sz="4" w:space="0"/>
         </w:tcBorders>
       </w:tcPr>
     </w:tblStylePr>
@@ -27739,12 +28191,12 @@
         <w:tblBorders/>
       </w:tblPr>
       <w:tcPr>
-        <w:shd w:color="ffffff"/>
+        <w:shd w:val="clear" w:color="ffffff"/>
         <w:tcBorders>
-          <w:top w:val="none"/>
+          <w:top w:val="none" w:color="000000" w:sz="4" w:space="0"/>
           <w:left w:val="single" w:color="000000" w:themeColor="accent6" w:themeTint="98" w:sz="4" w:space="0"/>
-          <w:bottom w:val="none"/>
-          <w:right w:val="none"/>
+          <w:bottom w:val="none" w:color="000000" w:sz="4" w:space="0"/>
+          <w:right w:val="none" w:color="000000" w:sz="4" w:space="0"/>
         </w:tcBorders>
       </w:tcPr>
     </w:tblStylePr>
@@ -27767,9 +28219,9 @@
         <w:shd w:val="clear" w:color="ffffff" w:themeColor="light1" w:fill="ffffff" w:themeFill="light1"/>
         <w:tcBorders>
           <w:top w:val="single" w:color="000000" w:themeColor="accent6" w:themeTint="98" w:sz="4" w:space="0"/>
-          <w:left w:val="none"/>
-          <w:bottom w:val="none"/>
-          <w:right w:val="none"/>
+          <w:left w:val="none" w:color="000000" w:sz="4" w:space="0"/>
+          <w:bottom w:val="none" w:color="000000" w:sz="4" w:space="0"/>
+          <w:right w:val="none" w:color="000000" w:sz="4" w:space="0"/>
         </w:tcBorders>
       </w:tcPr>
     </w:tblStylePr>
@@ -27844,9 +28296,9 @@
       </w:tcPr>
     </w:tblStylePr>
   </w:style>
-  <w:style w:type="table" w:styleId="116">
+  <w:style w:type="table" w:styleId="806">
     <w:name w:val="Lined - Accent"/>
-    <w:basedOn w:val="675"/>
+    <w:basedOn w:val="869"/>
     <w:uiPriority w:val="99"/>
     <w:pPr>
       <w:pBdr/>
@@ -28081,9 +28533,9 @@
       </w:tcPr>
     </w:tblStylePr>
   </w:style>
-  <w:style w:type="table" w:styleId="117">
+  <w:style w:type="table" w:styleId="807">
     <w:name w:val="Lined - Accent 1"/>
-    <w:basedOn w:val="675"/>
+    <w:basedOn w:val="869"/>
     <w:uiPriority w:val="99"/>
     <w:pPr>
       <w:pBdr/>
@@ -28318,9 +28770,9 @@
       </w:tcPr>
     </w:tblStylePr>
   </w:style>
-  <w:style w:type="table" w:styleId="118">
+  <w:style w:type="table" w:styleId="808">
     <w:name w:val="Lined - Accent 2"/>
-    <w:basedOn w:val="675"/>
+    <w:basedOn w:val="869"/>
     <w:uiPriority w:val="99"/>
     <w:pPr>
       <w:pBdr/>
@@ -28555,9 +29007,9 @@
       </w:tcPr>
     </w:tblStylePr>
   </w:style>
-  <w:style w:type="table" w:styleId="119">
+  <w:style w:type="table" w:styleId="809">
     <w:name w:val="Lined - Accent 3"/>
-    <w:basedOn w:val="675"/>
+    <w:basedOn w:val="869"/>
     <w:uiPriority w:val="99"/>
     <w:pPr>
       <w:pBdr/>
@@ -28792,9 +29244,9 @@
       </w:tcPr>
     </w:tblStylePr>
   </w:style>
-  <w:style w:type="table" w:styleId="120">
+  <w:style w:type="table" w:styleId="810">
     <w:name w:val="Lined - Accent 4"/>
-    <w:basedOn w:val="675"/>
+    <w:basedOn w:val="869"/>
     <w:uiPriority w:val="99"/>
     <w:pPr>
       <w:pBdr/>
@@ -29029,9 +29481,9 @@
       </w:tcPr>
     </w:tblStylePr>
   </w:style>
-  <w:style w:type="table" w:styleId="121">
+  <w:style w:type="table" w:styleId="811">
     <w:name w:val="Lined - Accent 5"/>
-    <w:basedOn w:val="675"/>
+    <w:basedOn w:val="869"/>
     <w:uiPriority w:val="99"/>
     <w:pPr>
       <w:pBdr/>
@@ -29266,9 +29718,9 @@
       </w:tcPr>
     </w:tblStylePr>
   </w:style>
-  <w:style w:type="table" w:styleId="122">
+  <w:style w:type="table" w:styleId="812">
     <w:name w:val="Lined - Accent 6"/>
-    <w:basedOn w:val="675"/>
+    <w:basedOn w:val="869"/>
     <w:uiPriority w:val="99"/>
     <w:pPr>
       <w:pBdr/>
@@ -29503,9 +29955,9 @@
       </w:tcPr>
     </w:tblStylePr>
   </w:style>
-  <w:style w:type="table" w:styleId="123">
+  <w:style w:type="table" w:styleId="813">
     <w:name w:val="Bordered &amp; Lined - Accent"/>
-    <w:basedOn w:val="675"/>
+    <w:basedOn w:val="869"/>
     <w:uiPriority w:val="99"/>
     <w:pPr>
       <w:pBdr/>
@@ -29747,9 +30199,9 @@
       </w:tcPr>
     </w:tblStylePr>
   </w:style>
-  <w:style w:type="table" w:styleId="124">
+  <w:style w:type="table" w:styleId="814">
     <w:name w:val="Bordered &amp; Lined - Accent 1"/>
-    <w:basedOn w:val="675"/>
+    <w:basedOn w:val="869"/>
     <w:uiPriority w:val="99"/>
     <w:pPr>
       <w:pBdr/>
@@ -29991,9 +30443,9 @@
       </w:tcPr>
     </w:tblStylePr>
   </w:style>
-  <w:style w:type="table" w:styleId="125">
+  <w:style w:type="table" w:styleId="815">
     <w:name w:val="Bordered &amp; Lined - Accent 2"/>
-    <w:basedOn w:val="675"/>
+    <w:basedOn w:val="869"/>
     <w:uiPriority w:val="99"/>
     <w:pPr>
       <w:pBdr/>
@@ -30235,9 +30687,9 @@
       </w:tcPr>
     </w:tblStylePr>
   </w:style>
-  <w:style w:type="table" w:styleId="126">
+  <w:style w:type="table" w:styleId="816">
     <w:name w:val="Bordered &amp; Lined - Accent 3"/>
-    <w:basedOn w:val="675"/>
+    <w:basedOn w:val="869"/>
     <w:uiPriority w:val="99"/>
     <w:pPr>
       <w:pBdr/>
@@ -30479,9 +30931,9 @@
       </w:tcPr>
     </w:tblStylePr>
   </w:style>
-  <w:style w:type="table" w:styleId="127">
+  <w:style w:type="table" w:styleId="817">
     <w:name w:val="Bordered &amp; Lined - Accent 4"/>
-    <w:basedOn w:val="675"/>
+    <w:basedOn w:val="869"/>
     <w:uiPriority w:val="99"/>
     <w:pPr>
       <w:pBdr/>
@@ -30723,9 +31175,9 @@
       </w:tcPr>
     </w:tblStylePr>
   </w:style>
-  <w:style w:type="table" w:styleId="128">
+  <w:style w:type="table" w:styleId="818">
     <w:name w:val="Bordered &amp; Lined - Accent 5"/>
-    <w:basedOn w:val="675"/>
+    <w:basedOn w:val="869"/>
     <w:uiPriority w:val="99"/>
     <w:pPr>
       <w:pBdr/>
@@ -30967,9 +31419,9 @@
       </w:tcPr>
     </w:tblStylePr>
   </w:style>
-  <w:style w:type="table" w:styleId="129">
+  <w:style w:type="table" w:styleId="819">
     <w:name w:val="Bordered &amp; Lined - Accent 6"/>
-    <w:basedOn w:val="675"/>
+    <w:basedOn w:val="869"/>
     <w:uiPriority w:val="99"/>
     <w:pPr>
       <w:pBdr/>
@@ -31211,9 +31663,9 @@
       </w:tcPr>
     </w:tblStylePr>
   </w:style>
-  <w:style w:type="table" w:styleId="130">
+  <w:style w:type="table" w:styleId="820">
     <w:name w:val="Bordered"/>
-    <w:basedOn w:val="675"/>
+    <w:basedOn w:val="869"/>
     <w:uiPriority w:val="99"/>
     <w:pPr>
       <w:pBdr/>
@@ -31442,9 +31894,9 @@
       </w:tcPr>
     </w:tblStylePr>
   </w:style>
-  <w:style w:type="table" w:styleId="131">
+  <w:style w:type="table" w:styleId="821">
     <w:name w:val="Bordered - Accent 1"/>
-    <w:basedOn w:val="675"/>
+    <w:basedOn w:val="869"/>
     <w:uiPriority w:val="99"/>
     <w:pPr>
       <w:pBdr/>
@@ -31673,9 +32125,9 @@
       </w:tcPr>
     </w:tblStylePr>
   </w:style>
-  <w:style w:type="table" w:styleId="132">
+  <w:style w:type="table" w:styleId="822">
     <w:name w:val="Bordered - Accent 2"/>
-    <w:basedOn w:val="675"/>
+    <w:basedOn w:val="869"/>
     <w:uiPriority w:val="99"/>
     <w:pPr>
       <w:pBdr/>
@@ -31904,9 +32356,9 @@
       </w:tcPr>
     </w:tblStylePr>
   </w:style>
-  <w:style w:type="table" w:styleId="133">
+  <w:style w:type="table" w:styleId="823">
     <w:name w:val="Bordered - Accent 3"/>
-    <w:basedOn w:val="675"/>
+    <w:basedOn w:val="869"/>
     <w:uiPriority w:val="99"/>
     <w:pPr>
       <w:pBdr/>
@@ -32135,9 +32587,9 @@
       </w:tcPr>
     </w:tblStylePr>
   </w:style>
-  <w:style w:type="table" w:styleId="134">
+  <w:style w:type="table" w:styleId="824">
     <w:name w:val="Bordered - Accent 4"/>
-    <w:basedOn w:val="675"/>
+    <w:basedOn w:val="869"/>
     <w:uiPriority w:val="99"/>
     <w:pPr>
       <w:pBdr/>
@@ -32366,9 +32818,9 @@
       </w:tcPr>
     </w:tblStylePr>
   </w:style>
-  <w:style w:type="table" w:styleId="135">
+  <w:style w:type="table" w:styleId="825">
     <w:name w:val="Bordered - Accent 5"/>
-    <w:basedOn w:val="675"/>
+    <w:basedOn w:val="869"/>
     <w:uiPriority w:val="99"/>
     <w:pPr>
       <w:pBdr/>
@@ -32597,9 +33049,9 @@
       </w:tcPr>
     </w:tblStylePr>
   </w:style>
-  <w:style w:type="table" w:styleId="136">
+  <w:style w:type="table" w:styleId="826">
     <w:name w:val="Bordered - Accent 6"/>
-    <w:basedOn w:val="675"/>
+    <w:basedOn w:val="869"/>
     <w:uiPriority w:val="99"/>
     <w:pPr>
       <w:pBdr/>
@@ -32828,9 +33280,9 @@
       </w:tcPr>
     </w:tblStylePr>
   </w:style>
-  <w:style w:type="paragraph" w:styleId="169">
+  <w:style w:type="paragraph" w:styleId="827">
     <w:name w:val="No Spacing"/>
-    <w:basedOn w:val="664"/>
+    <w:basedOn w:val="858"/>
     <w:uiPriority w:val="1"/>
     <w:qFormat/>
     <w:pPr>
@@ -32839,9 +33291,9 @@
       <w:ind/>
     </w:pPr>
   </w:style>
-  <w:style w:type="character" w:styleId="170">
+  <w:style w:type="character" w:styleId="828">
     <w:name w:val="Subtle Emphasis"/>
-    <w:basedOn w:val="674"/>
+    <w:basedOn w:val="868"/>
     <w:uiPriority w:val="19"/>
     <w:qFormat/>
     <w:pPr>
@@ -32855,9 +33307,9 @@
       <w:color w:val="404040" w:themeColor="text1" w:themeTint="BF"/>
     </w:rPr>
   </w:style>
-  <w:style w:type="character" w:styleId="171">
+  <w:style w:type="character" w:styleId="829">
     <w:name w:val="Emphasis"/>
-    <w:basedOn w:val="674"/>
+    <w:basedOn w:val="868"/>
     <w:uiPriority w:val="20"/>
     <w:qFormat/>
     <w:pPr>
@@ -32870,9 +33322,9 @@
       <w:iCs/>
     </w:rPr>
   </w:style>
-  <w:style w:type="character" w:styleId="172">
+  <w:style w:type="character" w:styleId="830">
     <w:name w:val="Strong"/>
-    <w:basedOn w:val="674"/>
+    <w:basedOn w:val="868"/>
     <w:uiPriority w:val="22"/>
     <w:qFormat/>
     <w:pPr>
@@ -32885,9 +33337,9 @@
       <w:bCs/>
     </w:rPr>
   </w:style>
-  <w:style w:type="character" w:styleId="173">
+  <w:style w:type="character" w:styleId="831">
     <w:name w:val="Subtle Reference"/>
-    <w:basedOn w:val="674"/>
+    <w:basedOn w:val="868"/>
     <w:uiPriority w:val="31"/>
     <w:qFormat/>
     <w:pPr>
@@ -32900,9 +33352,9 @@
       <w:color w:val="5a5a5a" w:themeColor="text1" w:themeTint="A5"/>
     </w:rPr>
   </w:style>
-  <w:style w:type="character" w:styleId="174">
+  <w:style w:type="character" w:styleId="832">
     <w:name w:val="Book Title"/>
-    <w:basedOn w:val="674"/>
+    <w:basedOn w:val="868"/>
     <w:uiPriority w:val="33"/>
     <w:qFormat/>
     <w:pPr>
@@ -32918,10 +33370,10 @@
       <w:spacing w:val="5"/>
     </w:rPr>
   </w:style>
-  <w:style w:type="paragraph" w:styleId="175">
+  <w:style w:type="paragraph" w:styleId="833">
     <w:name w:val="Header"/>
-    <w:basedOn w:val="664"/>
-    <w:link w:val="176"/>
+    <w:basedOn w:val="858"/>
+    <w:link w:val="834"/>
     <w:uiPriority w:val="99"/>
     <w:unhideWhenUsed/>
     <w:pPr>
@@ -32934,10 +33386,10 @@
       <w:ind/>
     </w:pPr>
   </w:style>
-  <w:style w:type="character" w:styleId="176">
+  <w:style w:type="character" w:styleId="834">
     <w:name w:val="Header Char"/>
-    <w:basedOn w:val="674"/>
-    <w:link w:val="175"/>
+    <w:basedOn w:val="868"/>
+    <w:link w:val="833"/>
     <w:uiPriority w:val="99"/>
     <w:pPr>
       <w:pBdr/>
@@ -32945,10 +33397,10 @@
       <w:ind/>
     </w:pPr>
   </w:style>
-  <w:style w:type="paragraph" w:styleId="177">
+  <w:style w:type="paragraph" w:styleId="835">
     <w:name w:val="Footer"/>
-    <w:basedOn w:val="664"/>
-    <w:link w:val="178"/>
+    <w:basedOn w:val="858"/>
+    <w:link w:val="836"/>
     <w:uiPriority w:val="99"/>
     <w:unhideWhenUsed/>
     <w:pPr>
@@ -32961,10 +33413,10 @@
       <w:ind/>
     </w:pPr>
   </w:style>
-  <w:style w:type="character" w:styleId="178">
+  <w:style w:type="character" w:styleId="836">
     <w:name w:val="Footer Char"/>
-    <w:basedOn w:val="674"/>
-    <w:link w:val="177"/>
+    <w:basedOn w:val="868"/>
+    <w:link w:val="835"/>
     <w:uiPriority w:val="99"/>
     <w:pPr>
       <w:pBdr/>
@@ -32972,10 +33424,10 @@
       <w:ind/>
     </w:pPr>
   </w:style>
-  <w:style w:type="paragraph" w:styleId="179">
+  <w:style w:type="paragraph" w:styleId="837">
     <w:name w:val="Caption"/>
-    <w:basedOn w:val="664"/>
-    <w:next w:val="664"/>
+    <w:basedOn w:val="858"/>
+    <w:next w:val="858"/>
     <w:uiPriority w:val="35"/>
     <w:unhideWhenUsed/>
     <w:qFormat/>
@@ -32992,10 +33444,10 @@
       <w:szCs w:val="18"/>
     </w:rPr>
   </w:style>
-  <w:style w:type="paragraph" w:styleId="180">
+  <w:style w:type="paragraph" w:styleId="838">
     <w:name w:val="footnote text"/>
-    <w:basedOn w:val="664"/>
-    <w:link w:val="181"/>
+    <w:basedOn w:val="858"/>
+    <w:link w:val="839"/>
     <w:uiPriority w:val="99"/>
     <w:semiHidden/>
     <w:unhideWhenUsed/>
@@ -33009,10 +33461,10 @@
       <w:szCs w:val="20"/>
     </w:rPr>
   </w:style>
-  <w:style w:type="character" w:styleId="181">
+  <w:style w:type="character" w:styleId="839">
     <w:name w:val="Footnote Text Char"/>
-    <w:basedOn w:val="674"/>
-    <w:link w:val="180"/>
+    <w:basedOn w:val="868"/>
+    <w:link w:val="838"/>
     <w:uiPriority w:val="99"/>
     <w:semiHidden/>
     <w:pPr>
@@ -33025,9 +33477,9 @@
       <w:szCs w:val="20"/>
     </w:rPr>
   </w:style>
-  <w:style w:type="character" w:styleId="182">
+  <w:style w:type="character" w:styleId="840">
     <w:name w:val="footnote reference"/>
-    <w:basedOn w:val="674"/>
+    <w:basedOn w:val="868"/>
     <w:uiPriority w:val="99"/>
     <w:semiHidden/>
     <w:unhideWhenUsed/>
@@ -33040,10 +33492,10 @@
       <w:vertAlign w:val="superscript"/>
     </w:rPr>
   </w:style>
-  <w:style w:type="paragraph" w:styleId="183">
+  <w:style w:type="paragraph" w:styleId="841">
     <w:name w:val="endnote text"/>
-    <w:basedOn w:val="664"/>
-    <w:link w:val="184"/>
+    <w:basedOn w:val="858"/>
+    <w:link w:val="842"/>
     <w:uiPriority w:val="99"/>
     <w:semiHidden/>
     <w:unhideWhenUsed/>
@@ -33057,10 +33509,10 @@
       <w:szCs w:val="20"/>
     </w:rPr>
   </w:style>
-  <w:style w:type="character" w:styleId="184">
+  <w:style w:type="character" w:styleId="842">
     <w:name w:val="Endnote Text Char"/>
-    <w:basedOn w:val="674"/>
-    <w:link w:val="183"/>
+    <w:basedOn w:val="868"/>
+    <w:link w:val="841"/>
     <w:uiPriority w:val="99"/>
     <w:semiHidden/>
     <w:pPr>
@@ -33073,9 +33525,9 @@
       <w:szCs w:val="20"/>
     </w:rPr>
   </w:style>
-  <w:style w:type="character" w:styleId="185">
+  <w:style w:type="character" w:styleId="843">
     <w:name w:val="endnote reference"/>
-    <w:basedOn w:val="674"/>
+    <w:basedOn w:val="868"/>
     <w:uiPriority w:val="99"/>
     <w:semiHidden/>
     <w:unhideWhenUsed/>
@@ -33088,9 +33540,9 @@
       <w:vertAlign w:val="superscript"/>
     </w:rPr>
   </w:style>
-  <w:style w:type="character" w:styleId="186">
+  <w:style w:type="character" w:styleId="844">
     <w:name w:val="Hyperlink"/>
-    <w:basedOn w:val="674"/>
+    <w:basedOn w:val="868"/>
     <w:uiPriority w:val="99"/>
     <w:unhideWhenUsed/>
     <w:pPr>
@@ -33103,9 +33555,9 @@
       <w:u w:val="single"/>
     </w:rPr>
   </w:style>
-  <w:style w:type="character" w:styleId="187">
+  <w:style w:type="character" w:styleId="845">
     <w:name w:val="FollowedHyperlink"/>
-    <w:basedOn w:val="674"/>
+    <w:basedOn w:val="868"/>
     <w:uiPriority w:val="99"/>
     <w:semiHidden/>
     <w:unhideWhenUsed/>
@@ -33119,10 +33571,10 @@
       <w:u w:val="single"/>
     </w:rPr>
   </w:style>
-  <w:style w:type="paragraph" w:styleId="188">
+  <w:style w:type="paragraph" w:styleId="846">
     <w:name w:val="toc 1"/>
-    <w:basedOn w:val="664"/>
-    <w:next w:val="664"/>
+    <w:basedOn w:val="858"/>
+    <w:next w:val="858"/>
     <w:uiPriority w:val="39"/>
     <w:unhideWhenUsed/>
     <w:pPr>
@@ -33131,10 +33583,10 @@
       <w:ind/>
     </w:pPr>
   </w:style>
-  <w:style w:type="paragraph" w:styleId="189">
+  <w:style w:type="paragraph" w:styleId="847">
     <w:name w:val="toc 2"/>
-    <w:basedOn w:val="664"/>
-    <w:next w:val="664"/>
+    <w:basedOn w:val="858"/>
+    <w:next w:val="858"/>
     <w:uiPriority w:val="39"/>
     <w:unhideWhenUsed/>
     <w:pPr>
@@ -33143,10 +33595,10 @@
       <w:ind w:left="220"/>
     </w:pPr>
   </w:style>
-  <w:style w:type="paragraph" w:styleId="190">
+  <w:style w:type="paragraph" w:styleId="848">
     <w:name w:val="toc 3"/>
-    <w:basedOn w:val="664"/>
-    <w:next w:val="664"/>
+    <w:basedOn w:val="858"/>
+    <w:next w:val="858"/>
     <w:uiPriority w:val="39"/>
     <w:unhideWhenUsed/>
     <w:pPr>
@@ -33155,10 +33607,10 @@
       <w:ind w:left="440"/>
     </w:pPr>
   </w:style>
-  <w:style w:type="paragraph" w:styleId="191">
+  <w:style w:type="paragraph" w:styleId="849">
     <w:name w:val="toc 4"/>
-    <w:basedOn w:val="664"/>
-    <w:next w:val="664"/>
+    <w:basedOn w:val="858"/>
+    <w:next w:val="858"/>
     <w:uiPriority w:val="39"/>
     <w:unhideWhenUsed/>
     <w:pPr>
@@ -33167,10 +33619,10 @@
       <w:ind w:left="660"/>
     </w:pPr>
   </w:style>
-  <w:style w:type="paragraph" w:styleId="192">
+  <w:style w:type="paragraph" w:styleId="850">
     <w:name w:val="toc 5"/>
-    <w:basedOn w:val="664"/>
-    <w:next w:val="664"/>
+    <w:basedOn w:val="858"/>
+    <w:next w:val="858"/>
     <w:uiPriority w:val="39"/>
     <w:unhideWhenUsed/>
     <w:pPr>
@@ -33179,10 +33631,10 @@
       <w:ind w:left="880"/>
     </w:pPr>
   </w:style>
-  <w:style w:type="paragraph" w:styleId="193">
+  <w:style w:type="paragraph" w:styleId="851">
     <w:name w:val="toc 6"/>
-    <w:basedOn w:val="664"/>
-    <w:next w:val="664"/>
+    <w:basedOn w:val="858"/>
+    <w:next w:val="858"/>
     <w:uiPriority w:val="39"/>
     <w:unhideWhenUsed/>
     <w:pPr>
@@ -33191,10 +33643,10 @@
       <w:ind w:left="1100"/>
     </w:pPr>
   </w:style>
-  <w:style w:type="paragraph" w:styleId="194">
+  <w:style w:type="paragraph" w:styleId="852">
     <w:name w:val="toc 7"/>
-    <w:basedOn w:val="664"/>
-    <w:next w:val="664"/>
+    <w:basedOn w:val="858"/>
+    <w:next w:val="858"/>
     <w:uiPriority w:val="39"/>
     <w:unhideWhenUsed/>
     <w:pPr>
@@ -33203,10 +33655,10 @@
       <w:ind w:left="1320"/>
     </w:pPr>
   </w:style>
-  <w:style w:type="paragraph" w:styleId="195">
+  <w:style w:type="paragraph" w:styleId="853">
     <w:name w:val="toc 8"/>
-    <w:basedOn w:val="664"/>
-    <w:next w:val="664"/>
+    <w:basedOn w:val="858"/>
+    <w:next w:val="858"/>
     <w:uiPriority w:val="39"/>
     <w:unhideWhenUsed/>
     <w:pPr>
@@ -33215,10 +33667,10 @@
       <w:ind w:left="1540"/>
     </w:pPr>
   </w:style>
-  <w:style w:type="paragraph" w:styleId="196">
+  <w:style w:type="paragraph" w:styleId="854">
     <w:name w:val="toc 9"/>
-    <w:basedOn w:val="664"/>
-    <w:next w:val="664"/>
+    <w:basedOn w:val="858"/>
+    <w:next w:val="858"/>
     <w:uiPriority w:val="39"/>
     <w:unhideWhenUsed/>
     <w:pPr>
@@ -33227,9 +33679,9 @@
       <w:ind w:left="1760"/>
     </w:pPr>
   </w:style>
-  <w:style w:type="character" w:styleId="197">
+  <w:style w:type="character" w:styleId="855">
     <w:name w:val="Placeholder Text"/>
-    <w:basedOn w:val="674"/>
+    <w:basedOn w:val="868"/>
     <w:uiPriority w:val="99"/>
     <w:semiHidden/>
     <w:pPr>
@@ -33241,7 +33693,7 @@
       <w:color w:val="666666"/>
     </w:rPr>
   </w:style>
-  <w:style w:type="paragraph" w:styleId="207">
+  <w:style w:type="paragraph" w:styleId="856">
     <w:name w:val="TOC Heading"/>
     <w:uiPriority w:val="39"/>
     <w:unhideWhenUsed/>
@@ -33251,10 +33703,10 @@
       <w:ind/>
     </w:pPr>
   </w:style>
-  <w:style w:type="paragraph" w:styleId="208">
+  <w:style w:type="paragraph" w:styleId="857">
     <w:name w:val="table of figures"/>
-    <w:basedOn w:val="664"/>
-    <w:next w:val="664"/>
+    <w:basedOn w:val="858"/>
+    <w:next w:val="858"/>
     <w:uiPriority w:val="99"/>
     <w:unhideWhenUsed/>
     <w:pPr>
@@ -33263,7 +33715,7 @@
       <w:ind/>
     </w:pPr>
   </w:style>
-  <w:style w:type="paragraph" w:styleId="664" w:default="1">
+  <w:style w:type="paragraph" w:styleId="858" w:default="1">
     <w:name w:val="Normal"/>
     <w:qFormat/>
     <w:pPr>
@@ -33275,11 +33727,11 @@
       <w:lang w:val="uk-UA"/>
     </w:rPr>
   </w:style>
-  <w:style w:type="paragraph" w:styleId="665">
+  <w:style w:type="paragraph" w:styleId="859">
     <w:name w:val="Heading 1"/>
-    <w:basedOn w:val="664"/>
-    <w:next w:val="664"/>
-    <w:link w:val="677"/>
+    <w:basedOn w:val="858"/>
+    <w:next w:val="858"/>
+    <w:link w:val="871"/>
     <w:uiPriority w:val="9"/>
     <w:qFormat/>
     <w:pPr>
@@ -33297,11 +33749,11 @@
       <w:szCs w:val="40"/>
     </w:rPr>
   </w:style>
-  <w:style w:type="paragraph" w:styleId="666">
+  <w:style w:type="paragraph" w:styleId="860">
     <w:name w:val="Heading 2"/>
-    <w:basedOn w:val="664"/>
-    <w:next w:val="664"/>
-    <w:link w:val="678"/>
+    <w:basedOn w:val="858"/>
+    <w:next w:val="858"/>
+    <w:link w:val="872"/>
     <w:uiPriority w:val="9"/>
     <w:semiHidden/>
     <w:unhideWhenUsed/>
@@ -33321,11 +33773,11 @@
       <w:szCs w:val="32"/>
     </w:rPr>
   </w:style>
-  <w:style w:type="paragraph" w:styleId="667">
+  <w:style w:type="paragraph" w:styleId="861">
     <w:name w:val="Heading 3"/>
-    <w:basedOn w:val="664"/>
-    <w:next w:val="664"/>
-    <w:link w:val="679"/>
+    <w:basedOn w:val="858"/>
+    <w:next w:val="858"/>
+    <w:link w:val="873"/>
     <w:uiPriority w:val="9"/>
     <w:semiHidden/>
     <w:unhideWhenUsed/>
@@ -33345,11 +33797,11 @@
       <w:szCs w:val="28"/>
     </w:rPr>
   </w:style>
-  <w:style w:type="paragraph" w:styleId="668">
+  <w:style w:type="paragraph" w:styleId="862">
     <w:name w:val="Heading 4"/>
-    <w:basedOn w:val="664"/>
-    <w:next w:val="664"/>
-    <w:link w:val="680"/>
+    <w:basedOn w:val="858"/>
+    <w:next w:val="858"/>
+    <w:link w:val="874"/>
     <w:uiPriority w:val="9"/>
     <w:semiHidden/>
     <w:unhideWhenUsed/>
@@ -33369,11 +33821,11 @@
       <w:color w:val="0f4761" w:themeColor="accent1" w:themeShade="BF"/>
     </w:rPr>
   </w:style>
-  <w:style w:type="paragraph" w:styleId="669">
+  <w:style w:type="paragraph" w:styleId="863">
     <w:name w:val="Heading 5"/>
-    <w:basedOn w:val="664"/>
-    <w:next w:val="664"/>
-    <w:link w:val="681"/>
+    <w:basedOn w:val="858"/>
+    <w:next w:val="858"/>
+    <w:link w:val="875"/>
     <w:uiPriority w:val="9"/>
     <w:semiHidden/>
     <w:unhideWhenUsed/>
@@ -33391,11 +33843,11 @@
       <w:color w:val="0f4761" w:themeColor="accent1" w:themeShade="BF"/>
     </w:rPr>
   </w:style>
-  <w:style w:type="paragraph" w:styleId="670">
+  <w:style w:type="paragraph" w:styleId="864">
     <w:name w:val="Heading 6"/>
-    <w:basedOn w:val="664"/>
-    <w:next w:val="664"/>
-    <w:link w:val="682"/>
+    <w:basedOn w:val="858"/>
+    <w:next w:val="858"/>
+    <w:link w:val="876"/>
     <w:uiPriority w:val="9"/>
     <w:semiHidden/>
     <w:unhideWhenUsed/>
@@ -33415,11 +33867,11 @@
       <w:color w:val="595959" w:themeColor="text1" w:themeTint="A6"/>
     </w:rPr>
   </w:style>
-  <w:style w:type="paragraph" w:styleId="671">
+  <w:style w:type="paragraph" w:styleId="865">
     <w:name w:val="Heading 7"/>
-    <w:basedOn w:val="664"/>
-    <w:next w:val="664"/>
-    <w:link w:val="683"/>
+    <w:basedOn w:val="858"/>
+    <w:next w:val="858"/>
+    <w:link w:val="877"/>
     <w:uiPriority w:val="9"/>
     <w:semiHidden/>
     <w:unhideWhenUsed/>
@@ -33437,11 +33889,11 @@
       <w:color w:val="595959" w:themeColor="text1" w:themeTint="A6"/>
     </w:rPr>
   </w:style>
-  <w:style w:type="paragraph" w:styleId="672">
+  <w:style w:type="paragraph" w:styleId="866">
     <w:name w:val="Heading 8"/>
-    <w:basedOn w:val="664"/>
-    <w:next w:val="664"/>
-    <w:link w:val="684"/>
+    <w:basedOn w:val="858"/>
+    <w:next w:val="858"/>
+    <w:link w:val="878"/>
     <w:uiPriority w:val="9"/>
     <w:semiHidden/>
     <w:unhideWhenUsed/>
@@ -33461,11 +33913,11 @@
       <w:color w:val="272727" w:themeColor="text1" w:themeTint="D8"/>
     </w:rPr>
   </w:style>
-  <w:style w:type="paragraph" w:styleId="673">
+  <w:style w:type="paragraph" w:styleId="867">
     <w:name w:val="Heading 9"/>
-    <w:basedOn w:val="664"/>
-    <w:next w:val="664"/>
-    <w:link w:val="685"/>
+    <w:basedOn w:val="858"/>
+    <w:next w:val="858"/>
+    <w:link w:val="879"/>
     <w:uiPriority w:val="9"/>
     <w:semiHidden/>
     <w:unhideWhenUsed/>
@@ -33483,7 +33935,7 @@
       <w:color w:val="272727" w:themeColor="text1" w:themeTint="D8"/>
     </w:rPr>
   </w:style>
-  <w:style w:type="character" w:styleId="674" w:default="1">
+  <w:style w:type="character" w:styleId="868" w:default="1">
     <w:name w:val="Default Paragraph Font"/>
     <w:uiPriority w:val="1"/>
     <w:semiHidden/>
@@ -33494,7 +33946,7 @@
       <w:ind/>
     </w:pPr>
   </w:style>
-  <w:style w:type="table" w:styleId="675" w:default="1">
+  <w:style w:type="table" w:styleId="869" w:default="1">
     <w:name w:val="Normal Table"/>
     <w:uiPriority w:val="99"/>
     <w:semiHidden/>
@@ -33687,7 +34139,7 @@
       </w:tcPr>
     </w:tblStylePr>
   </w:style>
-  <w:style w:type="numbering" w:styleId="676" w:default="1">
+  <w:style w:type="numbering" w:styleId="870" w:default="1">
     <w:name w:val="No List"/>
     <w:uiPriority w:val="99"/>
     <w:semiHidden/>
@@ -33698,10 +34150,10 @@
       <w:ind/>
     </w:pPr>
   </w:style>
-  <w:style w:type="character" w:styleId="677" w:customStyle="1">
+  <w:style w:type="character" w:styleId="871" w:customStyle="1">
     <w:name w:val="Heading 1 Char"/>
-    <w:basedOn w:val="674"/>
-    <w:link w:val="665"/>
+    <w:basedOn w:val="868"/>
+    <w:link w:val="859"/>
     <w:uiPriority w:val="9"/>
     <w:pPr>
       <w:pBdr/>
@@ -33716,10 +34168,10 @@
       <w:lang w:val="uk-UA"/>
     </w:rPr>
   </w:style>
-  <w:style w:type="character" w:styleId="678" w:customStyle="1">
+  <w:style w:type="character" w:styleId="872" w:customStyle="1">
     <w:name w:val="Heading 2 Char"/>
-    <w:basedOn w:val="674"/>
-    <w:link w:val="666"/>
+    <w:basedOn w:val="868"/>
+    <w:link w:val="860"/>
     <w:uiPriority w:val="9"/>
     <w:semiHidden/>
     <w:pPr>
@@ -33735,10 +34187,10 @@
       <w:lang w:val="uk-UA"/>
     </w:rPr>
   </w:style>
-  <w:style w:type="character" w:styleId="679" w:customStyle="1">
+  <w:style w:type="character" w:styleId="873" w:customStyle="1">
     <w:name w:val="Heading 3 Char"/>
-    <w:basedOn w:val="674"/>
-    <w:link w:val="667"/>
+    <w:basedOn w:val="868"/>
+    <w:link w:val="861"/>
     <w:uiPriority w:val="9"/>
     <w:semiHidden/>
     <w:pPr>
@@ -33754,10 +34206,10 @@
       <w:lang w:val="uk-UA"/>
     </w:rPr>
   </w:style>
-  <w:style w:type="character" w:styleId="680" w:customStyle="1">
+  <w:style w:type="character" w:styleId="874" w:customStyle="1">
     <w:name w:val="Heading 4 Char"/>
-    <w:basedOn w:val="674"/>
-    <w:link w:val="668"/>
+    <w:basedOn w:val="868"/>
+    <w:link w:val="862"/>
     <w:uiPriority w:val="9"/>
     <w:semiHidden/>
     <w:pPr>
@@ -33773,10 +34225,10 @@
       <w:lang w:val="uk-UA"/>
     </w:rPr>
   </w:style>
-  <w:style w:type="character" w:styleId="681" w:customStyle="1">
+  <w:style w:type="character" w:styleId="875" w:customStyle="1">
     <w:name w:val="Heading 5 Char"/>
-    <w:basedOn w:val="674"/>
-    <w:link w:val="669"/>
+    <w:basedOn w:val="868"/>
+    <w:link w:val="863"/>
     <w:uiPriority w:val="9"/>
     <w:semiHidden/>
     <w:pPr>
@@ -33790,10 +34242,10 @@
       <w:lang w:val="uk-UA"/>
     </w:rPr>
   </w:style>
-  <w:style w:type="character" w:styleId="682" w:customStyle="1">
+  <w:style w:type="character" w:styleId="876" w:customStyle="1">
     <w:name w:val="Heading 6 Char"/>
-    <w:basedOn w:val="674"/>
-    <w:link w:val="670"/>
+    <w:basedOn w:val="868"/>
+    <w:link w:val="864"/>
     <w:uiPriority w:val="9"/>
     <w:semiHidden/>
     <w:pPr>
@@ -33809,10 +34261,10 @@
       <w:lang w:val="uk-UA"/>
     </w:rPr>
   </w:style>
-  <w:style w:type="character" w:styleId="683" w:customStyle="1">
+  <w:style w:type="character" w:styleId="877" w:customStyle="1">
     <w:name w:val="Heading 7 Char"/>
-    <w:basedOn w:val="674"/>
-    <w:link w:val="671"/>
+    <w:basedOn w:val="868"/>
+    <w:link w:val="865"/>
     <w:uiPriority w:val="9"/>
     <w:semiHidden/>
     <w:pPr>
@@ -33826,10 +34278,10 @@
       <w:lang w:val="uk-UA"/>
     </w:rPr>
   </w:style>
-  <w:style w:type="character" w:styleId="684" w:customStyle="1">
+  <w:style w:type="character" w:styleId="878" w:customStyle="1">
     <w:name w:val="Heading 8 Char"/>
-    <w:basedOn w:val="674"/>
-    <w:link w:val="672"/>
+    <w:basedOn w:val="868"/>
+    <w:link w:val="866"/>
     <w:uiPriority w:val="9"/>
     <w:semiHidden/>
     <w:pPr>
@@ -33845,10 +34297,10 @@
       <w:lang w:val="uk-UA"/>
     </w:rPr>
   </w:style>
-  <w:style w:type="character" w:styleId="685" w:customStyle="1">
+  <w:style w:type="character" w:styleId="879" w:customStyle="1">
     <w:name w:val="Heading 9 Char"/>
-    <w:basedOn w:val="674"/>
-    <w:link w:val="673"/>
+    <w:basedOn w:val="868"/>
+    <w:link w:val="867"/>
     <w:uiPriority w:val="9"/>
     <w:semiHidden/>
     <w:pPr>
@@ -33862,11 +34314,11 @@
       <w:lang w:val="uk-UA"/>
     </w:rPr>
   </w:style>
-  <w:style w:type="paragraph" w:styleId="686">
+  <w:style w:type="paragraph" w:styleId="880">
     <w:name w:val="Title"/>
-    <w:basedOn w:val="664"/>
-    <w:next w:val="664"/>
-    <w:link w:val="687"/>
+    <w:basedOn w:val="858"/>
+    <w:next w:val="858"/>
+    <w:link w:val="881"/>
     <w:uiPriority w:val="10"/>
     <w:qFormat/>
     <w:pPr>
@@ -33882,10 +34334,10 @@
       <w:szCs w:val="56"/>
     </w:rPr>
   </w:style>
-  <w:style w:type="character" w:styleId="687" w:customStyle="1">
+  <w:style w:type="character" w:styleId="881" w:customStyle="1">
     <w:name w:val="Title Char"/>
-    <w:basedOn w:val="674"/>
-    <w:link w:val="686"/>
+    <w:basedOn w:val="868"/>
+    <w:link w:val="880"/>
     <w:uiPriority w:val="10"/>
     <w:pPr>
       <w:pBdr/>
@@ -33900,11 +34352,11 @@
       <w:lang w:val="uk-UA"/>
     </w:rPr>
   </w:style>
-  <w:style w:type="paragraph" w:styleId="688">
+  <w:style w:type="paragraph" w:styleId="882">
     <w:name w:val="Subtitle"/>
-    <w:basedOn w:val="664"/>
-    <w:next w:val="664"/>
-    <w:link w:val="689"/>
+    <w:basedOn w:val="858"/>
+    <w:next w:val="858"/>
+    <w:link w:val="883"/>
     <w:uiPriority w:val="11"/>
     <w:qFormat/>
     <w:pPr>
@@ -33923,10 +34375,10 @@
       <w:szCs w:val="28"/>
     </w:rPr>
   </w:style>
-  <w:style w:type="character" w:styleId="689" w:customStyle="1">
+  <w:style w:type="character" w:styleId="883" w:customStyle="1">
     <w:name w:val="Subtitle Char"/>
-    <w:basedOn w:val="674"/>
-    <w:link w:val="688"/>
+    <w:basedOn w:val="868"/>
+    <w:link w:val="882"/>
     <w:uiPriority w:val="11"/>
     <w:pPr>
       <w:pBdr/>
@@ -33942,11 +34394,11 @@
       <w:lang w:val="uk-UA"/>
     </w:rPr>
   </w:style>
-  <w:style w:type="paragraph" w:styleId="690">
+  <w:style w:type="paragraph" w:styleId="884">
     <w:name w:val="Quote"/>
-    <w:basedOn w:val="664"/>
-    <w:next w:val="664"/>
-    <w:link w:val="691"/>
+    <w:basedOn w:val="858"/>
+    <w:next w:val="858"/>
+    <w:link w:val="885"/>
     <w:uiPriority w:val="29"/>
     <w:qFormat/>
     <w:pPr>
@@ -33961,10 +34413,10 @@
       <w:color w:val="404040" w:themeColor="text1" w:themeTint="BF"/>
     </w:rPr>
   </w:style>
-  <w:style w:type="character" w:styleId="691" w:customStyle="1">
+  <w:style w:type="character" w:styleId="885" w:customStyle="1">
     <w:name w:val="Quote Char"/>
-    <w:basedOn w:val="674"/>
-    <w:link w:val="690"/>
+    <w:basedOn w:val="868"/>
+    <w:link w:val="884"/>
     <w:uiPriority w:val="29"/>
     <w:pPr>
       <w:pBdr/>
@@ -33978,9 +34430,9 @@
       <w:lang w:val="uk-UA"/>
     </w:rPr>
   </w:style>
-  <w:style w:type="paragraph" w:styleId="692">
+  <w:style w:type="paragraph" w:styleId="886">
     <w:name w:val="List Paragraph"/>
-    <w:basedOn w:val="664"/>
+    <w:basedOn w:val="858"/>
     <w:uiPriority w:val="34"/>
     <w:qFormat/>
     <w:pPr>
@@ -33990,9 +34442,9 @@
       <w:contextualSpacing w:val="true"/>
     </w:pPr>
   </w:style>
-  <w:style w:type="character" w:styleId="693">
+  <w:style w:type="character" w:styleId="887">
     <w:name w:val="Intense Emphasis"/>
-    <w:basedOn w:val="674"/>
+    <w:basedOn w:val="868"/>
     <w:uiPriority w:val="21"/>
     <w:qFormat/>
     <w:pPr>
@@ -34006,11 +34458,11 @@
       <w:color w:val="0f4761" w:themeColor="accent1" w:themeShade="BF"/>
     </w:rPr>
   </w:style>
-  <w:style w:type="paragraph" w:styleId="694">
+  <w:style w:type="paragraph" w:styleId="888">
     <w:name w:val="Intense Quote"/>
-    <w:basedOn w:val="664"/>
-    <w:next w:val="664"/>
-    <w:link w:val="695"/>
+    <w:basedOn w:val="858"/>
+    <w:next w:val="858"/>
+    <w:link w:val="889"/>
     <w:uiPriority w:val="30"/>
     <w:qFormat/>
     <w:pPr>
@@ -34028,10 +34480,10 @@
       <w:color w:val="0f4761" w:themeColor="accent1" w:themeShade="BF"/>
     </w:rPr>
   </w:style>
-  <w:style w:type="character" w:styleId="695" w:customStyle="1">
+  <w:style w:type="character" w:styleId="889" w:customStyle="1">
     <w:name w:val="Intense Quote Char"/>
-    <w:basedOn w:val="674"/>
-    <w:link w:val="694"/>
+    <w:basedOn w:val="868"/>
+    <w:link w:val="888"/>
     <w:uiPriority w:val="30"/>
     <w:pPr>
       <w:pBdr/>
@@ -34045,9 +34497,9 @@
       <w:lang w:val="uk-UA"/>
     </w:rPr>
   </w:style>
-  <w:style w:type="character" w:styleId="696">
+  <w:style w:type="character" w:styleId="890">
     <w:name w:val="Intense Reference"/>
-    <w:basedOn w:val="674"/>
+    <w:basedOn w:val="868"/>
     <w:uiPriority w:val="32"/>
     <w:qFormat/>
     <w:pPr>
